--- a/זיהוי רגשות בטקסט באמצעות ארכיטקטורות  Pretrained Transformers.docx
+++ b/זיהוי רגשות בטקסט באמצעות ארכיטקטורות  Pretrained Transformers.docx
@@ -4,8 +4,11 @@
   <w:body>
     <w:p>
       <w:pPr>
-        <w:pStyle w:val="Heading2"/>
-        <w:bidi/>
+        <w:pStyle w:val="2"/>
+        <w:bidi/>
+        <w:rPr>
+          <w:rtl/>
+        </w:rPr>
       </w:pPr>
       <w:r>
         <w:rPr>
@@ -14,18 +17,55 @@
         <w:t>זיהוי רגשות בטקסט באמצעות ארכיטקטורות</w:t>
       </w:r>
       <w:r>
-        <w:t xml:space="preserve">  Pretrained</w:t>
-      </w:r>
-      <w:r>
-        <w:t xml:space="preserve"> Transformer</w:t>
-      </w:r>
-      <w:r>
-        <w:t xml:space="preserve">s </w:t>
-      </w:r>
-    </w:p>
-    <w:p>
-      <w:pPr>
-        <w:pStyle w:val="Heading2"/>
+        <w:t xml:space="preserve">  Pretrained Transformers </w:t>
+      </w:r>
+    </w:p>
+    <w:p>
+      <w:pPr>
+        <w:pStyle w:val="2"/>
+        <w:bidi/>
+        <w:rPr>
+          <w:rtl/>
+        </w:rPr>
+      </w:pPr>
+      <w:r>
+        <w:rPr>
+          <w:rFonts w:asciiTheme="minorHAnsi" w:eastAsiaTheme="minorHAnsi" w:hAnsiTheme="minorHAnsi" w:cstheme="minorBidi"/>
+          <w:b/>
+          <w:bCs/>
+          <w:color w:val="auto"/>
+          <w:sz w:val="24"/>
+          <w:szCs w:val="24"/>
+          <w:rtl/>
+        </w:rPr>
+        <w:t>מגישים</w:t>
+      </w:r>
+      <w:r>
+        <w:rPr>
+          <w:rFonts w:asciiTheme="minorHAnsi" w:eastAsiaTheme="minorHAnsi" w:hAnsiTheme="minorHAnsi" w:cstheme="minorBidi"/>
+          <w:color w:val="auto"/>
+          <w:sz w:val="24"/>
+          <w:szCs w:val="24"/>
+          <w:rtl/>
+        </w:rPr>
+        <w:t xml:space="preserve">: שמרון בלום, שקד מזרחי ונועם </w:t>
+      </w:r>
+      <w:proofErr w:type="spellStart"/>
+      <w:r>
+        <w:rPr>
+          <w:rFonts w:asciiTheme="minorHAnsi" w:eastAsiaTheme="minorHAnsi" w:hAnsiTheme="minorHAnsi" w:cstheme="minorBidi"/>
+          <w:color w:val="auto"/>
+          <w:sz w:val="24"/>
+          <w:szCs w:val="24"/>
+          <w:rtl/>
+        </w:rPr>
+        <w:t>דיאמנט</w:t>
+      </w:r>
+      <w:proofErr w:type="spellEnd"/>
+    </w:p>
+    <w:p>
+      <w:pPr>
+        <w:pStyle w:val="2"/>
         <w:bidi/>
       </w:pPr>
       <w:r>
@@ -49,6 +89,10 @@
         <w:t>עבודה זו מציגה מחקר השוואתי בין שלושה מודלים מבוססי</w:t>
       </w:r>
       <w:r>
+        <w:rPr>
+          <w:rFonts w:hint="cs"/>
+          <w:rtl/>
+        </w:rPr>
         <w:t xml:space="preserve"> </w:t>
       </w:r>
       <w:r>
@@ -59,26 +103,32 @@
           <w:rFonts w:hint="cs"/>
           <w:rtl/>
         </w:rPr>
-        <w:t xml:space="preserve">: </w:t>
-      </w:r>
-      <w:r>
-        <w:rPr>
-          <w:lang w:val="en-US"/>
-        </w:rPr>
+        <w:t>:</w:t>
+      </w:r>
+    </w:p>
+    <w:p>
+      <w:pPr>
+        <w:bidi/>
+        <w:rPr>
+          <w:rtl/>
+        </w:rPr>
+      </w:pPr>
+      <w:r>
+        <w:rPr>
+          <w:rFonts w:hint="cs"/>
+          <w:rtl/>
+        </w:rPr>
+        <w:t xml:space="preserve"> </w:t>
+      </w:r>
+      <w:r>
         <w:t xml:space="preserve">BERT, ELECTRA, </w:t>
       </w:r>
       <w:proofErr w:type="spellStart"/>
       <w:r>
-        <w:rPr>
-          <w:lang w:val="en-US"/>
-        </w:rPr>
         <w:t>RoBERTa</w:t>
       </w:r>
       <w:proofErr w:type="spellEnd"/>
       <w:r>
-        <w:t xml:space="preserve"> </w:t>
-      </w:r>
-      <w:r>
         <w:rPr>
           <w:rFonts w:hint="cs"/>
           <w:rtl/>
@@ -121,31 +171,45 @@
     </w:p>
     <w:p>
       <w:pPr>
-        <w:pStyle w:val="Heading3"/>
+        <w:pStyle w:val="3"/>
         <w:numPr>
           <w:ilvl w:val="0"/>
           <w:numId w:val="1"/>
         </w:numPr>
         <w:bidi/>
+      </w:pPr>
+      <w:r>
+        <w:rPr>
+          <w:rFonts w:hint="cs"/>
+          <w:rtl/>
+        </w:rPr>
+        <w:t>מבוא</w:t>
+      </w:r>
+      <w:r>
+        <w:rPr>
+          <w:rtl/>
+        </w:rPr>
+        <w:br/>
+      </w:r>
+      <w:r>
         <w:rPr>
           <w:rFonts w:eastAsiaTheme="minorHAnsi" w:cstheme="minorBidi"/>
           <w:color w:val="auto"/>
           <w:sz w:val="24"/>
           <w:szCs w:val="24"/>
-        </w:rPr>
-      </w:pPr>
-      <w:r>
-        <w:rPr>
-          <w:rFonts w:hint="cs"/>
-          <w:rtl/>
-        </w:rPr>
-        <w:t>מבוא</w:t>
-      </w:r>
-      <w:r>
-        <w:rPr>
-          <w:rtl/>
-        </w:rPr>
-        <w:br/>
+          <w:rtl/>
+        </w:rPr>
+        <w:t xml:space="preserve">זיהוי רגשות הוא </w:t>
+      </w:r>
+      <w:r>
+        <w:rPr>
+          <w:rFonts w:eastAsiaTheme="minorHAnsi" w:cstheme="minorBidi" w:hint="cs"/>
+          <w:color w:val="auto"/>
+          <w:sz w:val="24"/>
+          <w:szCs w:val="24"/>
+          <w:rtl/>
+        </w:rPr>
+        <w:t>חלק</w:t>
       </w:r>
       <w:r>
         <w:rPr>
@@ -155,7 +219,7 @@
           <w:szCs w:val="24"/>
           <w:rtl/>
         </w:rPr>
-        <w:t xml:space="preserve">זיהוי רגשות הוא </w:t>
+        <w:t xml:space="preserve"> מרכזי בעיבוד שפה טבעי</w:t>
       </w:r>
       <w:r>
         <w:rPr>
@@ -165,7 +229,7 @@
           <w:szCs w:val="24"/>
           <w:rtl/>
         </w:rPr>
-        <w:t>חלק</w:t>
+        <w:t xml:space="preserve">ת. </w:t>
       </w:r>
       <w:r>
         <w:rPr>
@@ -173,9 +237,93 @@
           <w:color w:val="auto"/>
           <w:sz w:val="24"/>
           <w:szCs w:val="24"/>
-          <w:rtl/>
-        </w:rPr>
-        <w:t xml:space="preserve"> מרכזי בעיבוד שפה טבעי</w:t>
+        </w:rPr>
+        <w:t xml:space="preserve"> </w:t>
+      </w:r>
+      <w:r>
+        <w:rPr>
+          <w:rFonts w:eastAsiaTheme="minorHAnsi" w:cstheme="minorBidi"/>
+          <w:color w:val="auto"/>
+          <w:sz w:val="24"/>
+          <w:szCs w:val="24"/>
+          <w:rtl/>
+        </w:rPr>
+        <w:t>פרויקט זה מהווה המשך לחלק א', תוך מעבר מארכיטקטורות רקורסיביות</w:t>
+      </w:r>
+      <w:r>
+        <w:rPr>
+          <w:rFonts w:eastAsiaTheme="minorHAnsi" w:cstheme="minorBidi"/>
+          <w:color w:val="auto"/>
+          <w:sz w:val="24"/>
+          <w:szCs w:val="24"/>
+        </w:rPr>
+        <w:t xml:space="preserve"> (RNN) </w:t>
+      </w:r>
+      <w:r>
+        <w:rPr>
+          <w:rFonts w:eastAsiaTheme="minorHAnsi" w:cstheme="minorBidi"/>
+          <w:color w:val="auto"/>
+          <w:sz w:val="24"/>
+          <w:szCs w:val="24"/>
+          <w:rtl/>
+        </w:rPr>
+        <w:t>למודלים מודרניים מאומנים מראש</w:t>
+      </w:r>
+      <w:r>
+        <w:rPr>
+          <w:rFonts w:eastAsiaTheme="minorHAnsi" w:cstheme="minorBidi"/>
+          <w:color w:val="auto"/>
+          <w:sz w:val="24"/>
+          <w:szCs w:val="24"/>
+        </w:rPr>
+        <w:br/>
+        <w:t xml:space="preserve"> </w:t>
+      </w:r>
+      <w:r>
+        <w:rPr>
+          <w:rFonts w:eastAsiaTheme="minorHAnsi" w:cstheme="minorBidi"/>
+          <w:color w:val="auto"/>
+          <w:sz w:val="24"/>
+          <w:szCs w:val="24"/>
+        </w:rPr>
+        <w:t>.</w:t>
+      </w:r>
+      <w:r>
+        <w:rPr>
+          <w:rFonts w:eastAsiaTheme="minorHAnsi" w:cstheme="minorBidi"/>
+          <w:color w:val="auto"/>
+          <w:sz w:val="24"/>
+          <w:szCs w:val="24"/>
+        </w:rPr>
+        <w:t>(Pre-trained Transformers</w:t>
+      </w:r>
+      <w:r>
+        <w:rPr>
+          <w:rFonts w:eastAsiaTheme="minorHAnsi" w:cstheme="minorBidi"/>
+          <w:color w:val="auto"/>
+          <w:sz w:val="24"/>
+          <w:szCs w:val="24"/>
+        </w:rPr>
+        <w:t>)</w:t>
+      </w:r>
+      <w:r>
+        <w:rPr>
+          <w:rFonts w:eastAsiaTheme="minorHAnsi" w:cstheme="minorBidi"/>
+          <w:color w:val="auto"/>
+          <w:sz w:val="24"/>
+          <w:szCs w:val="24"/>
+        </w:rPr>
+        <w:t xml:space="preserve"> </w:t>
+      </w:r>
+      <w:r>
+        <w:rPr>
+          <w:rFonts w:eastAsiaTheme="minorHAnsi" w:cstheme="minorBidi"/>
+          <w:color w:val="auto"/>
+          <w:sz w:val="24"/>
+          <w:szCs w:val="24"/>
+          <w:rtl/>
+        </w:rPr>
+        <w:t>המטרה היא להעריך את יעילות המודלים במונחים של זמן ריצה, גודל פיזי ו</w:t>
       </w:r>
       <w:r>
         <w:rPr>
@@ -185,7 +333,7 @@
           <w:szCs w:val="24"/>
           <w:rtl/>
         </w:rPr>
-        <w:t xml:space="preserve">ת. </w:t>
+        <w:t>מדדי ביצוע נוספים</w:t>
       </w:r>
       <w:r>
         <w:rPr>
@@ -193,8 +341,19 @@
           <w:color w:val="auto"/>
           <w:sz w:val="24"/>
           <w:szCs w:val="24"/>
+          <w:rtl/>
         </w:rPr>
         <w:t xml:space="preserve"> </w:t>
+      </w:r>
+      <w:r>
+        <w:rPr>
+          <w:rFonts w:eastAsiaTheme="minorHAnsi" w:cstheme="minorBidi" w:hint="cs"/>
+          <w:color w:val="auto"/>
+          <w:sz w:val="24"/>
+          <w:szCs w:val="24"/>
+          <w:rtl/>
+        </w:rPr>
+        <w:t xml:space="preserve">בסיווג </w:t>
       </w:r>
       <w:r>
         <w:rPr>
@@ -204,7 +363,7 @@
           <w:szCs w:val="24"/>
           <w:rtl/>
         </w:rPr>
-        <w:t>פרויקט זה מהווה המשך לחלק א', תוך מעבר מארכיטקטורות רקורסיביות</w:t>
+        <w:t>נתוני מדיה חברתית</w:t>
       </w:r>
       <w:r>
         <w:rPr>
@@ -213,84 +372,28 @@
           <w:sz w:val="24"/>
           <w:szCs w:val="24"/>
         </w:rPr>
-        <w:t xml:space="preserve"> (RNN) </w:t>
-      </w:r>
-      <w:r>
-        <w:rPr>
-          <w:rFonts w:eastAsiaTheme="minorHAnsi" w:cstheme="minorBidi"/>
-          <w:color w:val="auto"/>
-          <w:sz w:val="24"/>
-          <w:szCs w:val="24"/>
-          <w:rtl/>
-        </w:rPr>
-        <w:t>למודלים מודרניים מאומנים מראש</w:t>
-      </w:r>
-      <w:r>
-        <w:rPr>
-          <w:rFonts w:eastAsiaTheme="minorHAnsi" w:cstheme="minorBidi"/>
-          <w:color w:val="auto"/>
-          <w:sz w:val="24"/>
-          <w:szCs w:val="24"/>
-        </w:rPr>
-        <w:br/>
-      </w:r>
-      <w:r>
-        <w:rPr>
-          <w:rFonts w:eastAsiaTheme="minorHAnsi" w:cstheme="minorBidi"/>
-          <w:color w:val="auto"/>
-          <w:sz w:val="24"/>
-          <w:szCs w:val="24"/>
-        </w:rPr>
-        <w:t xml:space="preserve"> (Pre-trained Transformers). </w:t>
-      </w:r>
-      <w:r>
-        <w:rPr>
-          <w:rFonts w:eastAsiaTheme="minorHAnsi" w:cstheme="minorBidi"/>
-          <w:color w:val="auto"/>
-          <w:sz w:val="24"/>
-          <w:szCs w:val="24"/>
-          <w:rtl/>
-        </w:rPr>
-        <w:t>המטרה היא להעריך את יעילות המודלים במונחים של זמן ריצה, גודל פיזי ודיוק על נתוני מדיה חברתית</w:t>
-      </w:r>
-      <w:r>
-        <w:rPr>
-          <w:rFonts w:eastAsiaTheme="minorHAnsi" w:cstheme="minorBidi"/>
-          <w:color w:val="auto"/>
-          <w:sz w:val="24"/>
-          <w:szCs w:val="24"/>
-        </w:rPr>
         <w:t>.</w:t>
       </w:r>
     </w:p>
     <w:p>
       <w:pPr>
         <w:bidi/>
-        <w:rPr>
-          <w:lang w:val="en-US"/>
-        </w:rPr>
-      </w:pPr>
-    </w:p>
-    <w:p>
-      <w:pPr>
-        <w:pStyle w:val="Heading2"/>
+      </w:pPr>
+    </w:p>
+    <w:p>
+      <w:pPr>
+        <w:pStyle w:val="3"/>
         <w:numPr>
           <w:ilvl w:val="0"/>
           <w:numId w:val="1"/>
         </w:numPr>
         <w:bidi/>
-        <w:spacing w:before="0"/>
-        <w:rPr>
-          <w:rFonts w:asciiTheme="minorHAnsi" w:hAnsiTheme="minorHAnsi"/>
-          <w:sz w:val="28"/>
-          <w:szCs w:val="28"/>
-        </w:rPr>
-      </w:pPr>
-      <w:r>
-        <w:rPr>
-          <w:rFonts w:asciiTheme="minorHAnsi" w:hAnsiTheme="minorHAnsi"/>
-          <w:sz w:val="28"/>
-          <w:szCs w:val="28"/>
+        <w:rPr>
+          <w:rtl/>
+        </w:rPr>
+      </w:pPr>
+      <w:r>
+        <w:rPr>
           <w:rtl/>
         </w:rPr>
         <w:t>רקע ומחקר ספרותי</w:t>
@@ -298,56 +401,48 @@
     </w:p>
     <w:p>
       <w:pPr>
-        <w:pStyle w:val="NormalWeb"/>
-        <w:bidi/>
-        <w:spacing w:before="0" w:beforeAutospacing="0"/>
-        <w:rPr>
-          <w:rFonts w:ascii="Arial" w:hAnsi="Arial" w:cs="Arial"/>
-        </w:rPr>
-      </w:pPr>
-      <w:r>
-        <w:rPr>
-          <w:rStyle w:val="citation-476"/>
-          <w:rFonts w:ascii="Arial" w:eastAsiaTheme="majorEastAsia" w:hAnsi="Arial" w:cs="Arial"/>
-          <w:rtl/>
-        </w:rPr>
-        <w:t>עולם הלמידה העמוקה</w:t>
-      </w:r>
-      <w:r>
-        <w:rPr>
-          <w:rStyle w:val="citation-476"/>
-          <w:rFonts w:ascii="Arial" w:eastAsiaTheme="majorEastAsia" w:hAnsi="Arial" w:cs="Arial" w:hint="cs"/>
-          <w:rtl/>
-        </w:rPr>
+        <w:bidi/>
+      </w:pPr>
+      <w:r>
+        <w:rPr>
+          <w:rFonts w:hint="cs"/>
+          <w:rtl/>
+        </w:rPr>
+        <w:t xml:space="preserve">לצורך הפרויקט נעזרנו ב-3 מודלים שנלמדו בהרצאה שמתאימים לביצוע משימות </w:t>
+      </w:r>
+      <w:r>
+        <w:rPr>
+          <w:rFonts w:hint="cs"/>
+          <w:rtl/>
+        </w:rPr>
+        <w:t>סיווג</w:t>
+      </w:r>
+      <w:r>
+        <w:rPr>
+          <w:rFonts w:hint="cs"/>
+          <w:rtl/>
+        </w:rPr>
+        <w:t xml:space="preserve"> באמצעות ביצוע </w:t>
+      </w:r>
+      <w:r>
         <w:t xml:space="preserve"> </w:t>
       </w:r>
       <w:r>
-        <w:rPr>
-          <w:rStyle w:val="citation-476"/>
-          <w:rFonts w:ascii="Arial" w:eastAsiaTheme="majorEastAsia" w:hAnsi="Arial" w:cs="Arial"/>
-          <w:rtl/>
-        </w:rPr>
-        <w:t>מבוסס על מחקר עשיר וקריאת מאמרים לצורך יישום</w:t>
-      </w:r>
-      <w:r>
-        <w:rPr>
-          <w:rFonts w:ascii="Arial" w:hAnsi="Arial" w:cs="Arial"/>
-        </w:rPr>
-        <w:t>.</w:t>
-      </w:r>
-    </w:p>
-    <w:p>
-      <w:pPr>
-        <w:pStyle w:val="NormalWeb"/>
-        <w:numPr>
-          <w:ilvl w:val="0"/>
-          <w:numId w:val="2"/>
-        </w:numPr>
-        <w:bidi/>
-        <w:spacing w:before="0" w:beforeAutospacing="0"/>
-        <w:rPr>
-          <w:rFonts w:ascii="Arial" w:hAnsi="Arial" w:cs="Arial"/>
-          <w:color w:val="EE0000"/>
+        <w:t>fine tune</w:t>
+      </w:r>
+      <w:r>
+        <w:rPr>
+          <w:rFonts w:hint="cs"/>
+          <w:rtl/>
+        </w:rPr>
+        <w:t>עליהם:</w:t>
+      </w:r>
+    </w:p>
+    <w:p>
+      <w:pPr>
+        <w:bidi/>
+        <w:rPr>
+          <w:rtl/>
         </w:rPr>
       </w:pPr>
       <w:r>
@@ -356,50 +451,1349 @@
           <w:rFonts w:ascii="Arial" w:eastAsiaTheme="majorEastAsia" w:hAnsi="Arial" w:cs="Arial"/>
           <w:b/>
           <w:bCs/>
-          <w:lang w:val="en-US"/>
         </w:rPr>
         <w:t xml:space="preserve"> </w:t>
       </w:r>
       <w:proofErr w:type="gramStart"/>
       <w:r>
-        <w:rPr>
-          <w:rStyle w:val="citation-475"/>
-          <w:rFonts w:ascii="Arial" w:eastAsiaTheme="majorEastAsia" w:hAnsi="Arial" w:cs="Arial"/>
+        <w:t>:</w:t>
+      </w:r>
+      <w:r>
+        <w:rPr>
           <w:b/>
           <w:bCs/>
-          <w:color w:val="EE0000"/>
-          <w:lang w:val="en-US"/>
-        </w:rPr>
-        <w:t>:</w:t>
-      </w:r>
-      <w:r>
-        <w:rPr>
-          <w:rStyle w:val="citation-475"/>
-          <w:rFonts w:ascii="Arial" w:eastAsiaTheme="majorEastAsia" w:hAnsi="Arial" w:cs="Arial"/>
+        </w:rPr>
+        <w:t>BERT</w:t>
+      </w:r>
+      <w:proofErr w:type="gramEnd"/>
+      <w:r>
+        <w:rPr>
           <w:b/>
           <w:bCs/>
-          <w:color w:val="EE0000"/>
-        </w:rPr>
-        <w:t>BERT</w:t>
-      </w:r>
-      <w:proofErr w:type="gramEnd"/>
-      <w:r>
-        <w:rPr>
-          <w:rStyle w:val="citation-475"/>
-          <w:rFonts w:ascii="Arial" w:eastAsiaTheme="majorEastAsia" w:hAnsi="Arial" w:cs="Arial"/>
+        </w:rPr>
+        <w:t xml:space="preserve"> (Bidirectional Encoder Representations from Transformers)</w:t>
+      </w:r>
+      <w:r>
+        <w:t xml:space="preserve"> </w:t>
+      </w:r>
+      <w:r>
+        <w:rPr>
+          <w:rFonts w:hint="cs"/>
+          <w:rtl/>
+        </w:rPr>
+        <w:t xml:space="preserve">מודל מבוסס </w:t>
+      </w:r>
+      <w:r>
+        <w:t>transformer</w:t>
+      </w:r>
+      <w:r>
+        <w:rPr>
+          <w:rFonts w:hint="cs"/>
+          <w:rtl/>
+        </w:rPr>
+        <w:t xml:space="preserve"> מסוג </w:t>
+      </w:r>
+      <w:r>
+        <w:t>encoder</w:t>
+      </w:r>
+      <w:r>
+        <w:rPr>
+          <w:rFonts w:hint="cs"/>
+          <w:rtl/>
+        </w:rPr>
+        <w:t xml:space="preserve"> בלבד שאומן על 2 משימות עיקריות</w:t>
+      </w:r>
+      <w:r>
+        <w:rPr>
+          <w:rFonts w:hint="cs"/>
+          <w:rtl/>
+        </w:rPr>
+        <w:t xml:space="preserve"> מראש</w:t>
+      </w:r>
+      <w:r>
+        <w:rPr>
+          <w:rFonts w:hint="cs"/>
+          <w:rtl/>
+        </w:rPr>
+        <w:t xml:space="preserve">: </w:t>
+      </w:r>
+      <w:r>
+        <w:t>MLM</w:t>
+      </w:r>
+      <w:r>
+        <w:rPr>
+          <w:rFonts w:hint="cs"/>
+          <w:rtl/>
+        </w:rPr>
+        <w:t xml:space="preserve"> </w:t>
+      </w:r>
+      <w:r>
+        <w:rPr>
+          <w:rtl/>
+        </w:rPr>
+        <w:t>–</w:t>
+      </w:r>
+      <w:r>
+        <w:rPr>
+          <w:rFonts w:hint="cs"/>
+          <w:rtl/>
+        </w:rPr>
+        <w:t xml:space="preserve"> </w:t>
+      </w:r>
+      <w:r>
+        <w:rPr>
+          <w:rFonts w:hint="cs"/>
+          <w:rtl/>
+        </w:rPr>
+        <w:t>חלק</w:t>
+      </w:r>
+      <w:r>
+        <w:rPr>
+          <w:rFonts w:hint="cs"/>
+          <w:rtl/>
+        </w:rPr>
+        <w:t xml:space="preserve"> מהטוקנים</w:t>
+      </w:r>
+      <w:r>
+        <w:rPr>
+          <w:rFonts w:hint="cs"/>
+          <w:rtl/>
+        </w:rPr>
+        <w:t xml:space="preserve"> מוחל</w:t>
+      </w:r>
+      <w:r>
+        <w:rPr>
+          <w:rFonts w:hint="cs"/>
+          <w:rtl/>
+        </w:rPr>
+        <w:t xml:space="preserve">פים </w:t>
+      </w:r>
+      <w:r>
+        <w:rPr>
+          <w:rFonts w:hint="cs"/>
+          <w:rtl/>
+        </w:rPr>
+        <w:t>ב-</w:t>
+      </w:r>
+      <w:r>
+        <w:t>mask token</w:t>
+      </w:r>
+      <w:r>
+        <w:rPr>
+          <w:rFonts w:hint="cs"/>
+          <w:rtl/>
+        </w:rPr>
+        <w:t xml:space="preserve"> שאותו יש לשחזר ו-</w:t>
+      </w:r>
+      <w:r>
+        <w:t>NSP</w:t>
+      </w:r>
+      <w:r>
+        <w:rPr>
+          <w:rFonts w:hint="cs"/>
+          <w:rtl/>
+        </w:rPr>
+        <w:t xml:space="preserve"> שאמור לחזות עבור 2 </w:t>
+      </w:r>
+      <w:r>
+        <w:rPr>
+          <w:rFonts w:hint="cs"/>
+          <w:rtl/>
+        </w:rPr>
+        <w:t>סגמנטים</w:t>
+      </w:r>
+      <w:r>
+        <w:rPr>
+          <w:rFonts w:hint="cs"/>
+          <w:rtl/>
+        </w:rPr>
+        <w:t xml:space="preserve"> אם הם </w:t>
+      </w:r>
+      <w:r>
+        <w:rPr>
+          <w:rFonts w:hint="cs"/>
+          <w:rtl/>
+        </w:rPr>
+        <w:t xml:space="preserve">עוקבים. </w:t>
+      </w:r>
+    </w:p>
+    <w:p>
+      <w:pPr>
+        <w:bidi/>
+        <w:rPr>
           <w:b/>
           <w:bCs/>
-          <w:color w:val="EE0000"/>
-        </w:rPr>
-        <w:t xml:space="preserve"> (Bidirectional Encoder Representations from Transformers)</w:t>
-      </w:r>
-      <w:r>
-        <w:rPr>
-          <w:rStyle w:val="citation-475"/>
+          <w:rtl/>
+        </w:rPr>
+      </w:pPr>
+      <w:r>
+        <w:rPr>
+          <w:b/>
+          <w:bCs/>
+        </w:rPr>
+        <w:t>ELECTRA</w:t>
+      </w:r>
+      <w:r>
+        <w:rPr>
+          <w:b/>
+          <w:bCs/>
+          <w:rtl/>
+        </w:rPr>
+        <w:t xml:space="preserve">: </w:t>
+      </w:r>
+      <w:r>
+        <w:rPr>
+          <w:rFonts w:hint="cs"/>
+          <w:rtl/>
+        </w:rPr>
+        <w:t>השינוי העיקרי ביחס ל-</w:t>
+      </w:r>
+      <w:r>
+        <w:t>BERT</w:t>
+      </w:r>
+      <w:r>
+        <w:rPr>
+          <w:rFonts w:hint="cs"/>
+          <w:rtl/>
+        </w:rPr>
+        <w:t xml:space="preserve"> הינו שבמקום לעבוד ב-</w:t>
+      </w:r>
+      <w:r>
+        <w:t>MLM</w:t>
+      </w:r>
+      <w:r>
+        <w:rPr>
+          <w:rFonts w:hint="cs"/>
+          <w:rtl/>
+        </w:rPr>
+        <w:t xml:space="preserve"> רק על 15% מהטוקנים שמוחלפים ב-</w:t>
+      </w:r>
+      <w:r>
+        <w:t>mask token</w:t>
+      </w:r>
+      <w:r>
+        <w:rPr>
+          <w:rFonts w:hint="cs"/>
+          <w:rtl/>
+        </w:rPr>
+        <w:t>, המודל החדש עובד על כלל הטוקנים</w:t>
+      </w:r>
+      <w:r>
+        <w:rPr>
+          <w:rFonts w:hint="cs"/>
+          <w:rtl/>
+        </w:rPr>
+        <w:t xml:space="preserve"> באמצעות שימוש ב-</w:t>
+      </w:r>
+      <w:r>
+        <w:t>GAN</w:t>
+      </w:r>
+      <w:r>
+        <w:rPr>
+          <w:rFonts w:hint="cs"/>
+          <w:rtl/>
+        </w:rPr>
+        <w:t>.</w:t>
+      </w:r>
+      <w:r>
+        <w:rPr>
+          <w:rFonts w:hint="cs"/>
+          <w:rtl/>
+        </w:rPr>
+        <w:t xml:space="preserve"> </w:t>
+      </w:r>
+      <w:r>
+        <w:rPr>
+          <w:rFonts w:hint="cs"/>
+          <w:rtl/>
+        </w:rPr>
+        <w:t>עבור</w:t>
+      </w:r>
+      <w:r>
+        <w:rPr>
+          <w:rFonts w:hint="cs"/>
+          <w:rtl/>
+        </w:rPr>
+        <w:t xml:space="preserve"> חלק מהטוקנים שמוחלפים ב-</w:t>
+      </w:r>
+      <w:r>
+        <w:t xml:space="preserve"> </w:t>
+      </w:r>
+      <w:r>
+        <w:t>,mask token</w:t>
+      </w:r>
+      <w:r>
+        <w:rPr>
+          <w:rFonts w:hint="cs"/>
+          <w:rtl/>
+        </w:rPr>
+        <w:t xml:space="preserve">מודל </w:t>
+      </w:r>
+      <w:r>
+        <w:t>generator</w:t>
+      </w:r>
+      <w:r>
+        <w:rPr>
+          <w:rFonts w:hint="cs"/>
+          <w:rtl/>
+        </w:rPr>
+        <w:t xml:space="preserve"> מייצר במקומם מילה חדשה שמתאימה למשפט ו-</w:t>
+      </w:r>
+      <w:r>
+        <w:t>ELECTRA</w:t>
+      </w:r>
+      <w:r>
+        <w:rPr>
+          <w:rFonts w:hint="cs"/>
+          <w:rtl/>
+        </w:rPr>
+        <w:t xml:space="preserve"> עבור כל טוקן צריך לחזות האם </w:t>
+      </w:r>
+      <w:r>
+        <w:rPr>
+          <w:rFonts w:hint="cs"/>
+          <w:rtl/>
+        </w:rPr>
+        <w:t>הטוקן</w:t>
+      </w:r>
+      <w:r>
+        <w:rPr>
+          <w:rFonts w:hint="cs"/>
+          <w:rtl/>
+        </w:rPr>
+        <w:t xml:space="preserve"> מקורי או מוחלף.</w:t>
+      </w:r>
+      <w:r>
+        <w:rPr>
+          <w:rFonts w:hint="cs"/>
+          <w:b/>
+          <w:bCs/>
+          <w:rtl/>
+        </w:rPr>
+        <w:t xml:space="preserve"> </w:t>
+      </w:r>
+    </w:p>
+    <w:p>
+      <w:pPr>
+        <w:bidi/>
+        <w:rPr>
+          <w:rtl/>
+        </w:rPr>
+      </w:pPr>
+      <w:proofErr w:type="gramStart"/>
+      <w:r>
+        <w:rPr>
+          <w:b/>
+          <w:bCs/>
+        </w:rPr>
+        <w:t>:</w:t>
+      </w:r>
+      <w:proofErr w:type="spellStart"/>
+      <w:r>
+        <w:rPr>
+          <w:b/>
+          <w:bCs/>
+        </w:rPr>
+        <w:t>RoBERTa</w:t>
+      </w:r>
+      <w:proofErr w:type="spellEnd"/>
+      <w:proofErr w:type="gramEnd"/>
+      <w:r>
+        <w:rPr>
+          <w:b/>
+          <w:bCs/>
+        </w:rPr>
+        <w:t xml:space="preserve"> </w:t>
+      </w:r>
+      <w:r>
+        <w:rPr>
+          <w:rFonts w:hint="cs"/>
+          <w:rtl/>
+        </w:rPr>
+        <w:t xml:space="preserve"> הרחבה של מודל </w:t>
+      </w:r>
+      <w:r>
+        <w:t>BERT</w:t>
+      </w:r>
+      <w:r>
+        <w:rPr>
+          <w:rFonts w:hint="cs"/>
+          <w:rtl/>
+        </w:rPr>
+        <w:t xml:space="preserve"> שאומן מראש, השינויים</w:t>
+      </w:r>
+      <w:r>
+        <w:rPr>
+          <w:rFonts w:hint="cs"/>
+          <w:rtl/>
+        </w:rPr>
+        <w:t xml:space="preserve"> העיקריים</w:t>
+      </w:r>
+      <w:r>
+        <w:rPr>
+          <w:rFonts w:hint="cs"/>
+          <w:rtl/>
+        </w:rPr>
+        <w:t xml:space="preserve"> מ</w:t>
+      </w:r>
+      <w:proofErr w:type="gramStart"/>
+      <w:r>
+        <w:rPr>
+          <w:rFonts w:hint="cs"/>
+          <w:rtl/>
+        </w:rPr>
+        <w:t>-</w:t>
+      </w:r>
+      <w:r>
+        <w:t>:</w:t>
+      </w:r>
+      <w:r>
+        <w:t>BERT</w:t>
+      </w:r>
+      <w:proofErr w:type="gramEnd"/>
+      <w:r>
+        <w:rPr>
+          <w:rFonts w:hint="cs"/>
+          <w:rtl/>
+        </w:rPr>
+        <w:t xml:space="preserve"> אימון ב-</w:t>
+      </w:r>
+      <w:r>
+        <w:t>batch</w:t>
+      </w:r>
+      <w:r>
+        <w:rPr>
+          <w:rFonts w:hint="cs"/>
+          <w:rtl/>
+        </w:rPr>
+        <w:t xml:space="preserve"> גדולים על יותר דאטה, הורדת </w:t>
+      </w:r>
+      <w:r>
+        <w:rPr>
+          <w:rFonts w:hint="cs"/>
+          <w:rtl/>
+        </w:rPr>
+        <w:t xml:space="preserve">האימון על </w:t>
+      </w:r>
+      <w:r>
+        <w:rPr>
+          <w:rFonts w:hint="cs"/>
+          <w:rtl/>
+        </w:rPr>
+        <w:t xml:space="preserve">משימת </w:t>
+      </w:r>
+      <w:r>
+        <w:t>NSP</w:t>
+      </w:r>
+      <w:r>
+        <w:rPr>
+          <w:rFonts w:hint="cs"/>
+          <w:rtl/>
+        </w:rPr>
+        <w:t>, אימון על רצפים ארוכים יותר וב-</w:t>
+      </w:r>
+      <w:r>
+        <w:t>MLM</w:t>
+      </w:r>
+      <w:r>
+        <w:rPr>
+          <w:rFonts w:hint="cs"/>
+          <w:rtl/>
+        </w:rPr>
+        <w:t xml:space="preserve"> לקבוע </w:t>
+      </w:r>
+      <w:r>
+        <w:t>mask token</w:t>
+      </w:r>
+      <w:r>
+        <w:rPr>
+          <w:rFonts w:hint="cs"/>
+          <w:rtl/>
+        </w:rPr>
+        <w:t xml:space="preserve"> בכל מחזור אימון</w:t>
+      </w:r>
+      <w:r>
+        <w:rPr>
+          <w:rFonts w:hint="cs"/>
+          <w:rtl/>
+        </w:rPr>
+        <w:t xml:space="preserve"> בצורה דינאמית.</w:t>
+      </w:r>
+    </w:p>
+    <w:p>
+      <w:pPr>
+        <w:pStyle w:val="3"/>
+        <w:bidi/>
+      </w:pPr>
+      <w:r>
+        <w:rPr>
+          <w:rFonts w:hint="cs"/>
+          <w:rtl/>
+        </w:rPr>
+        <w:lastRenderedPageBreak/>
+        <w:t xml:space="preserve">3. </w:t>
+      </w:r>
+      <w:r>
+        <w:rPr>
+          <w:rtl/>
+        </w:rPr>
+        <w:t>מתודולוגיה</w:t>
+      </w:r>
+    </w:p>
+    <w:p>
+      <w:pPr>
+        <w:pStyle w:val="4"/>
+        <w:bidi/>
+      </w:pPr>
+      <w:r>
+        <w:rPr>
+          <w:rFonts w:hint="cs"/>
+          <w:rtl/>
+        </w:rPr>
+        <w:t xml:space="preserve">3.1 </w:t>
+      </w:r>
+      <w:r>
+        <w:rPr>
+          <w:rtl/>
+        </w:rPr>
+        <w:t>עיבוד מקדים</w:t>
+      </w:r>
+      <w:r>
+        <w:rPr>
+          <w:rFonts w:hint="cs"/>
+          <w:rtl/>
+        </w:rPr>
+        <w:t xml:space="preserve"> </w:t>
+      </w:r>
+      <w:r>
+        <w:t xml:space="preserve"> (Preprocessing)</w:t>
+      </w:r>
+    </w:p>
+    <w:p>
+      <w:pPr>
+        <w:pStyle w:val="NormalWeb"/>
+        <w:bidi/>
+        <w:spacing w:before="0" w:beforeAutospacing="0"/>
+        <w:rPr>
+          <w:rFonts w:ascii="Arial" w:hAnsi="Arial" w:cs="Arial"/>
+        </w:rPr>
+      </w:pPr>
+      <w:r>
+        <w:rPr>
+          <w:rFonts w:ascii="Arial" w:hAnsi="Arial" w:cs="Arial"/>
+          <w:rtl/>
+        </w:rPr>
+        <w:t xml:space="preserve">כדי להתמודד עם האופי הלא רשמי של טקסטים </w:t>
+      </w:r>
+      <w:proofErr w:type="spellStart"/>
+      <w:r>
+        <w:rPr>
+          <w:rFonts w:ascii="Arial" w:hAnsi="Arial" w:cs="Arial"/>
+          <w:rtl/>
+        </w:rPr>
+        <w:t>בטוויטר</w:t>
+      </w:r>
+      <w:proofErr w:type="spellEnd"/>
+      <w:r>
+        <w:rPr>
+          <w:rFonts w:ascii="Arial" w:hAnsi="Arial" w:cs="Arial"/>
+          <w:rtl/>
+        </w:rPr>
+        <w:t>, יושם עיבוד הכולל ניקוי כתובות אתרים, תגיות</w:t>
+      </w:r>
+      <w:r>
+        <w:rPr>
+          <w:rFonts w:ascii="Arial" w:hAnsi="Arial" w:cs="Arial"/>
+        </w:rPr>
+        <w:t xml:space="preserve"> </w:t>
+      </w:r>
+      <w:r>
+        <w:rPr>
+          <w:rFonts w:ascii="Arial" w:hAnsi="Arial" w:cs="Arial"/>
+        </w:rPr>
+        <w:t>,</w:t>
+      </w:r>
+      <w:r>
+        <w:rPr>
+          <w:rFonts w:ascii="Arial" w:hAnsi="Arial" w:cs="Arial" w:hint="cs"/>
+          <w:rtl/>
+        </w:rPr>
+        <w:t xml:space="preserve"> </w:t>
+      </w:r>
+      <w:r>
+        <w:rPr>
+          <w:rFonts w:ascii="Arial" w:hAnsi="Arial" w:cs="Arial"/>
+        </w:rPr>
+        <w:t>HTML</w:t>
+      </w:r>
+      <w:r>
+        <w:rPr>
+          <w:rFonts w:ascii="Arial" w:hAnsi="Arial" w:cs="Arial" w:hint="cs"/>
+          <w:rtl/>
+        </w:rPr>
+        <w:t xml:space="preserve">, </w:t>
+      </w:r>
+      <w:r>
+        <w:rPr>
+          <w:rFonts w:ascii="Arial" w:hAnsi="Arial" w:cs="Arial"/>
+          <w:rtl/>
+        </w:rPr>
+        <w:t>פתיחת קיצורי מילים וניקוי סימני פיסוק</w:t>
+      </w:r>
+      <w:r>
+        <w:rPr>
+          <w:rFonts w:ascii="Arial" w:hAnsi="Arial" w:cs="Arial"/>
+        </w:rPr>
+        <w:t>.</w:t>
+      </w:r>
+    </w:p>
+    <w:p>
+      <w:pPr>
+        <w:pStyle w:val="4"/>
+        <w:bidi/>
+      </w:pPr>
+      <w:proofErr w:type="gramStart"/>
+      <w:r>
+        <w:t xml:space="preserve">3.2 </w:t>
+      </w:r>
+      <w:r>
+        <w:rPr>
+          <w:rFonts w:hint="cs"/>
+          <w:rtl/>
+        </w:rPr>
+        <w:t xml:space="preserve"> </w:t>
+      </w:r>
+      <w:r>
+        <w:rPr>
+          <w:rtl/>
+        </w:rPr>
+        <w:t>ארכיטקטורת</w:t>
+      </w:r>
+      <w:proofErr w:type="gramEnd"/>
+      <w:r>
+        <w:rPr>
+          <w:rtl/>
+        </w:rPr>
+        <w:t xml:space="preserve"> המודל</w:t>
+      </w:r>
+      <w:r>
+        <w:t xml:space="preserve"> </w:t>
+      </w:r>
+      <w:r>
+        <w:rPr>
+          <w:rFonts w:hint="cs"/>
+          <w:rtl/>
+        </w:rPr>
+        <w:t>ו-</w:t>
+      </w:r>
+      <w:r>
+        <w:t>optimizer</w:t>
+      </w:r>
+    </w:p>
+    <w:p>
+      <w:pPr>
+        <w:pStyle w:val="NormalWeb"/>
+        <w:bidi/>
+        <w:spacing w:before="0" w:beforeAutospacing="0"/>
+        <w:rPr>
+          <w:rFonts w:ascii="Arial" w:hAnsi="Arial" w:cs="Arial"/>
+          <w:rtl/>
+        </w:rPr>
+      </w:pPr>
+      <w:r>
+        <w:rPr>
+          <w:rFonts w:ascii="Arial" w:hAnsi="Arial" w:cs="Arial"/>
+          <w:rtl/>
+        </w:rPr>
+        <w:t xml:space="preserve">על גבי </w:t>
+      </w:r>
+      <w:r>
+        <w:rPr>
+          <w:rFonts w:ascii="Arial" w:hAnsi="Arial" w:cs="Arial" w:hint="cs"/>
+          <w:rtl/>
+        </w:rPr>
+        <w:t xml:space="preserve">שלוש </w:t>
+      </w:r>
+      <w:r>
+        <w:rPr>
+          <w:rFonts w:ascii="Arial" w:hAnsi="Arial" w:cs="Arial"/>
+          <w:rtl/>
+        </w:rPr>
+        <w:t>המודלים המאומנים מראש, נבנ</w:t>
+      </w:r>
+      <w:r>
+        <w:rPr>
+          <w:rFonts w:ascii="Arial" w:hAnsi="Arial" w:cs="Arial" w:hint="cs"/>
+          <w:rtl/>
+        </w:rPr>
+        <w:t>ה</w:t>
+      </w:r>
+      <w:r>
+        <w:rPr>
+          <w:rFonts w:ascii="Arial" w:hAnsi="Arial" w:cs="Arial"/>
+        </w:rPr>
+        <w:t>Classification Head</w:t>
+      </w:r>
+      <w:r>
+        <w:rPr>
+          <w:rFonts w:ascii="Arial" w:hAnsi="Arial" w:cs="Arial"/>
+        </w:rPr>
+        <w:t xml:space="preserve"> </w:t>
+      </w:r>
+      <w:r>
+        <w:rPr>
+          <w:rFonts w:ascii="Arial" w:hAnsi="Arial" w:cs="Arial" w:hint="cs"/>
+          <w:rtl/>
+        </w:rPr>
+        <w:t xml:space="preserve"> </w:t>
+      </w:r>
+      <w:r>
+        <w:rPr>
+          <w:rFonts w:ascii="Arial" w:hAnsi="Arial" w:cs="Arial" w:hint="cs"/>
+          <w:rtl/>
+        </w:rPr>
+        <w:t xml:space="preserve">מעל </w:t>
+      </w:r>
+      <w:r>
+        <w:rPr>
+          <w:rFonts w:ascii="Arial" w:hAnsi="Arial" w:cs="Arial"/>
+        </w:rPr>
+        <w:t>CLS token</w:t>
+      </w:r>
+      <w:r>
+        <w:rPr>
+          <w:rFonts w:ascii="Arial" w:hAnsi="Arial" w:cs="Arial" w:hint="cs"/>
+          <w:rtl/>
+        </w:rPr>
+        <w:t xml:space="preserve"> </w:t>
+      </w:r>
+      <w:r>
+        <w:rPr>
+          <w:rFonts w:ascii="Arial" w:hAnsi="Arial" w:cs="Arial" w:hint="cs"/>
+          <w:rtl/>
+        </w:rPr>
+        <w:t>(</w:t>
+      </w:r>
+      <w:r>
+        <w:rPr>
+          <w:rFonts w:ascii="Arial" w:hAnsi="Arial" w:cs="Arial" w:hint="cs"/>
+          <w:rtl/>
+        </w:rPr>
+        <w:t xml:space="preserve">שעליו נלמדה משימת </w:t>
+      </w:r>
+      <w:r>
+        <w:rPr>
+          <w:rFonts w:ascii="Arial" w:hAnsi="Arial" w:cs="Arial"/>
+        </w:rPr>
+        <w:t>NSP</w:t>
+      </w:r>
+      <w:r>
+        <w:rPr>
+          <w:rFonts w:ascii="Arial" w:hAnsi="Arial" w:cs="Arial" w:hint="cs"/>
+          <w:rtl/>
+        </w:rPr>
+        <w:t xml:space="preserve"> באימון מודל</w:t>
+      </w:r>
+      <w:r>
+        <w:rPr>
+          <w:rFonts w:ascii="Arial" w:hAnsi="Arial" w:cs="Arial" w:hint="cs"/>
+          <w:rtl/>
+        </w:rPr>
+        <w:t xml:space="preserve"> </w:t>
+      </w:r>
+      <w:r>
+        <w:rPr>
+          <w:rFonts w:ascii="Arial" w:hAnsi="Arial" w:cs="Arial"/>
+        </w:rPr>
+        <w:t>BERT</w:t>
+      </w:r>
+      <w:r>
+        <w:rPr>
+          <w:rFonts w:ascii="Arial" w:hAnsi="Arial" w:cs="Arial" w:hint="cs"/>
+          <w:rtl/>
+        </w:rPr>
+        <w:t xml:space="preserve"> לדוגמא</w:t>
+      </w:r>
+      <w:r>
+        <w:rPr>
+          <w:rFonts w:ascii="Arial" w:hAnsi="Arial" w:cs="Arial" w:hint="cs"/>
+          <w:rtl/>
+        </w:rPr>
+        <w:t>,</w:t>
+      </w:r>
+      <w:r>
+        <w:rPr>
+          <w:rFonts w:ascii="Arial" w:hAnsi="Arial" w:cs="Arial" w:hint="cs"/>
+          <w:rtl/>
+        </w:rPr>
+        <w:t xml:space="preserve"> </w:t>
+      </w:r>
+      <w:r>
+        <w:rPr>
+          <w:rFonts w:ascii="Arial" w:hAnsi="Arial" w:cs="Arial" w:hint="cs"/>
+          <w:rtl/>
+        </w:rPr>
+        <w:t>ומכיל מידע על כלל המשפט</w:t>
+      </w:r>
+      <w:r>
+        <w:rPr>
+          <w:rFonts w:ascii="Arial" w:hAnsi="Arial" w:cs="Arial" w:hint="cs"/>
+          <w:rtl/>
+        </w:rPr>
+        <w:t>)</w:t>
+      </w:r>
+      <w:r>
+        <w:rPr>
+          <w:rFonts w:ascii="Arial" w:hAnsi="Arial" w:cs="Arial" w:hint="cs"/>
+          <w:rtl/>
+        </w:rPr>
+        <w:t>,</w:t>
+      </w:r>
+      <w:r>
+        <w:rPr>
+          <w:rFonts w:ascii="Arial" w:hAnsi="Arial" w:cs="Arial" w:hint="cs"/>
+          <w:rtl/>
+        </w:rPr>
+        <w:t xml:space="preserve"> בעל 2 שכבות לינאריות (</w:t>
+      </w:r>
+      <w:r>
+        <w:rPr>
+          <w:rFonts w:ascii="Arial" w:hAnsi="Arial" w:cs="Arial"/>
+        </w:rPr>
+        <w:t>fc</w:t>
+      </w:r>
+      <w:r>
+        <w:rPr>
+          <w:rFonts w:ascii="Arial" w:hAnsi="Arial" w:cs="Arial" w:hint="cs"/>
+          <w:rtl/>
+        </w:rPr>
+        <w:t>)</w:t>
+      </w:r>
+      <w:r>
+        <w:rPr>
+          <w:rFonts w:ascii="Arial" w:hAnsi="Arial" w:cs="Arial" w:hint="cs"/>
+          <w:rtl/>
+        </w:rPr>
+        <w:t>.</w:t>
+      </w:r>
+      <w:r>
+        <w:rPr>
+          <w:rFonts w:ascii="Arial" w:hAnsi="Arial" w:cs="Arial" w:hint="cs"/>
+          <w:rtl/>
+        </w:rPr>
+        <w:t xml:space="preserve"> </w:t>
+      </w:r>
+      <w:r>
+        <w:rPr>
+          <w:rFonts w:ascii="Arial" w:hAnsi="Arial" w:cs="Arial" w:hint="cs"/>
+          <w:rtl/>
+        </w:rPr>
+        <w:t xml:space="preserve">בין מוצא </w:t>
+      </w:r>
+      <w:r>
+        <w:rPr>
+          <w:rFonts w:ascii="Arial" w:hAnsi="Arial" w:cs="Arial"/>
+        </w:rPr>
+        <w:t>CLS token</w:t>
+      </w:r>
+      <w:r>
+        <w:rPr>
+          <w:rFonts w:ascii="Arial" w:hAnsi="Arial" w:cs="Arial" w:hint="cs"/>
+          <w:rtl/>
+        </w:rPr>
+        <w:t xml:space="preserve"> ל</w:t>
+      </w:r>
+      <w:r>
+        <w:rPr>
+          <w:rFonts w:ascii="Arial" w:hAnsi="Arial" w:cs="Arial"/>
+          <w:rtl/>
+        </w:rPr>
+        <w:t>שכב</w:t>
+      </w:r>
+      <w:r>
+        <w:rPr>
+          <w:rFonts w:ascii="Arial" w:hAnsi="Arial" w:cs="Arial" w:hint="cs"/>
+          <w:rtl/>
+        </w:rPr>
+        <w:t>ה הלינארית הראשונה וכן בין השכבה הלינארית הראשונה לשנייה הוספו שכבות</w:t>
+      </w:r>
+      <w:r>
+        <w:rPr>
+          <w:rFonts w:ascii="Arial" w:hAnsi="Arial" w:cs="Arial"/>
+        </w:rPr>
+        <w:t xml:space="preserve"> Dropout </w:t>
+      </w:r>
+      <w:r>
+        <w:rPr>
+          <w:rFonts w:ascii="Arial" w:hAnsi="Arial" w:cs="Arial" w:hint="cs"/>
+          <w:rtl/>
+        </w:rPr>
+        <w:t>בקצב יורד ל</w:t>
+      </w:r>
+      <w:r>
+        <w:rPr>
+          <w:rFonts w:ascii="Arial" w:hAnsi="Arial" w:cs="Arial"/>
+          <w:rtl/>
+        </w:rPr>
+        <w:t>מניעת</w:t>
+      </w:r>
+      <w:r>
+        <w:rPr>
+          <w:rFonts w:ascii="Arial" w:hAnsi="Arial" w:cs="Arial"/>
+        </w:rPr>
+        <w:t xml:space="preserve"> </w:t>
+      </w:r>
+      <w:r>
+        <w:rPr>
+          <w:rFonts w:ascii="Arial" w:hAnsi="Arial" w:cs="Arial"/>
+        </w:rPr>
+        <w:t>.</w:t>
+      </w:r>
+      <w:r>
+        <w:rPr>
+          <w:rFonts w:ascii="Arial" w:hAnsi="Arial" w:cs="Arial"/>
+        </w:rPr>
+        <w:t xml:space="preserve">overfitting </w:t>
+      </w:r>
+      <w:r>
+        <w:rPr>
+          <w:rFonts w:ascii="Arial" w:hAnsi="Arial" w:cs="Arial" w:hint="cs"/>
+          <w:rtl/>
+        </w:rPr>
+        <w:t xml:space="preserve"> </w:t>
+      </w:r>
+    </w:p>
+    <w:p>
+      <w:pPr>
+        <w:pStyle w:val="NormalWeb"/>
+        <w:bidi/>
+        <w:spacing w:before="0" w:beforeAutospacing="0"/>
+        <w:rPr>
+          <w:rFonts w:ascii="Arial" w:hAnsi="Arial" w:cs="Arial"/>
+          <w:rtl/>
+        </w:rPr>
+      </w:pPr>
+      <w:r>
+        <w:rPr>
+          <w:rFonts w:ascii="Arial" w:hAnsi="Arial" w:cs="Arial" w:hint="cs"/>
+          <w:rtl/>
+        </w:rPr>
+        <w:t>ה-</w:t>
+      </w:r>
+      <w:r>
+        <w:rPr>
+          <w:rFonts w:ascii="Arial" w:hAnsi="Arial" w:cs="Arial"/>
+        </w:rPr>
+        <w:t>optimizer</w:t>
+      </w:r>
+      <w:r>
+        <w:rPr>
+          <w:rFonts w:ascii="Arial" w:hAnsi="Arial" w:cs="Arial" w:hint="cs"/>
+          <w:rtl/>
+        </w:rPr>
+        <w:t xml:space="preserve"> שנבחר הינו </w:t>
+      </w:r>
+      <w:proofErr w:type="spellStart"/>
+      <w:r>
+        <w:rPr>
+          <w:rFonts w:ascii="Arial" w:hAnsi="Arial" w:cs="Arial"/>
+        </w:rPr>
+        <w:t>AdamW</w:t>
+      </w:r>
+      <w:proofErr w:type="spellEnd"/>
+      <w:r>
+        <w:rPr>
+          <w:rFonts w:ascii="Arial" w:hAnsi="Arial" w:cs="Arial" w:hint="cs"/>
+          <w:rtl/>
+        </w:rPr>
+        <w:t xml:space="preserve"> בעל פרמטרים של קצב לימוד (</w:t>
+      </w:r>
+      <w:proofErr w:type="spellStart"/>
+      <w:r>
+        <w:rPr>
+          <w:rFonts w:ascii="Arial" w:hAnsi="Arial" w:cs="Arial"/>
+        </w:rPr>
+        <w:t>lr</w:t>
+      </w:r>
+      <w:proofErr w:type="spellEnd"/>
+      <w:r>
+        <w:rPr>
+          <w:rFonts w:ascii="Arial" w:hAnsi="Arial" w:cs="Arial" w:hint="cs"/>
+          <w:rtl/>
+        </w:rPr>
+        <w:t>) ו-</w:t>
+      </w:r>
+      <w:proofErr w:type="spellStart"/>
+      <w:r>
+        <w:rPr>
+          <w:rFonts w:ascii="Arial" w:hAnsi="Arial" w:cs="Arial"/>
+        </w:rPr>
+        <w:t>weight_decay</w:t>
+      </w:r>
+      <w:proofErr w:type="spellEnd"/>
+      <w:r>
+        <w:rPr>
+          <w:rFonts w:ascii="Arial" w:hAnsi="Arial" w:cs="Arial" w:hint="cs"/>
+          <w:rtl/>
+        </w:rPr>
+        <w:t xml:space="preserve"> שמכניס </w:t>
+      </w:r>
+      <w:proofErr w:type="spellStart"/>
+      <w:r>
+        <w:rPr>
+          <w:rFonts w:ascii="Arial" w:hAnsi="Arial" w:cs="Arial" w:hint="cs"/>
+          <w:rtl/>
+        </w:rPr>
+        <w:t>רגולריזציה</w:t>
+      </w:r>
+      <w:proofErr w:type="spellEnd"/>
+      <w:r>
+        <w:rPr>
+          <w:rFonts w:ascii="Arial" w:hAnsi="Arial" w:cs="Arial" w:hint="cs"/>
+          <w:rtl/>
+        </w:rPr>
+        <w:t xml:space="preserve"> למשקולות במודל באמצעות ה-</w:t>
+      </w:r>
+      <w:r>
+        <w:rPr>
+          <w:rFonts w:ascii="Arial" w:hAnsi="Arial" w:cs="Arial"/>
+        </w:rPr>
+        <w:t>optimizer</w:t>
+      </w:r>
+      <w:r>
+        <w:rPr>
+          <w:rFonts w:ascii="Arial" w:hAnsi="Arial" w:cs="Arial" w:hint="cs"/>
+          <w:rtl/>
+        </w:rPr>
+        <w:t xml:space="preserve"> </w:t>
+      </w:r>
+      <w:r>
+        <w:rPr>
+          <w:rFonts w:ascii="Arial" w:hAnsi="Arial" w:cs="Arial" w:hint="cs"/>
+          <w:rtl/>
+        </w:rPr>
+        <w:t xml:space="preserve">ולא מפריע לקצב הלימוד המתעדכן לעומת שימוש </w:t>
+      </w:r>
+      <w:proofErr w:type="spellStart"/>
+      <w:r>
+        <w:rPr>
+          <w:rFonts w:ascii="Arial" w:hAnsi="Arial" w:cs="Arial" w:hint="cs"/>
+          <w:rtl/>
+        </w:rPr>
+        <w:t>ברגולריזציה</w:t>
+      </w:r>
+      <w:proofErr w:type="spellEnd"/>
+      <w:r>
+        <w:rPr>
+          <w:rFonts w:ascii="Arial" w:hAnsi="Arial" w:cs="Arial" w:hint="cs"/>
+          <w:rtl/>
+        </w:rPr>
+        <w:t xml:space="preserve"> בתוך </w:t>
+      </w:r>
+      <w:r>
+        <w:rPr>
+          <w:rFonts w:ascii="Arial" w:hAnsi="Arial" w:cs="Arial" w:hint="cs"/>
+          <w:rtl/>
+        </w:rPr>
+        <w:t>פונקציית ההפסד</w:t>
+      </w:r>
+      <w:r>
+        <w:rPr>
+          <w:rFonts w:ascii="Arial" w:hAnsi="Arial" w:cs="Arial" w:hint="cs"/>
+          <w:rtl/>
+        </w:rPr>
+        <w:t xml:space="preserve"> שיכול להפריע</w:t>
+      </w:r>
+      <w:r>
+        <w:rPr>
+          <w:rFonts w:ascii="Arial" w:hAnsi="Arial" w:cs="Arial" w:hint="cs"/>
+          <w:rtl/>
+        </w:rPr>
+        <w:t>,</w:t>
+      </w:r>
+      <w:r>
+        <w:rPr>
+          <w:rFonts w:ascii="Arial" w:hAnsi="Arial" w:cs="Arial" w:hint="cs"/>
+          <w:rtl/>
+        </w:rPr>
+        <w:t xml:space="preserve"> ולכן לגרום להתכנסות איטית יותר</w:t>
+      </w:r>
+      <w:r>
+        <w:rPr>
+          <w:rFonts w:ascii="Arial" w:hAnsi="Arial" w:cs="Arial" w:hint="cs"/>
+          <w:rtl/>
+        </w:rPr>
+        <w:t xml:space="preserve">.  </w:t>
+      </w:r>
+    </w:p>
+    <w:p>
+      <w:pPr>
+        <w:pStyle w:val="4"/>
+        <w:bidi/>
+      </w:pPr>
+      <w:proofErr w:type="gramStart"/>
+      <w:r>
+        <w:t xml:space="preserve">3.3 </w:t>
+      </w:r>
+      <w:r>
+        <w:rPr>
+          <w:rFonts w:hint="cs"/>
+          <w:rtl/>
+        </w:rPr>
+        <w:t xml:space="preserve"> </w:t>
+      </w:r>
+      <w:r>
+        <w:rPr>
+          <w:rtl/>
+        </w:rPr>
+        <w:t>התמודדות</w:t>
+      </w:r>
+      <w:proofErr w:type="gramEnd"/>
+      <w:r>
+        <w:rPr>
+          <w:rtl/>
+        </w:rPr>
+        <w:t xml:space="preserve"> עם חוסר איזון </w:t>
+      </w:r>
+      <w:proofErr w:type="gramStart"/>
+      <w:r>
+        <w:rPr>
+          <w:rtl/>
+        </w:rPr>
+        <w:t>בנתונים</w:t>
+      </w:r>
+      <w:r>
+        <w:rPr>
+          <w:rFonts w:hint="cs"/>
+          <w:rtl/>
+        </w:rPr>
+        <w:t xml:space="preserve"> </w:t>
+      </w:r>
+      <w:r>
+        <w:t xml:space="preserve"> (</w:t>
+      </w:r>
+      <w:proofErr w:type="gramEnd"/>
+      <w:r>
+        <w:t>Class Imbalance)</w:t>
+      </w:r>
+    </w:p>
+    <w:p>
+      <w:pPr>
+        <w:pStyle w:val="NormalWeb"/>
+        <w:bidi/>
+        <w:spacing w:before="0" w:beforeAutospacing="0"/>
+        <w:rPr>
+          <w:rFonts w:ascii="Arial" w:hAnsi="Arial" w:cs="Arial"/>
+          <w:rtl/>
+        </w:rPr>
+      </w:pPr>
+      <w:r>
+        <w:rPr>
+          <w:rStyle w:val="citation-473"/>
           <w:rFonts w:ascii="Arial" w:eastAsiaTheme="majorEastAsia" w:hAnsi="Arial" w:cs="Arial"/>
-          <w:color w:val="EE0000"/>
+          <w:rtl/>
+        </w:rPr>
+        <w:t>כפי שצוין בדרישות, קיים חוסר איזון בדאט</w:t>
+      </w:r>
+      <w:r>
+        <w:rPr>
+          <w:rStyle w:val="citation-473"/>
+          <w:rFonts w:ascii="Arial" w:eastAsiaTheme="majorEastAsia" w:hAnsi="Arial" w:cs="Arial" w:hint="cs"/>
+          <w:rtl/>
+        </w:rPr>
+        <w:t>ה.</w:t>
+      </w:r>
+      <w:r>
+        <w:rPr>
+          <w:rFonts w:ascii="Arial" w:hAnsi="Arial" w:cs="Arial"/>
         </w:rPr>
         <w:t xml:space="preserve"> </w:t>
+      </w:r>
+      <w:r>
+        <w:rPr>
+          <w:rFonts w:ascii="Arial" w:hAnsi="Arial" w:cs="Arial"/>
+          <w:rtl/>
+        </w:rPr>
+        <w:t xml:space="preserve">כדי להבטיח ביצועים טובים בכל </w:t>
+      </w:r>
+      <w:r>
+        <w:rPr>
+          <w:rFonts w:ascii="Arial" w:hAnsi="Arial" w:cs="Arial" w:hint="cs"/>
+          <w:rtl/>
+        </w:rPr>
+        <w:t>ה</w:t>
+      </w:r>
+      <w:r>
+        <w:rPr>
+          <w:rFonts w:ascii="Arial" w:hAnsi="Arial" w:cs="Arial"/>
+        </w:rPr>
+        <w:t>class</w:t>
+      </w:r>
+      <w:r>
+        <w:rPr>
+          <w:rFonts w:ascii="Arial" w:hAnsi="Arial" w:cs="Arial" w:hint="cs"/>
+          <w:rtl/>
+        </w:rPr>
+        <w:t>ים</w:t>
+      </w:r>
+      <w:r>
+        <w:rPr>
+          <w:rFonts w:ascii="Arial" w:hAnsi="Arial" w:cs="Arial"/>
+          <w:rtl/>
+        </w:rPr>
+        <w:t>, נעשה שימוש ב</w:t>
+      </w:r>
+      <w:r>
+        <w:rPr>
+          <w:rFonts w:ascii="Arial" w:hAnsi="Arial" w:cs="Arial"/>
+        </w:rPr>
+        <w:t xml:space="preserve"> </w:t>
+      </w:r>
+      <w:r>
+        <w:rPr>
+          <w:rFonts w:ascii="Arial" w:hAnsi="Arial" w:cs="Arial"/>
+        </w:rPr>
+        <w:t xml:space="preserve">Inverse Frequency Class Weighting </w:t>
+      </w:r>
+      <w:r>
+        <w:rPr>
+          <w:rFonts w:ascii="Arial" w:hAnsi="Arial" w:cs="Arial"/>
+        </w:rPr>
+        <w:t>-</w:t>
+      </w:r>
+      <w:r>
+        <w:rPr>
+          <w:rFonts w:ascii="Arial" w:hAnsi="Arial" w:cs="Arial"/>
+          <w:rtl/>
+        </w:rPr>
+        <w:t>בתו</w:t>
+      </w:r>
+      <w:r>
+        <w:rPr>
+          <w:rFonts w:ascii="Arial" w:hAnsi="Arial" w:cs="Arial" w:hint="cs"/>
+          <w:rtl/>
+        </w:rPr>
+        <w:t xml:space="preserve">ך ה- </w:t>
+      </w:r>
+      <w:proofErr w:type="spellStart"/>
+      <w:r>
+        <w:rPr>
+          <w:rFonts w:ascii="Arial" w:hAnsi="Arial" w:cs="Arial"/>
+        </w:rPr>
+        <w:t>CrossEntropyLoss</w:t>
+      </w:r>
+      <w:proofErr w:type="spellEnd"/>
+      <w:r>
+        <w:rPr>
+          <w:rFonts w:ascii="Arial" w:hAnsi="Arial" w:cs="Arial" w:hint="cs"/>
+          <w:rtl/>
+        </w:rPr>
+        <w:t xml:space="preserve"> שנותנת משקל יחסי הפוך לשכיחות ה-</w:t>
+      </w:r>
+      <w:r>
+        <w:rPr>
+          <w:rFonts w:ascii="Arial" w:hAnsi="Arial" w:cs="Arial"/>
+        </w:rPr>
+        <w:t xml:space="preserve"> class</w:t>
+      </w:r>
+      <w:r>
+        <w:rPr>
+          <w:rFonts w:ascii="Arial" w:hAnsi="Arial" w:cs="Arial" w:hint="cs"/>
+          <w:rtl/>
+        </w:rPr>
+        <w:t>.</w:t>
+      </w:r>
+    </w:p>
+    <w:p>
+      <w:pPr>
+        <w:pStyle w:val="4"/>
+        <w:bidi/>
+      </w:pPr>
+      <w:r>
+        <w:rPr>
+          <w:rFonts w:ascii="Arial" w:hAnsi="Arial" w:cs="Arial" w:hint="cs"/>
+          <w:rtl/>
+        </w:rPr>
+        <w:t xml:space="preserve"> </w:t>
+      </w:r>
+      <w:proofErr w:type="gramStart"/>
+      <w:r>
+        <w:t xml:space="preserve">3.4 </w:t>
+      </w:r>
+      <w:r>
+        <w:rPr>
+          <w:rFonts w:hint="cs"/>
+          <w:rtl/>
+        </w:rPr>
+        <w:t xml:space="preserve"> שיטות</w:t>
+      </w:r>
+      <w:proofErr w:type="gramEnd"/>
+      <w:r>
+        <w:rPr>
+          <w:rFonts w:hint="cs"/>
+          <w:rtl/>
+        </w:rPr>
+        <w:t xml:space="preserve"> </w:t>
+      </w:r>
+      <w:proofErr w:type="gramStart"/>
+      <w:r>
+        <w:rPr>
+          <w:rFonts w:hint="cs"/>
+          <w:rtl/>
+        </w:rPr>
+        <w:t>דחיסה</w:t>
+      </w:r>
+      <w:r>
+        <w:rPr>
+          <w:rFonts w:hint="cs"/>
+          <w:rtl/>
+        </w:rPr>
+        <w:t xml:space="preserve"> </w:t>
+      </w:r>
+      <w:r>
+        <w:t xml:space="preserve"> (</w:t>
+      </w:r>
+      <w:proofErr w:type="gramEnd"/>
+      <w:r>
+        <w:t xml:space="preserve">Model </w:t>
+      </w:r>
+      <w:r>
+        <w:t>Compression</w:t>
+      </w:r>
+      <w:r>
+        <w:t>s)</w:t>
+      </w:r>
+    </w:p>
+    <w:p>
+      <w:pPr>
+        <w:pStyle w:val="NormalWeb"/>
+        <w:bidi/>
+        <w:spacing w:before="0" w:beforeAutospacing="0"/>
+        <w:rPr>
+          <w:rFonts w:ascii="Arial" w:hAnsi="Arial" w:cs="Arial"/>
+          <w:rtl/>
+        </w:rPr>
+      </w:pPr>
+      <w:r>
+        <w:rPr>
+          <w:rFonts w:ascii="Arial" w:hAnsi="Arial" w:cs="Arial" w:hint="cs"/>
+          <w:rtl/>
+        </w:rPr>
+        <w:t xml:space="preserve">עבור המודל הטוב ביותר בוצעו 2 שיטות </w:t>
+      </w:r>
+      <w:r>
+        <w:rPr>
+          <w:rFonts w:ascii="Arial" w:hAnsi="Arial" w:cs="Arial" w:hint="cs"/>
+          <w:rtl/>
+        </w:rPr>
+        <w:t>דחיסה</w:t>
+      </w:r>
+      <w:r>
+        <w:rPr>
+          <w:rFonts w:ascii="Arial" w:hAnsi="Arial" w:cs="Arial" w:hint="cs"/>
+          <w:rtl/>
+        </w:rPr>
+        <w:t>:</w:t>
       </w:r>
     </w:p>
     <w:p>
@@ -407,35 +1801,94 @@
         <w:pStyle w:val="NormalWeb"/>
         <w:numPr>
           <w:ilvl w:val="0"/>
-          <w:numId w:val="2"/>
+          <w:numId w:val="5"/>
         </w:numPr>
         <w:bidi/>
         <w:spacing w:before="0" w:beforeAutospacing="0"/>
         <w:rPr>
           <w:rFonts w:ascii="Arial" w:hAnsi="Arial" w:cs="Arial"/>
-          <w:color w:val="EE0000"/>
-        </w:rPr>
-      </w:pPr>
-      <w:r>
-        <w:rPr>
-          <w:rStyle w:val="citation-474"/>
-          <w:rFonts w:ascii="Arial" w:eastAsiaTheme="majorEastAsia" w:hAnsi="Arial" w:cs="Arial"/>
-          <w:b/>
-          <w:bCs/>
-          <w:color w:val="EE0000"/>
-        </w:rPr>
-        <w:t>ELECTRA</w:t>
-      </w:r>
-      <w:r>
-        <w:rPr>
-          <w:rStyle w:val="citation-474"/>
-          <w:rFonts w:ascii="Arial" w:eastAsiaTheme="majorEastAsia" w:hAnsi="Arial" w:cs="Arial" w:hint="cs"/>
-          <w:b/>
-          <w:bCs/>
-          <w:color w:val="EE0000"/>
-          <w:rtl/>
-        </w:rPr>
-        <w:t xml:space="preserve">: </w:t>
+          <w:rtl/>
+        </w:rPr>
+      </w:pPr>
+      <w:r>
+        <w:rPr>
+          <w:rFonts w:ascii="Arial" w:hAnsi="Arial" w:cs="Arial" w:hint="cs"/>
+          <w:rtl/>
+        </w:rPr>
+        <w:t>גיזום המודל (</w:t>
+      </w:r>
+      <w:r>
+        <w:rPr>
+          <w:rFonts w:ascii="Arial" w:hAnsi="Arial" w:cs="Arial"/>
+        </w:rPr>
+        <w:t>(pruning</w:t>
+      </w:r>
+      <w:r>
+        <w:rPr>
+          <w:rFonts w:ascii="Arial" w:hAnsi="Arial" w:cs="Arial" w:hint="cs"/>
+          <w:rtl/>
+        </w:rPr>
+        <w:t xml:space="preserve"> </w:t>
+      </w:r>
+      <w:r>
+        <w:rPr>
+          <w:rFonts w:ascii="Arial" w:hAnsi="Arial" w:cs="Arial"/>
+          <w:rtl/>
+        </w:rPr>
+        <w:t>–</w:t>
+      </w:r>
+      <w:r>
+        <w:rPr>
+          <w:rFonts w:ascii="Arial" w:hAnsi="Arial" w:cs="Arial" w:hint="cs"/>
+          <w:rtl/>
+        </w:rPr>
+        <w:t xml:space="preserve"> בוצע גיזום </w:t>
+      </w:r>
+      <w:r>
+        <w:rPr>
+          <w:rFonts w:ascii="Arial" w:hAnsi="Arial" w:cs="Arial" w:hint="cs"/>
+          <w:rtl/>
+        </w:rPr>
+        <w:t>של 30% פרמטרים הקטנים ביותר מבחינת נורמת</w:t>
+      </w:r>
+      <w:r>
+        <w:rPr>
+          <w:rFonts w:ascii="Arial" w:hAnsi="Arial" w:cs="Arial"/>
+        </w:rPr>
+        <w:t xml:space="preserve">L1 </w:t>
+      </w:r>
+      <w:r>
+        <w:rPr>
+          <w:rFonts w:ascii="Arial" w:hAnsi="Arial" w:cs="Arial" w:hint="cs"/>
+          <w:rtl/>
+        </w:rPr>
+        <w:t xml:space="preserve">מכלל המודולים הלינאריים במודל (לא כולל </w:t>
+      </w:r>
+      <w:r>
+        <w:rPr>
+          <w:rFonts w:ascii="Arial" w:hAnsi="Arial" w:cs="Arial"/>
+        </w:rPr>
+        <w:t>embeddings</w:t>
+      </w:r>
+      <w:r>
+        <w:rPr>
+          <w:rFonts w:ascii="Arial" w:hAnsi="Arial" w:cs="Arial" w:hint="cs"/>
+          <w:rtl/>
+        </w:rPr>
+        <w:t>) כדי לא לפגוע משמעותית ביכולות המודל וגם לא ב-</w:t>
+      </w:r>
+      <w:r>
+        <w:rPr>
+          <w:rFonts w:ascii="Arial" w:hAnsi="Arial" w:cs="Arial"/>
+        </w:rPr>
+        <w:t xml:space="preserve"> Classification Head</w:t>
+      </w:r>
+      <w:r>
+        <w:rPr>
+          <w:rFonts w:ascii="Arial" w:hAnsi="Arial" w:cs="Arial" w:hint="cs"/>
+          <w:rtl/>
+        </w:rPr>
+        <w:t>שאחראי על הסיווג. לאחר הגיזום בוצע אימון של המודל מחדש ללא פרמטרים אלו (נשארו אפסים).</w:t>
       </w:r>
     </w:p>
     <w:p>
@@ -443,169 +1896,60 @@
         <w:pStyle w:val="NormalWeb"/>
         <w:numPr>
           <w:ilvl w:val="0"/>
-          <w:numId w:val="2"/>
+          <w:numId w:val="5"/>
         </w:numPr>
         <w:bidi/>
         <w:spacing w:before="0" w:beforeAutospacing="0"/>
         <w:rPr>
           <w:rFonts w:ascii="Arial" w:hAnsi="Arial" w:cs="Arial"/>
-          <w:color w:val="EE0000"/>
-        </w:rPr>
-      </w:pPr>
-      <w:r>
-        <w:rPr>
-          <w:rFonts w:ascii="Arial" w:hAnsi="Arial" w:cs="Arial"/>
-          <w:b/>
-          <w:bCs/>
-          <w:color w:val="EE0000"/>
-        </w:rPr>
-        <w:t>RoBERTa:</w:t>
-      </w:r>
-      <w:r>
-        <w:rPr>
-          <w:rFonts w:ascii="Arial" w:hAnsi="Arial" w:cs="Arial"/>
-          <w:color w:val="EE0000"/>
+          <w:rtl/>
+        </w:rPr>
+      </w:pPr>
+      <w:proofErr w:type="spellStart"/>
+      <w:r>
+        <w:rPr>
+          <w:rFonts w:ascii="Arial" w:hAnsi="Arial" w:cs="Arial" w:hint="cs"/>
+          <w:rtl/>
+        </w:rPr>
+        <w:t>קוונטיזציה</w:t>
+      </w:r>
+      <w:proofErr w:type="spellEnd"/>
+      <w:r>
+        <w:rPr>
+          <w:rFonts w:ascii="Arial" w:hAnsi="Arial" w:cs="Arial" w:hint="cs"/>
+          <w:rtl/>
         </w:rPr>
         <w:t xml:space="preserve"> </w:t>
       </w:r>
-    </w:p>
-    <w:p>
-      <w:pPr>
-        <w:pStyle w:val="Heading3"/>
-        <w:bidi/>
-      </w:pPr>
-      <w:r>
-        <w:rPr>
-          <w:rFonts w:hint="cs"/>
-          <w:rtl/>
-        </w:rPr>
-        <w:t xml:space="preserve">3. </w:t>
-      </w:r>
-      <w:r>
-        <w:rPr>
-          <w:rtl/>
-        </w:rPr>
-        <w:t>מתודולוגיה</w:t>
-      </w:r>
-    </w:p>
-    <w:p>
-      <w:pPr>
-        <w:pStyle w:val="Heading4"/>
-        <w:bidi/>
-      </w:pPr>
-      <w:r>
-        <w:rPr>
-          <w:rFonts w:hint="cs"/>
-          <w:rtl/>
-        </w:rPr>
-        <w:t xml:space="preserve">3.1 </w:t>
-      </w:r>
-      <w:r>
-        <w:rPr>
-          <w:rtl/>
-        </w:rPr>
-        <w:t>עיבוד מקדים</w:t>
-      </w:r>
-      <w:r>
-        <w:t xml:space="preserve"> (Preprocessing)</w:t>
-      </w:r>
-    </w:p>
-    <w:p>
-      <w:pPr>
-        <w:pStyle w:val="NormalWeb"/>
-        <w:bidi/>
-        <w:spacing w:before="0" w:beforeAutospacing="0"/>
-        <w:rPr>
-          <w:rFonts w:ascii="Arial" w:hAnsi="Arial" w:cs="Arial"/>
-        </w:rPr>
-      </w:pPr>
-      <w:r>
-        <w:rPr>
-          <w:rFonts w:ascii="Arial" w:hAnsi="Arial" w:cs="Arial"/>
-          <w:rtl/>
-        </w:rPr>
-        <w:t xml:space="preserve">כדי להתמודד עם האופי הלא רשמי של טקסטים </w:t>
+      <w:r>
+        <w:rPr>
+          <w:rFonts w:ascii="Arial" w:hAnsi="Arial" w:cs="Arial"/>
+          <w:rtl/>
+        </w:rPr>
+        <w:t>–</w:t>
+      </w:r>
+      <w:r>
+        <w:rPr>
+          <w:rFonts w:ascii="Arial" w:hAnsi="Arial" w:cs="Arial" w:hint="cs"/>
+          <w:rtl/>
+        </w:rPr>
+        <w:t xml:space="preserve"> בוצעה </w:t>
       </w:r>
       <w:proofErr w:type="spellStart"/>
       <w:r>
         <w:rPr>
-          <w:rFonts w:ascii="Arial" w:hAnsi="Arial" w:cs="Arial"/>
-          <w:rtl/>
-        </w:rPr>
-        <w:t>בטוויטר</w:t>
+          <w:rFonts w:ascii="Arial" w:hAnsi="Arial" w:cs="Arial" w:hint="cs"/>
+          <w:rtl/>
+        </w:rPr>
+        <w:t>קוונטיזציה</w:t>
       </w:r>
       <w:proofErr w:type="spellEnd"/>
       <w:r>
         <w:rPr>
-          <w:rFonts w:ascii="Arial" w:hAnsi="Arial" w:cs="Arial"/>
-          <w:rtl/>
-        </w:rPr>
-        <w:t>, יושם עיבוד הכולל ניקוי כתובות אתרים, תגיות</w:t>
-      </w:r>
-      <w:r>
-        <w:rPr>
-          <w:rFonts w:ascii="Arial" w:hAnsi="Arial" w:cs="Arial"/>
-        </w:rPr>
-        <w:t xml:space="preserve"> HTML, </w:t>
-      </w:r>
-      <w:r>
-        <w:rPr>
-          <w:rFonts w:ascii="Arial" w:hAnsi="Arial" w:cs="Arial"/>
-          <w:rtl/>
-        </w:rPr>
-        <w:t>פתיחת קיצורי מילים וניקוי סימני פיסוק</w:t>
-      </w:r>
-      <w:r>
-        <w:rPr>
-          <w:rFonts w:ascii="Arial" w:hAnsi="Arial" w:cs="Arial"/>
-        </w:rPr>
-        <w:t>.</w:t>
-      </w:r>
-    </w:p>
-    <w:p>
-      <w:pPr>
-        <w:pStyle w:val="Heading4"/>
-        <w:bidi/>
-      </w:pPr>
-      <w:r>
-        <w:t xml:space="preserve">3.2 </w:t>
-      </w:r>
-      <w:r>
-        <w:rPr>
-          <w:rFonts w:hint="cs"/>
-          <w:rtl/>
-        </w:rPr>
-        <w:t xml:space="preserve"> </w:t>
-      </w:r>
-      <w:r>
-        <w:rPr>
-          <w:rtl/>
-        </w:rPr>
-        <w:t>ארכיטקטורת המודל</w:t>
-      </w:r>
-    </w:p>
-    <w:p>
-      <w:pPr>
-        <w:pStyle w:val="NormalWeb"/>
-        <w:bidi/>
-        <w:spacing w:before="0" w:beforeAutospacing="0"/>
-        <w:rPr>
-          <w:rFonts w:ascii="Arial" w:hAnsi="Arial" w:cs="Arial"/>
-        </w:rPr>
-      </w:pPr>
-      <w:r>
-        <w:rPr>
-          <w:rFonts w:ascii="Arial" w:hAnsi="Arial" w:cs="Arial"/>
-          <w:rtl/>
-        </w:rPr>
-        <w:t>על גבי המודלים המאומנים מראש, נבנ</w:t>
-      </w:r>
-      <w:r>
-        <w:rPr>
-          <w:rFonts w:ascii="Arial" w:hAnsi="Arial" w:cs="Arial" w:hint="cs"/>
-          <w:rtl/>
-        </w:rPr>
-        <w:t>ה</w:t>
+          <w:rFonts w:ascii="Arial" w:hAnsi="Arial" w:cs="Arial" w:hint="cs"/>
+          <w:rtl/>
+        </w:rPr>
+        <w:t xml:space="preserve"> של כלל המודולים הלינאריים במודל (כולל</w:t>
       </w:r>
       <w:r>
         <w:rPr>
@@ -618,198 +1962,52 @@
           <w:rFonts w:ascii="Arial" w:hAnsi="Arial" w:cs="Arial" w:hint="cs"/>
           <w:rtl/>
         </w:rPr>
-        <w:t xml:space="preserve"> </w:t>
-      </w:r>
-      <w:r>
-        <w:rPr>
-          <w:rFonts w:ascii="Arial" w:hAnsi="Arial" w:cs="Arial"/>
-        </w:rPr>
-        <w:t xml:space="preserve"> </w:t>
-      </w:r>
-      <w:r>
-        <w:rPr>
-          <w:rFonts w:ascii="Arial" w:hAnsi="Arial" w:cs="Arial"/>
-          <w:rtl/>
-        </w:rPr>
-        <w:t>הכולל שכבת</w:t>
-      </w:r>
-      <w:r>
-        <w:rPr>
-          <w:rFonts w:ascii="Arial" w:hAnsi="Arial" w:cs="Arial"/>
-        </w:rPr>
-        <w:t xml:space="preserve"> Dropout </w:t>
-      </w:r>
-      <w:r>
-        <w:rPr>
-          <w:rFonts w:ascii="Arial" w:hAnsi="Arial" w:cs="Arial"/>
-          <w:rtl/>
-        </w:rPr>
-        <w:t>למניעת</w:t>
-      </w:r>
-      <w:r>
-        <w:rPr>
-          <w:rFonts w:ascii="Arial" w:hAnsi="Arial" w:cs="Arial"/>
-        </w:rPr>
-        <w:t xml:space="preserve"> overfitting </w:t>
-      </w:r>
-      <w:r>
-        <w:rPr>
-          <w:rFonts w:ascii="Arial" w:hAnsi="Arial" w:cs="Arial" w:hint="cs"/>
-          <w:rtl/>
-        </w:rPr>
-        <w:t xml:space="preserve"> </w:t>
-      </w:r>
-      <w:r>
-        <w:rPr>
-          <w:rFonts w:ascii="Arial" w:hAnsi="Arial" w:cs="Arial"/>
-          <w:rtl/>
-        </w:rPr>
-        <w:t>ושכבות לינאריות לסיווג הסופי</w:t>
-      </w:r>
-      <w:r>
-        <w:rPr>
-          <w:rFonts w:ascii="Arial" w:hAnsi="Arial" w:cs="Arial"/>
-        </w:rPr>
-        <w:t>.</w:t>
-      </w:r>
-    </w:p>
-    <w:p>
-      <w:pPr>
-        <w:pStyle w:val="Heading4"/>
-        <w:bidi/>
-      </w:pPr>
-      <w:r>
-        <w:t xml:space="preserve">3.3 </w:t>
-      </w:r>
-      <w:r>
-        <w:rPr>
-          <w:rFonts w:hint="cs"/>
-          <w:rtl/>
-        </w:rPr>
-        <w:t xml:space="preserve"> </w:t>
-      </w:r>
-      <w:r>
-        <w:rPr>
-          <w:rtl/>
-        </w:rPr>
-        <w:t>התמודדות עם חוסר איזון בנתונים</w:t>
-      </w:r>
-      <w:r>
-        <w:t xml:space="preserve"> (Class Imbalance)</w:t>
-      </w:r>
-    </w:p>
-    <w:p>
-      <w:pPr>
-        <w:pStyle w:val="NormalWeb"/>
-        <w:bidi/>
-        <w:spacing w:before="0" w:beforeAutospacing="0"/>
-        <w:rPr>
-          <w:rFonts w:ascii="Arial" w:hAnsi="Arial" w:cs="Arial"/>
-        </w:rPr>
-      </w:pPr>
-      <w:r>
-        <w:rPr>
-          <w:rStyle w:val="citation-473"/>
-          <w:rFonts w:ascii="Arial" w:eastAsiaTheme="majorEastAsia" w:hAnsi="Arial" w:cs="Arial"/>
-          <w:rtl/>
-        </w:rPr>
-        <w:t>כפי שצוין בדרישות, קיים חוסר איזון בדאט</w:t>
-      </w:r>
-      <w:r>
-        <w:rPr>
-          <w:rStyle w:val="citation-473"/>
-          <w:rFonts w:ascii="Arial" w:eastAsiaTheme="majorEastAsia" w:hAnsi="Arial" w:cs="Arial" w:hint="cs"/>
-          <w:rtl/>
-        </w:rPr>
-        <w:t>ה.</w:t>
-      </w:r>
-      <w:r>
-        <w:rPr>
-          <w:rFonts w:ascii="Arial" w:hAnsi="Arial" w:cs="Arial"/>
-        </w:rPr>
-        <w:t xml:space="preserve"> </w:t>
-      </w:r>
-      <w:r>
-        <w:rPr>
-          <w:rFonts w:ascii="Arial" w:hAnsi="Arial" w:cs="Arial"/>
-          <w:rtl/>
-        </w:rPr>
-        <w:t xml:space="preserve">כדי להבטיח ביצועים טובים בכל </w:t>
-      </w:r>
-      <w:r>
-        <w:rPr>
-          <w:rFonts w:ascii="Arial" w:hAnsi="Arial" w:cs="Arial" w:hint="cs"/>
-          <w:rtl/>
-        </w:rPr>
-        <w:t>ה</w:t>
-      </w:r>
-      <w:r>
-        <w:rPr>
-          <w:rFonts w:ascii="Arial" w:hAnsi="Arial" w:cs="Arial"/>
-          <w:lang w:val="en-US"/>
-        </w:rPr>
-        <w:t>class</w:t>
-      </w:r>
-      <w:r>
-        <w:rPr>
-          <w:rFonts w:ascii="Arial" w:hAnsi="Arial" w:cs="Arial" w:hint="cs"/>
-          <w:rtl/>
-          <w:lang w:val="en-US"/>
-        </w:rPr>
-        <w:t>ים</w:t>
-      </w:r>
-      <w:r>
-        <w:rPr>
-          <w:rFonts w:ascii="Arial" w:hAnsi="Arial" w:cs="Arial"/>
-          <w:rtl/>
-        </w:rPr>
-        <w:t>, נעשה שימוש ב</w:t>
-      </w:r>
-      <w:r>
-        <w:rPr>
-          <w:rFonts w:ascii="Arial" w:hAnsi="Arial" w:cs="Arial"/>
-        </w:rPr>
-        <w:t xml:space="preserve">-Inverse Frequency Class Weighting </w:t>
-      </w:r>
-      <w:r>
-        <w:rPr>
-          <w:rFonts w:ascii="Arial" w:hAnsi="Arial" w:cs="Arial"/>
-          <w:rtl/>
-        </w:rPr>
-        <w:t>בתו</w:t>
-      </w:r>
-      <w:r>
-        <w:rPr>
-          <w:rFonts w:ascii="Arial" w:hAnsi="Arial" w:cs="Arial" w:hint="cs"/>
-          <w:rtl/>
-        </w:rPr>
-        <w:t xml:space="preserve">ך ה- </w:t>
-      </w:r>
-      <w:r>
-        <w:rPr>
-          <w:rFonts w:ascii="Arial" w:hAnsi="Arial" w:cs="Arial"/>
-        </w:rPr>
-        <w:t>CrossEntropyLoss</w:t>
-      </w:r>
-      <w:r>
-        <w:rPr>
-          <w:rFonts w:ascii="Arial" w:hAnsi="Arial" w:cs="Arial" w:hint="cs"/>
-          <w:rtl/>
-        </w:rPr>
-        <w:t xml:space="preserve">. </w:t>
-      </w:r>
-    </w:p>
-    <w:p>
-      <w:pPr>
-        <w:pStyle w:val="Heading3"/>
-        <w:bidi/>
-      </w:pPr>
-      <w:r>
-        <w:rPr>
-          <w:rFonts w:hint="cs"/>
-          <w:rtl/>
-        </w:rPr>
-        <w:lastRenderedPageBreak/>
+        <w:t>) מ</w:t>
+      </w:r>
+      <w:r>
+        <w:rPr>
+          <w:rFonts w:ascii="Arial" w:hAnsi="Arial" w:cs="Arial"/>
+        </w:rPr>
+        <w:t>float-</w:t>
+      </w:r>
+      <w:r>
+        <w:rPr>
+          <w:rFonts w:ascii="Arial" w:hAnsi="Arial" w:cs="Arial" w:hint="cs"/>
+          <w:rtl/>
+        </w:rPr>
+        <w:t xml:space="preserve"> בגודל 32 </w:t>
+      </w:r>
+      <w:r>
+        <w:rPr>
+          <w:rFonts w:ascii="Arial" w:hAnsi="Arial" w:cs="Arial" w:hint="cs"/>
+          <w:rtl/>
+        </w:rPr>
+        <w:t>סיביות ל-</w:t>
+      </w:r>
+      <w:r>
+        <w:rPr>
+          <w:rFonts w:ascii="Arial" w:hAnsi="Arial" w:cs="Arial"/>
+        </w:rPr>
+        <w:t>int</w:t>
+      </w:r>
+      <w:r>
+        <w:rPr>
+          <w:rFonts w:ascii="Arial" w:hAnsi="Arial" w:cs="Arial" w:hint="cs"/>
+          <w:rtl/>
+        </w:rPr>
+        <w:t xml:space="preserve"> בעל 8 סיביות. לפי הנלמד בהרצאה, אין צורך באימון נוסף לאחר ביצוע פעולה זו.</w:t>
+      </w:r>
+    </w:p>
+    <w:p>
+      <w:pPr>
+        <w:pStyle w:val="3"/>
+        <w:bidi/>
+      </w:pPr>
+      <w:r>
+        <w:rPr>
+          <w:rFonts w:hint="cs"/>
+          <w:rtl/>
+        </w:rPr>
         <w:t>4.</w:t>
       </w:r>
       <w:r>
@@ -833,60 +2031,493 @@
           <w:numId w:val="3"/>
         </w:numPr>
         <w:bidi/>
-        <w:spacing w:before="0" w:beforeAutospacing="0"/>
-        <w:rPr>
-          <w:rFonts w:ascii="Arial" w:hAnsi="Arial" w:cs="Arial"/>
-        </w:rPr>
-      </w:pPr>
-      <w:r>
-        <w:rPr>
-          <w:rFonts w:ascii="Arial" w:hAnsi="Arial" w:cs="Arial"/>
+        <w:spacing w:before="0" w:beforeAutospacing="0" w:after="0" w:afterAutospacing="0"/>
+        <w:rPr>
+          <w:rStyle w:val="citation-472"/>
+          <w:rFonts w:ascii="Arial" w:hAnsi="Arial" w:cs="Arial"/>
+        </w:rPr>
+      </w:pPr>
+      <w:r>
+        <w:rPr>
+          <w:rStyle w:val="citation-472"/>
+          <w:rFonts w:ascii="Arial" w:eastAsiaTheme="majorEastAsia" w:hAnsi="Arial" w:cs="Arial"/>
           <w:b/>
           <w:bCs/>
           <w:rtl/>
         </w:rPr>
-        <w:t>חיפוש היפר-פרמטרים</w:t>
-      </w:r>
-      <w:r>
-        <w:rPr>
-          <w:rFonts w:ascii="Arial" w:hAnsi="Arial" w:cs="Arial" w:hint="cs"/>
+        <w:t>מדדי הערכה</w:t>
+      </w:r>
+      <w:r>
+        <w:rPr>
+          <w:rStyle w:val="citation-472"/>
+          <w:rFonts w:ascii="Arial" w:eastAsiaTheme="majorEastAsia" w:hAnsi="Arial" w:cs="Arial" w:hint="cs"/>
           <w:b/>
           <w:bCs/>
           <w:rtl/>
         </w:rPr>
-        <w:t>:</w:t>
-      </w:r>
-      <w:r>
-        <w:rPr>
-          <w:rFonts w:ascii="Arial" w:hAnsi="Arial" w:cs="Arial"/>
+        <w:t xml:space="preserve">: </w:t>
+      </w:r>
+      <w:r>
+        <w:rPr>
+          <w:rStyle w:val="citation-472"/>
+          <w:rFonts w:ascii="Arial" w:eastAsiaTheme="majorEastAsia" w:hAnsi="Arial" w:cs="Arial"/>
+          <w:rtl/>
+        </w:rPr>
+        <w:t>בנוסף לדיו</w:t>
+      </w:r>
+      <w:r>
+        <w:rPr>
+          <w:rStyle w:val="citation-472"/>
+          <w:rFonts w:ascii="Arial" w:eastAsiaTheme="majorEastAsia" w:hAnsi="Arial" w:cs="Arial" w:hint="cs"/>
+          <w:rtl/>
+        </w:rPr>
+        <w:t>ק</w:t>
+      </w:r>
+      <w:r>
+        <w:rPr>
+          <w:rStyle w:val="citation-472"/>
+          <w:rFonts w:ascii="Arial" w:eastAsiaTheme="majorEastAsia" w:hAnsi="Arial" w:cs="Arial"/>
+        </w:rPr>
+        <w:t xml:space="preserve"> (Accuracy)</w:t>
+      </w:r>
+      <w:r>
+        <w:rPr>
+          <w:rStyle w:val="citation-472"/>
+          <w:rFonts w:ascii="Arial" w:eastAsiaTheme="majorEastAsia" w:hAnsi="Arial" w:cs="Arial"/>
         </w:rPr>
         <w:t xml:space="preserve"> </w:t>
       </w:r>
       <w:r>
         <w:rPr>
-          <w:rFonts w:ascii="Arial" w:hAnsi="Arial" w:cs="Arial"/>
-          <w:rtl/>
-        </w:rPr>
-        <w:t>בוצע חיפוש על גבי רשת</w:t>
-      </w:r>
-      <w:r>
-        <w:rPr>
-          <w:rFonts w:ascii="Arial" w:hAnsi="Arial" w:cs="Arial"/>
-        </w:rPr>
-        <w:t xml:space="preserve"> (Grid Search) </w:t>
-      </w:r>
-      <w:r>
-        <w:rPr>
-          <w:rFonts w:ascii="Arial" w:hAnsi="Arial" w:cs="Arial"/>
-          <w:rtl/>
-        </w:rPr>
-        <w:t>עבור קצבי למידה ושיעורי</w:t>
-      </w:r>
-      <w:r>
-        <w:rPr>
-          <w:rFonts w:ascii="Arial" w:hAnsi="Arial" w:cs="Arial"/>
-        </w:rPr>
-        <w:t xml:space="preserve"> Dropout.</w:t>
+          <w:rStyle w:val="citation-472"/>
+          <w:rFonts w:ascii="Arial" w:eastAsiaTheme="majorEastAsia" w:hAnsi="Arial" w:cs="Arial" w:hint="cs"/>
+          <w:rtl/>
+        </w:rPr>
+        <w:t xml:space="preserve">הכולל כמה חיזויים נכונים ביחס לכלל </w:t>
+      </w:r>
+      <w:r>
+        <w:rPr>
+          <w:rStyle w:val="citation-472"/>
+          <w:rFonts w:ascii="Arial" w:eastAsiaTheme="majorEastAsia" w:hAnsi="Arial" w:cs="Arial" w:hint="cs"/>
+          <w:rtl/>
+        </w:rPr>
+        <w:t>החיזויים שבוצעו, השתמשנו במדדים נוספים המתאימים לדאטה סטים לא מאוזנים (</w:t>
+      </w:r>
+      <w:r>
+        <w:rPr>
+          <w:rStyle w:val="citation-472"/>
+          <w:rFonts w:ascii="Arial" w:eastAsiaTheme="majorEastAsia" w:hAnsi="Arial" w:cs="Arial"/>
+        </w:rPr>
+        <w:t>Accuracy</w:t>
+      </w:r>
+      <w:r>
+        <w:rPr>
+          <w:rStyle w:val="citation-472"/>
+          <w:rFonts w:ascii="Arial" w:eastAsiaTheme="majorEastAsia" w:hAnsi="Arial" w:cs="Arial" w:hint="cs"/>
+          <w:rtl/>
+        </w:rPr>
+        <w:t xml:space="preserve"> יכול להיות גבוה גם אם נטעה בסיווג המחלקות הקטנות).</w:t>
+      </w:r>
+      <w:r>
+        <w:rPr>
+          <w:rStyle w:val="citation-472"/>
+          <w:rFonts w:ascii="Arial" w:hAnsi="Arial" w:cs="Arial" w:hint="cs"/>
+          <w:rtl/>
+        </w:rPr>
+        <w:t xml:space="preserve"> מדדים אלו הינם:                                  </w:t>
+      </w:r>
+      <w:r>
+        <w:rPr>
+          <w:rStyle w:val="citation-472"/>
+          <w:rFonts w:ascii="Arial" w:hAnsi="Arial" w:cs="Arial" w:hint="cs"/>
+          <w:rtl/>
+        </w:rPr>
+        <w:t xml:space="preserve"> </w:t>
+      </w:r>
+      <w:r>
+        <w:rPr>
+          <w:rStyle w:val="citation-472"/>
+          <w:rFonts w:ascii="Arial" w:hAnsi="Arial" w:cs="Arial"/>
+          <w:u w:val="single"/>
+        </w:rPr>
+        <w:t>Recall</w:t>
+      </w:r>
+      <w:r>
+        <w:rPr>
+          <w:rStyle w:val="citation-472"/>
+          <w:rFonts w:ascii="Arial" w:hAnsi="Arial" w:cs="Arial" w:hint="cs"/>
+          <w:rtl/>
+        </w:rPr>
+        <w:t xml:space="preserve"> - כמות החיזויים הנכונים של מחלקה מסוימת ביחס לכמות המופעים האמיתית של המחלקה.</w:t>
+      </w:r>
+    </w:p>
+    <w:p>
+      <w:pPr>
+        <w:pStyle w:val="NormalWeb"/>
+        <w:bidi/>
+        <w:spacing w:before="0" w:beforeAutospacing="0" w:after="0" w:afterAutospacing="0"/>
+        <w:ind w:left="720"/>
+        <w:rPr>
+          <w:rStyle w:val="citation-472"/>
+          <w:rFonts w:ascii="Arial" w:hAnsi="Arial" w:cs="Arial"/>
+        </w:rPr>
+      </w:pPr>
+      <w:r>
+        <w:rPr>
+          <w:rFonts w:ascii="Arial" w:hAnsi="Arial" w:cs="Arial"/>
+          <w:u w:val="single"/>
+        </w:rPr>
+        <w:t>Precisio</w:t>
+      </w:r>
+      <w:r>
+        <w:rPr>
+          <w:rFonts w:ascii="Arial" w:hAnsi="Arial" w:cs="Arial"/>
+          <w:u w:val="single"/>
+        </w:rPr>
+        <w:t>n</w:t>
+      </w:r>
+      <w:r>
+        <w:rPr>
+          <w:rStyle w:val="citation-472"/>
+          <w:rFonts w:ascii="Arial" w:hAnsi="Arial" w:cs="Arial" w:hint="cs"/>
+          <w:rtl/>
+        </w:rPr>
+        <w:t xml:space="preserve"> - כמות החיזויים הנכונים של מחלקה מסוימת ביחס לכמות המופעים </w:t>
+      </w:r>
+      <w:r>
+        <w:rPr>
+          <w:rStyle w:val="citation-472"/>
+          <w:rFonts w:ascii="Arial" w:hAnsi="Arial" w:cs="Arial" w:hint="cs"/>
+          <w:rtl/>
+        </w:rPr>
+        <w:t>שחזינו</w:t>
+      </w:r>
+      <w:r>
+        <w:rPr>
+          <w:rStyle w:val="citation-472"/>
+          <w:rFonts w:ascii="Arial" w:hAnsi="Arial" w:cs="Arial" w:hint="cs"/>
+          <w:rtl/>
+        </w:rPr>
+        <w:t xml:space="preserve"> למחלקה.</w:t>
+      </w:r>
+    </w:p>
+    <w:p>
+      <w:pPr>
+        <w:pStyle w:val="NormalWeb"/>
+        <w:bidi/>
+        <w:spacing w:before="0" w:beforeAutospacing="0" w:after="0" w:afterAutospacing="0"/>
+        <w:ind w:left="720"/>
+        <w:rPr>
+          <w:rStyle w:val="citation-472"/>
+          <w:rFonts w:ascii="Arial" w:hAnsi="Arial" w:cs="Arial"/>
+        </w:rPr>
+      </w:pPr>
+      <w:r>
+        <w:rPr>
+          <w:rStyle w:val="citation-472"/>
+          <w:rFonts w:ascii="Arial" w:hAnsi="Arial" w:cs="Arial"/>
+          <w:u w:val="single"/>
+        </w:rPr>
+        <w:t>F1</w:t>
+      </w:r>
+      <w:r>
+        <w:rPr>
+          <w:rStyle w:val="citation-472"/>
+          <w:rFonts w:ascii="Arial" w:hAnsi="Arial" w:cs="Arial" w:hint="cs"/>
+          <w:rtl/>
+        </w:rPr>
+        <w:t xml:space="preserve"> - ממוצע הרמוני בין </w:t>
+      </w:r>
+      <w:r>
+        <w:rPr>
+          <w:rFonts w:ascii="Arial" w:hAnsi="Arial" w:cs="Arial"/>
+        </w:rPr>
+        <w:t>Precision</w:t>
+      </w:r>
+      <w:r>
+        <w:rPr>
+          <w:rFonts w:ascii="Arial" w:hAnsi="Arial" w:cs="Arial" w:hint="cs"/>
+          <w:rtl/>
+        </w:rPr>
+        <w:t xml:space="preserve"> ל-</w:t>
+      </w:r>
+      <w:r>
+        <w:rPr>
+          <w:rStyle w:val="citation-472"/>
+          <w:rFonts w:ascii="Arial" w:hAnsi="Arial" w:cs="Arial"/>
+        </w:rPr>
+        <w:t xml:space="preserve"> Recall</w:t>
+      </w:r>
+      <w:r>
+        <w:rPr>
+          <w:rStyle w:val="citation-472"/>
+          <w:rFonts w:ascii="Arial" w:hAnsi="Arial" w:cs="Arial" w:hint="cs"/>
+          <w:rtl/>
+        </w:rPr>
+        <w:t>לכל מחלקה.</w:t>
+      </w:r>
+    </w:p>
+    <w:p>
+      <w:pPr>
+        <w:pStyle w:val="NormalWeb"/>
+        <w:bidi/>
+        <w:spacing w:before="0" w:beforeAutospacing="0" w:after="0" w:afterAutospacing="0"/>
+        <w:ind w:left="720"/>
+        <w:rPr>
+          <w:rStyle w:val="citation-472"/>
+          <w:rFonts w:ascii="Arial" w:hAnsi="Arial" w:cs="Arial"/>
+          <w:rtl/>
+        </w:rPr>
+      </w:pPr>
+      <w:r>
+        <w:rPr>
+          <w:rStyle w:val="citation-472"/>
+          <w:rFonts w:ascii="Arial" w:hAnsi="Arial" w:cs="Arial"/>
+          <w:u w:val="single"/>
+        </w:rPr>
+        <w:t>AUC-PR</w:t>
+      </w:r>
+      <w:r>
+        <w:rPr>
+          <w:rStyle w:val="citation-472"/>
+          <w:rFonts w:ascii="Arial" w:hAnsi="Arial" w:cs="Arial" w:hint="cs"/>
+          <w:rtl/>
+        </w:rPr>
+        <w:t xml:space="preserve"> </w:t>
+      </w:r>
+      <w:r>
+        <w:rPr>
+          <w:rStyle w:val="citation-472"/>
+          <w:rFonts w:ascii="Arial" w:hAnsi="Arial" w:cs="Arial"/>
+          <w:rtl/>
+        </w:rPr>
+        <w:t>–</w:t>
+      </w:r>
+      <w:r>
+        <w:rPr>
+          <w:rStyle w:val="citation-472"/>
+          <w:rFonts w:ascii="Arial" w:hAnsi="Arial" w:cs="Arial" w:hint="cs"/>
+          <w:rtl/>
+        </w:rPr>
+        <w:t xml:space="preserve"> מדד שמחשב את השטח מתחת לגרף של </w:t>
+      </w:r>
+      <w:r>
+        <w:rPr>
+          <w:rStyle w:val="citation-472"/>
+          <w:rFonts w:ascii="Arial" w:hAnsi="Arial" w:cs="Arial"/>
+        </w:rPr>
+        <w:t>Recall</w:t>
+      </w:r>
+      <w:r>
+        <w:rPr>
+          <w:rStyle w:val="citation-472"/>
+          <w:rFonts w:ascii="Arial" w:hAnsi="Arial" w:cs="Arial" w:hint="cs"/>
+          <w:rtl/>
+        </w:rPr>
+        <w:t xml:space="preserve"> בציר </w:t>
+      </w:r>
+      <w:r>
+        <w:rPr>
+          <w:rStyle w:val="citation-472"/>
+          <w:rFonts w:ascii="Arial" w:hAnsi="Arial" w:cs="Arial"/>
+        </w:rPr>
+        <w:t>x</w:t>
+      </w:r>
+      <w:r>
+        <w:rPr>
+          <w:rStyle w:val="citation-472"/>
+          <w:rFonts w:ascii="Arial" w:hAnsi="Arial" w:cs="Arial" w:hint="cs"/>
+          <w:rtl/>
+        </w:rPr>
+        <w:t xml:space="preserve"> ו- </w:t>
+      </w:r>
+      <w:r>
+        <w:rPr>
+          <w:rFonts w:ascii="Arial" w:hAnsi="Arial" w:cs="Arial"/>
+        </w:rPr>
+        <w:t>Precision</w:t>
+      </w:r>
+      <w:r>
+        <w:rPr>
+          <w:rStyle w:val="citation-472"/>
+          <w:rFonts w:ascii="Arial" w:hAnsi="Arial" w:cs="Arial" w:hint="cs"/>
+          <w:rtl/>
+        </w:rPr>
+        <w:t xml:space="preserve"> בציר </w:t>
+      </w:r>
+      <w:r>
+        <w:rPr>
+          <w:rStyle w:val="citation-472"/>
+          <w:rFonts w:ascii="Arial" w:hAnsi="Arial" w:cs="Arial"/>
+        </w:rPr>
+        <w:t>y</w:t>
+      </w:r>
+      <w:r>
+        <w:rPr>
+          <w:rStyle w:val="citation-472"/>
+          <w:rFonts w:ascii="Arial" w:hAnsi="Arial" w:cs="Arial" w:hint="cs"/>
+          <w:rtl/>
+        </w:rPr>
+        <w:t xml:space="preserve"> כאשר מסתכלים על ה</w:t>
+      </w:r>
+      <w:r>
+        <w:rPr>
+          <w:rStyle w:val="citation-472"/>
+          <w:rFonts w:ascii="Arial" w:hAnsi="Arial" w:cs="Arial" w:hint="cs"/>
+          <w:u w:val="single"/>
+          <w:rtl/>
+        </w:rPr>
+        <w:t>הסתברות</w:t>
+      </w:r>
+      <w:r>
+        <w:rPr>
+          <w:rStyle w:val="citation-472"/>
+          <w:rFonts w:ascii="Arial" w:hAnsi="Arial" w:cs="Arial" w:hint="cs"/>
+          <w:rtl/>
+        </w:rPr>
+        <w:t xml:space="preserve"> של המחלקה הנכונה</w:t>
+      </w:r>
+      <w:r>
+        <w:rPr>
+          <w:rStyle w:val="citation-472"/>
+          <w:rFonts w:ascii="Arial" w:hAnsi="Arial" w:cs="Arial" w:hint="cs"/>
+          <w:rtl/>
+        </w:rPr>
+        <w:t xml:space="preserve"> וקובעים ערך סף שאם הסתברות זו גדולה ממנו אזי חזינו נכון. מנסים ערכי סף הסתברותיים שונים ועבורם מקבלים נקודות על </w:t>
+      </w:r>
+      <w:r>
+        <w:rPr>
+          <w:rStyle w:val="citation-472"/>
+          <w:rFonts w:ascii="Arial" w:hAnsi="Arial" w:cs="Arial" w:hint="cs"/>
+          <w:rtl/>
+        </w:rPr>
+        <w:lastRenderedPageBreak/>
+        <w:t xml:space="preserve">הגרף שתחתיהם מחושב השטח. מדד זה מניח שערך הסף לחיזוי נתון לבחירתנו ונותן לנו אינדיקציה כמה מובהקת הבחירה שלנו (ההסתברות) של המחלקה הנכונה. </w:t>
+      </w:r>
+    </w:p>
+    <w:p>
+      <w:pPr>
+        <w:pStyle w:val="NormalWeb"/>
+        <w:bidi/>
+        <w:spacing w:before="0" w:beforeAutospacing="0" w:after="0" w:afterAutospacing="0"/>
+        <w:ind w:left="720"/>
+        <w:rPr>
+          <w:rStyle w:val="citation-472"/>
+          <w:rFonts w:ascii="Arial" w:hAnsi="Arial" w:cs="Arial"/>
+          <w:rtl/>
+        </w:rPr>
+      </w:pPr>
+    </w:p>
+    <w:p>
+      <w:pPr>
+        <w:pStyle w:val="NormalWeb"/>
+        <w:bidi/>
+        <w:spacing w:before="0" w:beforeAutospacing="0"/>
+        <w:ind w:left="720"/>
+        <w:rPr>
+          <w:rStyle w:val="citation-472"/>
+          <w:rFonts w:ascii="Arial" w:hAnsi="Arial" w:cs="Arial"/>
+          <w:rtl/>
+        </w:rPr>
+      </w:pPr>
+      <w:r>
+        <w:rPr>
+          <w:rStyle w:val="citation-472"/>
+          <w:rFonts w:ascii="Arial" w:hAnsi="Arial" w:cs="Arial" w:hint="cs"/>
+          <w:rtl/>
+        </w:rPr>
+        <w:t xml:space="preserve">ל-4 מדדים הנוספים בוצע ממוצע מסוג </w:t>
+      </w:r>
+      <w:r>
+        <w:rPr>
+          <w:rStyle w:val="citation-472"/>
+          <w:rFonts w:ascii="Arial" w:hAnsi="Arial" w:cs="Arial"/>
+        </w:rPr>
+        <w:t>M</w:t>
+      </w:r>
+      <w:r>
+        <w:rPr>
+          <w:rStyle w:val="citation-472"/>
+          <w:rFonts w:ascii="Arial" w:hAnsi="Arial" w:cs="Arial"/>
+        </w:rPr>
+        <w:t>acro</w:t>
+      </w:r>
+      <w:r>
+        <w:rPr>
+          <w:rStyle w:val="citation-472"/>
+          <w:rFonts w:ascii="Arial" w:hAnsi="Arial" w:cs="Arial" w:hint="cs"/>
+          <w:rtl/>
+        </w:rPr>
+        <w:t xml:space="preserve"> שמחשב את המדד לכל מחלקה בנפרד ואז מבצע ממוצע עם משקל זהה לכל מחלקה. לכן, מדדים אלו מתייחסים למחלקות מיעוט בשווה למחלקות גדולות. המדד שלפיו ביצענו הערכה למודלים הינו </w:t>
+      </w:r>
+      <w:r>
+        <w:rPr>
+          <w:rStyle w:val="citation-472"/>
+          <w:rFonts w:ascii="Arial" w:hAnsi="Arial" w:cs="Arial"/>
+        </w:rPr>
+        <w:t>F1</w:t>
+      </w:r>
+      <w:r>
+        <w:rPr>
+          <w:rStyle w:val="citation-472"/>
+          <w:rFonts w:ascii="Arial" w:hAnsi="Arial" w:cs="Arial" w:hint="cs"/>
+          <w:rtl/>
+        </w:rPr>
+        <w:t xml:space="preserve"> שגם מתחשב במחלקות המיעוט וגם מתחשב ב-</w:t>
+      </w:r>
+      <w:r>
+        <w:t xml:space="preserve"> </w:t>
+      </w:r>
+      <w:r>
+        <w:rPr>
+          <w:rStyle w:val="citation-472"/>
+          <w:rFonts w:ascii="Arial" w:hAnsi="Arial" w:cs="Arial"/>
+        </w:rPr>
+        <w:t xml:space="preserve"> </w:t>
+      </w:r>
+      <w:r>
+        <w:rPr>
+          <w:rStyle w:val="citation-472"/>
+          <w:rFonts w:ascii="Arial" w:hAnsi="Arial" w:cs="Arial"/>
+        </w:rPr>
+        <w:t>Trade-off</w:t>
+      </w:r>
+      <w:r>
+        <w:rPr>
+          <w:rStyle w:val="citation-472"/>
+          <w:rFonts w:ascii="Arial" w:hAnsi="Arial" w:cs="Arial" w:hint="cs"/>
+          <w:rtl/>
+        </w:rPr>
+        <w:t xml:space="preserve">בין </w:t>
+      </w:r>
+      <w:r>
+        <w:rPr>
+          <w:rFonts w:ascii="Arial" w:hAnsi="Arial" w:cs="Arial"/>
+        </w:rPr>
+        <w:t>Precision</w:t>
+      </w:r>
+      <w:r>
+        <w:rPr>
+          <w:rStyle w:val="citation-472"/>
+          <w:rFonts w:ascii="Arial" w:hAnsi="Arial" w:cs="Arial" w:hint="cs"/>
+          <w:rtl/>
+        </w:rPr>
+        <w:t xml:space="preserve"> ל-</w:t>
+      </w:r>
+      <w:r>
+        <w:rPr>
+          <w:rStyle w:val="citation-472"/>
+          <w:rFonts w:ascii="Arial" w:hAnsi="Arial" w:cs="Arial"/>
+        </w:rPr>
+        <w:t>Recall</w:t>
+      </w:r>
+      <w:r>
+        <w:rPr>
+          <w:rStyle w:val="citation-472"/>
+          <w:rFonts w:ascii="Arial" w:hAnsi="Arial" w:cs="Arial" w:hint="cs"/>
+          <w:rtl/>
+        </w:rPr>
+        <w:t xml:space="preserve"> שלעיתים נמצאים ביחס הפוך.</w:t>
       </w:r>
     </w:p>
     <w:p>
@@ -897,89 +2528,384 @@
           <w:numId w:val="3"/>
         </w:numPr>
         <w:bidi/>
-        <w:spacing w:before="0" w:beforeAutospacing="0"/>
-        <w:rPr>
-          <w:rFonts w:ascii="Arial" w:hAnsi="Arial" w:cs="Arial"/>
-        </w:rPr>
-      </w:pPr>
-      <w:r>
-        <w:rPr>
-          <w:rStyle w:val="citation-472"/>
-          <w:rFonts w:ascii="Arial" w:eastAsiaTheme="majorEastAsia" w:hAnsi="Arial" w:cs="Arial"/>
+        <w:spacing w:before="0" w:beforeAutospacing="0" w:after="240" w:afterAutospacing="0"/>
+        <w:rPr>
+          <w:rFonts w:ascii="Arial" w:hAnsi="Arial" w:cs="Arial"/>
+        </w:rPr>
+      </w:pPr>
+      <w:r>
+        <w:rPr>
+          <w:rFonts w:ascii="Arial" w:hAnsi="Arial" w:cs="Arial"/>
           <w:b/>
           <w:bCs/>
           <w:rtl/>
         </w:rPr>
-        <w:t>מדדי הערכה</w:t>
-      </w:r>
-      <w:r>
-        <w:rPr>
-          <w:rStyle w:val="citation-472"/>
-          <w:rFonts w:ascii="Arial" w:eastAsiaTheme="majorEastAsia" w:hAnsi="Arial" w:cs="Arial" w:hint="cs"/>
+        <w:t>חיפוש היפר-פרמטרים</w:t>
+      </w:r>
+      <w:r>
+        <w:rPr>
+          <w:rFonts w:ascii="Arial" w:hAnsi="Arial" w:cs="Arial" w:hint="cs"/>
           <w:b/>
           <w:bCs/>
           <w:rtl/>
         </w:rPr>
-        <w:t xml:space="preserve">: </w:t>
-      </w:r>
-      <w:r>
-        <w:rPr>
-          <w:rStyle w:val="citation-472"/>
-          <w:rFonts w:ascii="Arial" w:eastAsiaTheme="majorEastAsia" w:hAnsi="Arial" w:cs="Arial"/>
-          <w:rtl/>
-        </w:rPr>
-        <w:t>בנוסף לדיו</w:t>
-      </w:r>
-      <w:r>
-        <w:rPr>
-          <w:rStyle w:val="citation-472"/>
-          <w:rFonts w:ascii="Arial" w:eastAsiaTheme="majorEastAsia" w:hAnsi="Arial" w:cs="Arial" w:hint="cs"/>
-          <w:rtl/>
-        </w:rPr>
-        <w:t>ק</w:t>
-      </w:r>
-      <w:r>
-        <w:rPr>
-          <w:rStyle w:val="citation-472"/>
-          <w:rFonts w:ascii="Arial" w:eastAsiaTheme="majorEastAsia" w:hAnsi="Arial" w:cs="Arial"/>
-        </w:rPr>
-        <w:t xml:space="preserve"> (Accuracy)</w:t>
-      </w:r>
-      <w:r>
-        <w:rPr>
-          <w:rStyle w:val="citation-472"/>
-          <w:rFonts w:ascii="Arial" w:eastAsiaTheme="majorEastAsia" w:hAnsi="Arial" w:cs="Arial" w:hint="cs"/>
-          <w:rtl/>
+        <w:t>:</w:t>
+      </w:r>
+      <w:r>
+        <w:rPr>
+          <w:rFonts w:ascii="Arial" w:hAnsi="Arial" w:cs="Arial"/>
+        </w:rPr>
+        <w:t xml:space="preserve"> </w:t>
+      </w:r>
+      <w:r>
+        <w:rPr>
+          <w:rFonts w:ascii="Arial" w:hAnsi="Arial" w:cs="Arial"/>
+          <w:rtl/>
+        </w:rPr>
+        <w:t xml:space="preserve">בוצע </w:t>
+      </w:r>
+      <w:r>
+        <w:rPr>
+          <w:rFonts w:ascii="Arial" w:hAnsi="Arial" w:cs="Arial" w:hint="cs"/>
+          <w:rtl/>
+        </w:rPr>
+        <w:t xml:space="preserve">על 3 המודלים שבנינו </w:t>
+      </w:r>
+      <w:r>
+        <w:rPr>
+          <w:rFonts w:ascii="Arial" w:hAnsi="Arial" w:cs="Arial"/>
+          <w:rtl/>
+        </w:rPr>
+        <w:t xml:space="preserve">חיפוש </w:t>
+      </w:r>
+      <w:r>
+        <w:rPr>
+          <w:rFonts w:ascii="Arial" w:hAnsi="Arial" w:cs="Arial" w:hint="cs"/>
+          <w:rtl/>
+        </w:rPr>
+        <w:t>של 4 ההיפר-פרמטרים הבאים: גודל קצב ה-</w:t>
+      </w:r>
+      <w:r>
+        <w:rPr>
+          <w:rFonts w:ascii="Arial" w:hAnsi="Arial" w:cs="Arial"/>
+        </w:rPr>
+        <w:t xml:space="preserve"> </w:t>
+      </w:r>
+      <w:r>
+        <w:rPr>
+          <w:rFonts w:ascii="Arial" w:hAnsi="Arial" w:cs="Arial"/>
+          <w:u w:val="single"/>
+        </w:rPr>
+        <w:t>Dropout</w:t>
+      </w:r>
+      <w:r>
+        <w:rPr>
+          <w:rFonts w:ascii="Arial" w:hAnsi="Arial" w:cs="Arial" w:hint="cs"/>
+          <w:rtl/>
+        </w:rPr>
+        <w:t xml:space="preserve">במודלים, </w:t>
+      </w:r>
+      <w:r>
+        <w:rPr>
+          <w:rFonts w:ascii="Arial" w:hAnsi="Arial" w:cs="Arial" w:hint="cs"/>
+          <w:u w:val="single"/>
+          <w:rtl/>
+        </w:rPr>
+        <w:t>קצב הלימוד</w:t>
+      </w:r>
+      <w:r>
+        <w:rPr>
+          <w:rFonts w:ascii="Arial" w:hAnsi="Arial" w:cs="Arial" w:hint="cs"/>
+          <w:rtl/>
+        </w:rPr>
+        <w:t xml:space="preserve"> ו-</w:t>
+      </w:r>
+      <w:r>
+        <w:rPr>
+          <w:rFonts w:ascii="Arial" w:hAnsi="Arial" w:cs="Arial"/>
+        </w:rPr>
+        <w:t xml:space="preserve"> </w:t>
+      </w:r>
+      <w:r>
+        <w:rPr>
+          <w:rFonts w:ascii="Arial" w:hAnsi="Arial" w:cs="Arial"/>
+          <w:u w:val="single"/>
+        </w:rPr>
+        <w:t>weight</w:t>
+      </w:r>
+      <w:r>
+        <w:rPr>
+          <w:rFonts w:ascii="Arial" w:hAnsi="Arial" w:cs="Arial"/>
+          <w:u w:val="single"/>
+        </w:rPr>
+        <w:t xml:space="preserve"> </w:t>
+      </w:r>
+      <w:r>
+        <w:rPr>
+          <w:rFonts w:ascii="Arial" w:hAnsi="Arial" w:cs="Arial"/>
+          <w:u w:val="single"/>
+        </w:rPr>
+        <w:t>decay</w:t>
+      </w:r>
+      <w:r>
+        <w:rPr>
+          <w:rFonts w:ascii="Arial" w:hAnsi="Arial" w:cs="Arial" w:hint="cs"/>
+          <w:rtl/>
+        </w:rPr>
+        <w:t>של ה-</w:t>
+      </w:r>
+      <w:r>
+        <w:rPr>
+          <w:rFonts w:ascii="Arial" w:hAnsi="Arial" w:cs="Arial"/>
+        </w:rPr>
+        <w:t>optimizer</w:t>
+      </w:r>
+      <w:r>
+        <w:rPr>
+          <w:rFonts w:ascii="Arial" w:hAnsi="Arial" w:cs="Arial" w:hint="cs"/>
+          <w:rtl/>
+        </w:rPr>
+        <w:t xml:space="preserve"> וגודל ה-</w:t>
+      </w:r>
+      <w:r>
+        <w:rPr>
+          <w:rFonts w:ascii="Arial" w:hAnsi="Arial" w:cs="Arial"/>
+        </w:rPr>
+        <w:t>.</w:t>
+      </w:r>
+      <w:r>
+        <w:rPr>
+          <w:rFonts w:ascii="Arial" w:hAnsi="Arial" w:cs="Arial"/>
+          <w:u w:val="single"/>
+        </w:rPr>
+        <w:t>batch</w:t>
+      </w:r>
+      <w:r>
+        <w:rPr>
+          <w:rFonts w:ascii="Arial" w:hAnsi="Arial" w:cs="Arial" w:hint="cs"/>
+          <w:rtl/>
+        </w:rPr>
+        <w:t xml:space="preserve"> </w:t>
+      </w:r>
+      <w:r>
+        <w:rPr>
+          <w:rFonts w:ascii="Arial" w:hAnsi="Arial" w:cs="Arial" w:hint="cs"/>
+          <w:rtl/>
+        </w:rPr>
+        <w:t xml:space="preserve">לכל היפר-פרמטר ישנן 2 אופציות אפשריות שניסינו וחיפשנו עבור כל מודל את הצירוף האופטימלי של ההיפר-פרמטרים במובן </w:t>
+      </w:r>
+      <w:r>
+        <w:rPr>
+          <w:rFonts w:ascii="Arial" w:hAnsi="Arial" w:cs="Arial"/>
+        </w:rPr>
+        <w:t>F1</w:t>
+      </w:r>
+      <w:r>
+        <w:rPr>
+          <w:rFonts w:ascii="Arial" w:hAnsi="Arial" w:cs="Arial" w:hint="cs"/>
+          <w:rtl/>
+        </w:rPr>
+        <w:t xml:space="preserve"> </w:t>
+      </w:r>
+      <w:r>
+        <w:rPr>
+          <w:rFonts w:ascii="Arial" w:hAnsi="Arial" w:cs="Arial" w:hint="cs"/>
+          <w:rtl/>
+        </w:rPr>
+        <w:t>על סט הוולידצי</w:t>
+      </w:r>
+      <w:r>
+        <w:rPr>
+          <w:rFonts w:ascii="Arial" w:hAnsi="Arial" w:cs="Arial" w:hint="eastAsia"/>
+          <w:rtl/>
+        </w:rPr>
+        <w:t>ה</w:t>
+      </w:r>
+      <w:r>
+        <w:rPr>
+          <w:rFonts w:ascii="Arial" w:hAnsi="Arial" w:cs="Arial" w:hint="cs"/>
+          <w:rtl/>
+        </w:rPr>
+        <w:t>.</w:t>
+      </w:r>
+      <w:r>
+        <w:rPr>
+          <w:rFonts w:ascii="Arial" w:hAnsi="Arial" w:cs="Arial" w:hint="cs"/>
+          <w:rtl/>
+        </w:rPr>
+        <w:t xml:space="preserve"> </w:t>
+      </w:r>
+      <w:r>
+        <w:rPr>
+          <w:rFonts w:ascii="Arial" w:hAnsi="Arial" w:cs="Arial" w:hint="cs"/>
+          <w:rtl/>
+        </w:rPr>
+        <w:t>לסיכום</w:t>
+      </w:r>
+      <w:r>
+        <w:rPr>
+          <w:rFonts w:ascii="Arial" w:hAnsi="Arial" w:cs="Arial" w:hint="cs"/>
+          <w:rtl/>
+        </w:rPr>
+        <w:t>, לכל סוג מודל ישנ</w:t>
+      </w:r>
+      <w:r>
+        <w:rPr>
+          <w:rFonts w:ascii="Arial" w:hAnsi="Arial" w:cs="Arial" w:hint="cs"/>
+          <w:rtl/>
+        </w:rPr>
+        <w:t xml:space="preserve">ן   </w:t>
+      </w:r>
+      <w:r>
+        <w:rPr>
+          <w:rFonts w:ascii="Arial" w:hAnsi="Arial" w:cs="Arial" w:hint="cs"/>
+          <w:rtl/>
+        </w:rPr>
+        <w:t xml:space="preserve"> </w:t>
+      </w:r>
+      <m:oMath>
+        <m:sSup>
+          <m:sSupPr>
+            <m:ctrlPr>
+              <w:rPr>
+                <w:rFonts w:ascii="Cambria Math" w:hAnsi="Cambria Math" w:cs="Arial"/>
+                <w:i/>
+              </w:rPr>
+            </m:ctrlPr>
+          </m:sSupPr>
+          <m:e>
+            <m:r>
+              <w:rPr>
+                <w:rFonts w:ascii="Cambria Math" w:hAnsi="Cambria Math" w:cs="Arial"/>
+              </w:rPr>
+              <m:t>2</m:t>
+            </m:r>
+          </m:e>
+          <m:sup>
+            <m:r>
+              <w:rPr>
+                <w:rFonts w:ascii="Cambria Math" w:hAnsi="Cambria Math" w:cs="Arial"/>
+              </w:rPr>
+              <m:t>4</m:t>
+            </m:r>
+          </m:sup>
+        </m:sSup>
+        <m:r>
+          <w:rPr>
+            <w:rFonts w:ascii="Cambria Math" w:hAnsi="Cambria Math" w:cs="Arial"/>
+          </w:rPr>
+          <m:t>=16</m:t>
+        </m:r>
+      </m:oMath>
+      <w:r>
+        <w:rPr>
+          <w:rFonts w:ascii="Arial" w:hAnsi="Arial" w:cs="Arial" w:hint="cs"/>
+          <w:rtl/>
+        </w:rPr>
+        <w:t xml:space="preserve"> </w:t>
+      </w:r>
+      <w:r>
+        <w:rPr>
+          <w:rFonts w:ascii="Arial" w:hAnsi="Arial" w:cs="Arial" w:hint="cs"/>
+          <w:rtl/>
+        </w:rPr>
+        <w:t xml:space="preserve">קומבינציות אפשריות ועבור 3 המודלים בוצעו </w:t>
+      </w:r>
+      <w:r>
+        <w:rPr>
+          <w:rFonts w:ascii="Arial" w:hAnsi="Arial" w:cs="Arial" w:hint="cs"/>
+          <w:u w:val="single"/>
+          <w:rtl/>
+        </w:rPr>
+        <w:t>48</w:t>
+      </w:r>
+      <w:r>
+        <w:rPr>
+          <w:rFonts w:ascii="Arial" w:hAnsi="Arial" w:cs="Arial" w:hint="cs"/>
+          <w:rtl/>
+        </w:rPr>
+        <w:t xml:space="preserve"> הרצות של 10 מחזורי אימון עם אפשרות לעצירה מוקדמת אם אין שיפור על סט הוולידצי</w:t>
+      </w:r>
+      <w:r>
+        <w:rPr>
+          <w:rFonts w:ascii="Arial" w:hAnsi="Arial" w:cs="Arial" w:hint="eastAsia"/>
+          <w:rtl/>
+        </w:rPr>
+        <w:t>ה</w:t>
+      </w:r>
+      <w:r>
+        <w:rPr>
+          <w:rFonts w:ascii="Arial" w:hAnsi="Arial" w:cs="Arial" w:hint="cs"/>
+          <w:rtl/>
+        </w:rPr>
+        <w:t>.</w:t>
+      </w:r>
+      <w:r>
+        <w:rPr>
+          <w:rFonts w:ascii="Arial" w:hAnsi="Arial" w:cs="Arial" w:hint="cs"/>
+          <w:rtl/>
+        </w:rPr>
+        <w:t xml:space="preserve"> ניסינו בתחילה להקפיא את המודל שאומן מראש ורק לאמן את ה-</w:t>
+      </w:r>
+      <w:r>
+        <w:rPr>
+          <w:rFonts w:ascii="Arial" w:hAnsi="Arial" w:cs="Arial"/>
         </w:rPr>
         <w:t>,</w:t>
       </w:r>
       <w:r>
         <w:rPr>
-          <w:rStyle w:val="citation-472"/>
-          <w:rFonts w:ascii="Arial" w:eastAsiaTheme="majorEastAsia" w:hAnsi="Arial" w:cs="Arial"/>
+          <w:rFonts w:ascii="Arial" w:hAnsi="Arial" w:cs="Arial"/>
         </w:rPr>
         <w:t xml:space="preserve"> </w:t>
       </w:r>
       <w:r>
         <w:rPr>
-          <w:rStyle w:val="citation-472"/>
-          <w:rFonts w:ascii="Arial" w:eastAsiaTheme="majorEastAsia" w:hAnsi="Arial" w:cs="Arial"/>
-          <w:rtl/>
-        </w:rPr>
-        <w:t>נבחרו מדדים הרלוונטיים לבעיה הלא מאוזנת כמו</w:t>
-      </w:r>
-      <w:r>
-        <w:rPr>
-          <w:rStyle w:val="citation-472"/>
-          <w:rFonts w:ascii="Arial" w:eastAsiaTheme="majorEastAsia" w:hAnsi="Arial" w:cs="Arial"/>
-        </w:rPr>
-        <w:t xml:space="preserve"> Macro F1-Score</w:t>
-      </w:r>
-      <w:r>
-        <w:rPr>
-          <w:rFonts w:ascii="Arial" w:hAnsi="Arial" w:cs="Arial"/>
-        </w:rPr>
-        <w:t>.</w:t>
+          <w:rFonts w:ascii="Arial" w:hAnsi="Arial" w:cs="Arial"/>
+        </w:rPr>
+        <w:t xml:space="preserve">Classification Head </w:t>
+      </w:r>
+      <w:r>
+        <w:rPr>
+          <w:rFonts w:ascii="Arial" w:hAnsi="Arial" w:cs="Arial" w:hint="cs"/>
+          <w:rtl/>
+        </w:rPr>
+        <w:t xml:space="preserve"> אך </w:t>
+      </w:r>
+      <w:r>
+        <w:rPr>
+          <w:rFonts w:ascii="Arial" w:hAnsi="Arial" w:cs="Arial" w:hint="cs"/>
+          <w:rtl/>
+        </w:rPr>
+        <w:t>נוכחנו לדעת</w:t>
+      </w:r>
+      <w:r>
+        <w:rPr>
+          <w:rFonts w:ascii="Arial" w:hAnsi="Arial" w:cs="Arial" w:hint="cs"/>
+          <w:rtl/>
+        </w:rPr>
+        <w:t xml:space="preserve"> שבדרך זו לא נוכל לעמוד בדרישה של 80% דיוק</w:t>
+      </w:r>
+      <w:r>
+        <w:rPr>
+          <w:rFonts w:ascii="Arial" w:hAnsi="Arial" w:cs="Arial" w:hint="cs"/>
+          <w:rtl/>
+        </w:rPr>
+        <w:t>,</w:t>
+      </w:r>
+      <w:r>
+        <w:rPr>
+          <w:rFonts w:ascii="Arial" w:hAnsi="Arial" w:cs="Arial" w:hint="cs"/>
+          <w:rtl/>
+        </w:rPr>
+        <w:t xml:space="preserve"> ולכן ביצענו אימון על כלל הפרמטרים</w:t>
+      </w:r>
+      <w:r>
+        <w:rPr>
+          <w:rFonts w:ascii="Arial" w:hAnsi="Arial" w:cs="Arial" w:hint="cs"/>
+          <w:rtl/>
+        </w:rPr>
+        <w:t xml:space="preserve"> במודלים.</w:t>
       </w:r>
     </w:p>
     <w:p>
@@ -992,93 +2918,111 @@
         <w:bidi/>
         <w:spacing w:before="0" w:beforeAutospacing="0"/>
         <w:rPr>
-          <w:rFonts w:ascii="Arial" w:hAnsi="Arial" w:cs="Arial"/>
-        </w:rPr>
-      </w:pPr>
-      <w:r>
-        <w:rPr>
-          <w:rStyle w:val="citation-471"/>
-          <w:rFonts w:ascii="Arial" w:hAnsi="Arial" w:cs="Arial"/>
+          <w:rStyle w:val="citation-472"/>
+          <w:rFonts w:ascii="Arial" w:hAnsi="Arial" w:cs="Arial"/>
+          <w:rtl/>
+        </w:rPr>
+      </w:pPr>
+      <w:r>
+        <w:rPr>
+          <w:rFonts w:ascii="Arial" w:hAnsi="Arial" w:cs="Arial" w:hint="cs"/>
           <w:b/>
           <w:bCs/>
-        </w:rPr>
-        <w:t>Inference</w:t>
-      </w:r>
-      <w:r>
-        <w:rPr>
-          <w:rStyle w:val="citation-471"/>
+          <w:rtl/>
+        </w:rPr>
+        <w:t>דחיסת מודל אופטימלי</w:t>
+      </w:r>
+      <w:r>
+        <w:rPr>
+          <w:rFonts w:ascii="Arial" w:hAnsi="Arial" w:cs="Arial" w:hint="cs"/>
+          <w:b/>
+          <w:bCs/>
+          <w:rtl/>
+        </w:rPr>
+        <w:t>:</w:t>
+      </w:r>
+      <w:r>
+        <w:rPr>
           <w:rFonts w:ascii="Arial" w:hAnsi="Arial" w:cs="Arial"/>
         </w:rPr>
         <w:t xml:space="preserve"> </w:t>
       </w:r>
       <w:r>
         <w:rPr>
-          <w:rStyle w:val="citation-471"/>
-          <w:rFonts w:ascii="Arial" w:hAnsi="Arial" w:cs="Arial" w:hint="cs"/>
-          <w:rtl/>
-        </w:rPr>
-        <w:t xml:space="preserve">: </w:t>
-      </w:r>
-      <w:r>
-        <w:rPr>
-          <w:rStyle w:val="citation-471"/>
-          <w:rFonts w:ascii="Arial" w:hAnsi="Arial" w:cs="Arial"/>
-          <w:rtl/>
-        </w:rPr>
-        <w:t xml:space="preserve">יושמה פונקציית </w:t>
-      </w:r>
-      <w:r>
-        <w:rPr>
-          <w:rStyle w:val="citation-471"/>
-          <w:rFonts w:ascii="Arial" w:hAnsi="Arial" w:cs="Arial"/>
-          <w:sz w:val="20"/>
-          <w:szCs w:val="20"/>
-        </w:rPr>
-        <w:t>run_inference</w:t>
-      </w:r>
-      <w:r>
-        <w:rPr>
-          <w:rStyle w:val="citation-471"/>
-          <w:rFonts w:ascii="Arial" w:hAnsi="Arial" w:cs="Arial" w:hint="cs"/>
-          <w:sz w:val="20"/>
-          <w:szCs w:val="20"/>
+          <w:rFonts w:ascii="Arial" w:hAnsi="Arial" w:cs="Arial" w:hint="cs"/>
+          <w:rtl/>
+        </w:rPr>
+        <w:t xml:space="preserve">לאחר מציאת המודל האופטימלי מבחינת ההיפר פרמטרים במדד </w:t>
+      </w:r>
+      <w:r>
+        <w:rPr>
+          <w:rFonts w:ascii="Arial" w:hAnsi="Arial" w:cs="Arial"/>
+        </w:rPr>
+        <w:t>F1</w:t>
+      </w:r>
+      <w:r>
+        <w:rPr>
+          <w:rFonts w:ascii="Arial" w:hAnsi="Arial" w:cs="Arial" w:hint="cs"/>
+          <w:rtl/>
+        </w:rPr>
+        <w:t xml:space="preserve"> נלקח המודל האופטימלי מבין ה-3 שעליו בוצעו שיטות ה</w:t>
+      </w:r>
+      <w:r>
+        <w:rPr>
+          <w:rFonts w:ascii="Arial" w:hAnsi="Arial" w:cs="Arial" w:hint="cs"/>
+          <w:rtl/>
+        </w:rPr>
+        <w:t>דחיסה</w:t>
+      </w:r>
+      <w:r>
+        <w:rPr>
+          <w:rFonts w:ascii="Arial" w:hAnsi="Arial" w:cs="Arial" w:hint="cs"/>
+          <w:rtl/>
+        </w:rPr>
+        <w:t xml:space="preserve"> שצוינו לעיל</w:t>
+      </w:r>
+      <w:r>
+        <w:rPr>
+          <w:rFonts w:ascii="Arial" w:hAnsi="Arial" w:cs="Arial" w:hint="cs"/>
+          <w:rtl/>
+        </w:rPr>
+        <w:t>.</w:t>
+      </w:r>
+      <w:r>
+        <w:rPr>
+          <w:rFonts w:ascii="Arial" w:hAnsi="Arial" w:cs="Arial" w:hint="cs"/>
           <w:rtl/>
         </w:rPr>
         <w:t xml:space="preserve"> </w:t>
       </w:r>
       <w:r>
         <w:rPr>
-          <w:rStyle w:val="citation-471"/>
-          <w:rFonts w:ascii="Arial" w:hAnsi="Arial" w:cs="Arial"/>
-          <w:rtl/>
-        </w:rPr>
-        <w:t>המקבלת משקולות וקובץ</w:t>
-      </w:r>
-      <w:r>
-        <w:rPr>
-          <w:rStyle w:val="citation-471"/>
-          <w:rFonts w:ascii="Arial" w:hAnsi="Arial" w:cs="Arial"/>
-        </w:rPr>
-        <w:t xml:space="preserve"> CSV </w:t>
-      </w:r>
-      <w:r>
-        <w:rPr>
-          <w:rStyle w:val="citation-471"/>
-          <w:rFonts w:ascii="Arial" w:hAnsi="Arial" w:cs="Arial"/>
-          <w:rtl/>
-        </w:rPr>
-        <w:t>ומפיקה תחזיות</w:t>
-      </w:r>
-      <w:r>
-        <w:rPr>
-          <w:rFonts w:ascii="Arial" w:hAnsi="Arial" w:cs="Arial"/>
-        </w:rPr>
-        <w:t>.</w:t>
-      </w:r>
-    </w:p>
-    <w:p>
-      <w:pPr>
-        <w:pStyle w:val="Heading3"/>
+          <w:rStyle w:val="citation-472"/>
+          <w:rFonts w:ascii="Arial" w:hAnsi="Arial" w:cs="Arial" w:hint="cs"/>
+          <w:rtl/>
+        </w:rPr>
+        <w:t>לבסוף, הוצגה טבלת השוואה בין כלל המודלים יחד עם 2 המודלים ה</w:t>
+      </w:r>
+      <w:r>
+        <w:rPr>
+          <w:rStyle w:val="citation-472"/>
+          <w:rFonts w:ascii="Arial" w:hAnsi="Arial" w:cs="Arial" w:hint="cs"/>
+          <w:rtl/>
+        </w:rPr>
+        <w:t>דחוסי</w:t>
+      </w:r>
+      <w:r>
+        <w:rPr>
+          <w:rStyle w:val="citation-472"/>
+          <w:rFonts w:ascii="Arial" w:hAnsi="Arial" w:cs="Arial" w:hint="cs"/>
+          <w:rtl/>
+        </w:rPr>
+        <w:t>ם.</w:t>
+      </w:r>
+    </w:p>
+    <w:p>
+      <w:pPr>
+        <w:pStyle w:val="3"/>
         <w:bidi/>
         <w:rPr>
           <w:color w:val="EE0000"/>
@@ -1101,7 +3045,6 @@
       </w:r>
       <w:r>
         <w:rPr>
-          <w:color w:val="EE0000"/>
           <w:rtl/>
         </w:rPr>
         <w:t>תוצאות והשוואה</w:t>
@@ -1109,13 +3052,19 @@
     </w:p>
     <w:p>
       <w:pPr>
-        <w:pStyle w:val="Heading4"/>
-        <w:bidi/>
-      </w:pPr>
-      <w:r>
+        <w:pStyle w:val="4"/>
+        <w:bidi/>
         <w:rPr>
           <w:rStyle w:val="citation-470"/>
           <w:rFonts w:ascii="Arial" w:hAnsi="Arial" w:cs="Arial"/>
+          <w:rtl/>
+        </w:rPr>
+      </w:pPr>
+      <w:proofErr w:type="gramStart"/>
+      <w:r>
+        <w:rPr>
+          <w:rStyle w:val="citation-470"/>
+          <w:rFonts w:ascii="Arial" w:hAnsi="Arial" w:cs="Arial"/>
         </w:rPr>
         <w:t xml:space="preserve">5.1 </w:t>
       </w:r>
@@ -1133,42 +3082,295 @@
           <w:rFonts w:ascii="Arial" w:hAnsi="Arial" w:cs="Arial"/>
           <w:rtl/>
         </w:rPr>
-        <w:t xml:space="preserve">טבלת ביצועים והשוואה </w:t>
-      </w:r>
-    </w:p>
-    <w:p>
-      <w:pPr>
-        <w:pStyle w:val="Heading4"/>
-        <w:bidi/>
-        <w:rPr>
-          <w:color w:val="EE0000"/>
-          <w:rtl/>
-        </w:rPr>
-      </w:pPr>
-      <w:r>
-        <w:rPr>
-          <w:color w:val="EE0000"/>
-        </w:rPr>
+        <w:t>טבל</w:t>
+      </w:r>
+      <w:r>
+        <w:rPr>
+          <w:rStyle w:val="citation-470"/>
+          <w:rFonts w:ascii="Arial" w:hAnsi="Arial" w:cs="Arial" w:hint="cs"/>
+          <w:rtl/>
+        </w:rPr>
+        <w:t>או</w:t>
+      </w:r>
+      <w:r>
+        <w:rPr>
+          <w:rStyle w:val="citation-470"/>
+          <w:rFonts w:ascii="Arial" w:hAnsi="Arial" w:cs="Arial"/>
+          <w:rtl/>
+        </w:rPr>
+        <w:t>ת</w:t>
+      </w:r>
+      <w:proofErr w:type="gramEnd"/>
+      <w:r>
+        <w:rPr>
+          <w:rStyle w:val="citation-470"/>
+          <w:rFonts w:ascii="Arial" w:hAnsi="Arial" w:cs="Arial"/>
+          <w:rtl/>
+        </w:rPr>
+        <w:t xml:space="preserve"> ביצועים</w:t>
+      </w:r>
+    </w:p>
+    <w:p>
+      <w:pPr>
+        <w:pStyle w:val="NormalWeb"/>
+        <w:bidi/>
+        <w:spacing w:before="0" w:beforeAutospacing="0"/>
+        <w:rPr>
+          <w:rStyle w:val="citation-470"/>
+          <w:rFonts w:ascii="Arial" w:hAnsi="Arial" w:cs="Arial"/>
+          <w:rtl/>
+        </w:rPr>
+      </w:pPr>
+      <w:r>
+        <w:rPr>
+          <w:rStyle w:val="citation-470"/>
+          <w:rFonts w:ascii="Arial" w:hAnsi="Arial" w:cs="Arial"/>
+          <w:rtl/>
+        </w:rPr>
+        <w:t>מצורפות תוצאות</w:t>
+      </w:r>
+      <w:r>
+        <w:rPr>
+          <w:rStyle w:val="citation-470"/>
+          <w:rFonts w:ascii="Arial" w:hAnsi="Arial" w:cs="Arial" w:hint="cs"/>
+          <w:rtl/>
+        </w:rPr>
+        <w:t xml:space="preserve"> המדדים של 5 המודלים האופטימליים</w:t>
+      </w:r>
+      <w:r>
+        <w:rPr>
+          <w:rStyle w:val="citation-470"/>
+          <w:rFonts w:ascii="Arial" w:hAnsi="Arial" w:cs="Arial" w:hint="cs"/>
+          <w:rtl/>
+        </w:rPr>
+        <w:t xml:space="preserve"> בסדר יורד לפי מדד </w:t>
+      </w:r>
+      <w:r>
+        <w:rPr>
+          <w:rStyle w:val="citation-470"/>
+          <w:rFonts w:ascii="Arial" w:hAnsi="Arial" w:cs="Arial"/>
+        </w:rPr>
+        <w:t>F1</w:t>
+      </w:r>
+      <w:r>
+        <w:rPr>
+          <w:rStyle w:val="citation-470"/>
+          <w:rFonts w:ascii="Arial" w:hAnsi="Arial" w:cs="Arial" w:hint="cs"/>
+          <w:rtl/>
+        </w:rPr>
+        <w:t xml:space="preserve"> (מבחינת חיפוש היפר פרמטרים שבוצע) יחד עם גודל המודל בדיסק כקובץ משקולות וזמן ריצה על סט הוולידציה בשניות. תוצאות אלו</w:t>
+      </w:r>
+      <w:r>
+        <w:rPr>
+          <w:rStyle w:val="citation-470"/>
+          <w:rFonts w:ascii="Arial" w:hAnsi="Arial" w:cs="Arial"/>
+          <w:rtl/>
+        </w:rPr>
+        <w:t xml:space="preserve"> נלקחו מתוך אקסל ההשוואה בין המודלים (שונו ונחתכו חלק משמות העמודות לצורך תצוגה נוחה)</w:t>
+      </w:r>
+      <w:r>
+        <w:rPr>
+          <w:rStyle w:val="citation-470"/>
+          <w:rFonts w:ascii="Arial" w:hAnsi="Arial" w:cs="Arial" w:hint="cs"/>
+          <w:rtl/>
+        </w:rPr>
+        <w:t xml:space="preserve"> בכל עמודה מה שמודגש הינו התוצאה הטובה ביותר ומסומן בקו התוצאה השנייה הכי טובה.</w:t>
+      </w:r>
+    </w:p>
+    <w:p>
+      <w:pPr>
+        <w:pStyle w:val="4"/>
+        <w:bidi/>
+        <w:rPr>
+          <w:rtl/>
+        </w:rPr>
+      </w:pPr>
+      <w:r>
+        <w:rPr>
+          <w:rFonts w:hint="cs"/>
+          <w:rtl/>
+        </w:rPr>
+        <w:t xml:space="preserve"> </w:t>
+      </w:r>
+      <w:r>
+        <w:rPr>
+          <w:noProof/>
+        </w:rPr>
+        <w:drawing>
+          <wp:inline distT="0" distB="0" distL="0" distR="0" wp14:anchorId="26ADAE01" wp14:editId="770AF335">
+            <wp:extent cx="5943600" cy="763905"/>
+            <wp:effectExtent l="0" t="0" r="0" b="0"/>
+            <wp:docPr id="110668130" name="תמונה 1"/>
+            <wp:cNvGraphicFramePr>
+              <a:graphicFrameLocks xmlns:a="http://schemas.openxmlformats.org/drawingml/2006/main" noChangeAspect="1"/>
+            </wp:cNvGraphicFramePr>
+            <a:graphic xmlns:a="http://schemas.openxmlformats.org/drawingml/2006/main">
+              <a:graphicData uri="http://schemas.openxmlformats.org/drawingml/2006/picture">
+                <pic:pic xmlns:pic="http://schemas.openxmlformats.org/drawingml/2006/picture">
+                  <pic:nvPicPr>
+                    <pic:cNvPr id="110668130" name=""/>
+                    <pic:cNvPicPr/>
+                  </pic:nvPicPr>
+                  <pic:blipFill>
+                    <a:blip r:embed="rId5"/>
+                    <a:stretch>
+                      <a:fillRect/>
+                    </a:stretch>
+                  </pic:blipFill>
+                  <pic:spPr>
+                    <a:xfrm>
+                      <a:off x="0" y="0"/>
+                      <a:ext cx="5943600" cy="763905"/>
+                    </a:xfrm>
+                    <a:prstGeom prst="rect">
+                      <a:avLst/>
+                    </a:prstGeom>
+                  </pic:spPr>
+                </pic:pic>
+              </a:graphicData>
+            </a:graphic>
+          </wp:inline>
+        </w:drawing>
+      </w:r>
+    </w:p>
+    <w:p>
+      <w:pPr>
+        <w:bidi/>
+        <w:rPr>
+          <w:rtl/>
+        </w:rPr>
+      </w:pPr>
+    </w:p>
+    <w:p>
+      <w:pPr>
+        <w:bidi/>
+        <w:rPr>
+          <w:rtl/>
+        </w:rPr>
+      </w:pPr>
+      <w:r>
+        <w:rPr>
+          <w:rFonts w:hint="cs"/>
+          <w:rtl/>
+        </w:rPr>
+        <w:t>ה</w:t>
+      </w:r>
+      <w:r>
+        <w:rPr>
+          <w:rFonts w:hint="cs"/>
+          <w:rtl/>
+        </w:rPr>
+        <w:t>היפר פרמטרים של מודלים אלו:</w:t>
+      </w:r>
+    </w:p>
+    <w:p>
+      <w:pPr>
+        <w:bidi/>
+        <w:rPr>
+          <w:rtl/>
+        </w:rPr>
+      </w:pPr>
+      <w:r>
+        <w:rPr>
+          <w:noProof/>
+        </w:rPr>
+        <w:drawing>
+          <wp:inline distT="0" distB="0" distL="0" distR="0" wp14:anchorId="750D770D" wp14:editId="65A26008">
+            <wp:extent cx="4800600" cy="1014826"/>
+            <wp:effectExtent l="0" t="0" r="0" b="0"/>
+            <wp:docPr id="929958225" name="תמונה 1"/>
+            <wp:cNvGraphicFramePr>
+              <a:graphicFrameLocks xmlns:a="http://schemas.openxmlformats.org/drawingml/2006/main" noChangeAspect="1"/>
+            </wp:cNvGraphicFramePr>
+            <a:graphic xmlns:a="http://schemas.openxmlformats.org/drawingml/2006/main">
+              <a:graphicData uri="http://schemas.openxmlformats.org/drawingml/2006/picture">
+                <pic:pic xmlns:pic="http://schemas.openxmlformats.org/drawingml/2006/picture">
+                  <pic:nvPicPr>
+                    <pic:cNvPr id="929958225" name=""/>
+                    <pic:cNvPicPr/>
+                  </pic:nvPicPr>
+                  <pic:blipFill>
+                    <a:blip r:embed="rId6"/>
+                    <a:stretch>
+                      <a:fillRect/>
+                    </a:stretch>
+                  </pic:blipFill>
+                  <pic:spPr>
+                    <a:xfrm>
+                      <a:off x="0" y="0"/>
+                      <a:ext cx="4800600" cy="1014826"/>
+                    </a:xfrm>
+                    <a:prstGeom prst="rect">
+                      <a:avLst/>
+                    </a:prstGeom>
+                  </pic:spPr>
+                </pic:pic>
+              </a:graphicData>
+            </a:graphic>
+          </wp:inline>
+        </w:drawing>
+      </w:r>
+    </w:p>
+    <w:p>
+      <w:pPr>
+        <w:bidi/>
+      </w:pPr>
+      <w:r>
+        <w:rPr>
+          <w:rFonts w:hint="cs"/>
+          <w:rtl/>
+        </w:rPr>
+        <w:t xml:space="preserve"> </w:t>
+      </w:r>
+    </w:p>
+    <w:p>
+      <w:pPr>
+        <w:pStyle w:val="4"/>
+        <w:bidi/>
+        <w:rPr>
+          <w:rStyle w:val="citation-470"/>
+          <w:rFonts w:ascii="Arial" w:hAnsi="Arial" w:cs="Arial"/>
+          <w:rtl/>
+        </w:rPr>
+      </w:pPr>
+      <w:proofErr w:type="gramStart"/>
+      <w:r>
+        <w:rPr>
+          <w:rStyle w:val="citation-470"/>
+          <w:rFonts w:ascii="Arial" w:hAnsi="Arial" w:cs="Arial"/>
+        </w:rPr>
+        <w:lastRenderedPageBreak/>
         <w:t xml:space="preserve">5.2 </w:t>
       </w:r>
       <w:r>
         <w:rPr>
-          <w:rFonts w:hint="cs"/>
-          <w:color w:val="EE0000"/>
+          <w:rStyle w:val="citation-470"/>
+          <w:rFonts w:ascii="Arial" w:hAnsi="Arial" w:cs="Arial"/>
           <w:rtl/>
         </w:rPr>
         <w:t xml:space="preserve"> </w:t>
       </w:r>
       <w:r>
         <w:rPr>
-          <w:color w:val="EE0000"/>
-          <w:rtl/>
-        </w:rPr>
-        <w:t>ניתוח התוצאות</w:t>
-      </w:r>
-      <w:r>
-        <w:rPr>
-          <w:color w:val="EE0000"/>
+          <w:rStyle w:val="citation-470"/>
+          <w:rFonts w:ascii="Arial" w:hAnsi="Arial" w:cs="Arial"/>
+          <w:rtl/>
+        </w:rPr>
+        <w:t>ניתוח</w:t>
+      </w:r>
+      <w:proofErr w:type="gramEnd"/>
+      <w:r>
+        <w:rPr>
+          <w:rStyle w:val="citation-470"/>
+          <w:rFonts w:ascii="Arial" w:hAnsi="Arial" w:cs="Arial"/>
+          <w:rtl/>
+        </w:rPr>
+        <w:t xml:space="preserve"> התוצאות</w:t>
+      </w:r>
+      <w:r>
+        <w:rPr>
+          <w:rStyle w:val="citation-470"/>
+          <w:rFonts w:ascii="Arial" w:hAnsi="Arial" w:cs="Arial"/>
         </w:rPr>
         <w:t xml:space="preserve"> </w:t>
       </w:r>
@@ -1176,35 +3378,408 @@
     <w:p>
       <w:pPr>
         <w:bidi/>
-      </w:pPr>
-    </w:p>
-    <w:p>
-      <w:pPr>
-        <w:pStyle w:val="Heading3"/>
-        <w:bidi/>
-        <w:rPr>
-          <w:rStyle w:val="citation-468"/>
-          <w:rFonts w:ascii="Arial" w:hAnsi="Arial" w:cs="Arial"/>
-          <w:color w:val="EE0000"/>
-          <w:rtl/>
-        </w:rPr>
-      </w:pPr>
-      <w:r>
-        <w:rPr>
-          <w:rStyle w:val="citation-468"/>
-          <w:rFonts w:ascii="Arial" w:hAnsi="Arial" w:cs="Arial" w:hint="cs"/>
-          <w:rtl/>
-        </w:rPr>
-        <w:t>6</w:t>
-      </w:r>
-      <w:r>
-        <w:rPr>
-          <w:rStyle w:val="citation-468"/>
-          <w:rFonts w:ascii="Arial" w:hAnsi="Arial" w:cs="Arial" w:hint="cs"/>
-          <w:color w:val="EE0000"/>
-          <w:rtl/>
-        </w:rPr>
-        <w:t>. דחיסת המודל</w:t>
+        <w:rPr>
+          <w:rtl/>
+        </w:rPr>
+      </w:pPr>
+      <w:r>
+        <w:rPr>
+          <w:rFonts w:hint="cs"/>
+          <w:rtl/>
+        </w:rPr>
+        <w:t xml:space="preserve">כפי שניתן לראות המודל הגדול ביותר מבחינת זיכרון </w:t>
+      </w:r>
+      <w:proofErr w:type="spellStart"/>
+      <w:r>
+        <w:t>RoBERTa</w:t>
+      </w:r>
+      <w:proofErr w:type="spellEnd"/>
+      <w:r>
+        <w:rPr>
+          <w:rFonts w:hint="cs"/>
+          <w:rtl/>
+        </w:rPr>
+        <w:t xml:space="preserve"> מקבל את התוצאה הטובה ביותר</w:t>
+      </w:r>
+      <w:r>
+        <w:rPr>
+          <w:rFonts w:hint="cs"/>
+          <w:rtl/>
+        </w:rPr>
+        <w:t xml:space="preserve"> כמעט בכל המדדים למעט </w:t>
+      </w:r>
+      <w:r>
+        <w:t>Recall</w:t>
+      </w:r>
+      <w:r>
+        <w:rPr>
+          <w:rFonts w:hint="cs"/>
+          <w:rtl/>
+        </w:rPr>
+        <w:t xml:space="preserve"> וגם זמן ריצה יחסית מהיר לעומת שאר המודלים.</w:t>
+      </w:r>
+    </w:p>
+    <w:p>
+      <w:pPr>
+        <w:bidi/>
+        <w:rPr>
+          <w:rtl/>
+        </w:rPr>
+      </w:pPr>
+      <w:r>
+        <w:rPr>
+          <w:rFonts w:hint="cs"/>
+          <w:rtl/>
+        </w:rPr>
+        <w:t xml:space="preserve">שיטות הדחיסה למודל הטוב ביותר של </w:t>
+      </w:r>
+      <w:proofErr w:type="spellStart"/>
+      <w:r>
+        <w:t>RoBERTa</w:t>
+      </w:r>
+      <w:proofErr w:type="spellEnd"/>
+      <w:r>
+        <w:rPr>
+          <w:rFonts w:hint="cs"/>
+          <w:rtl/>
+        </w:rPr>
+        <w:t>:</w:t>
+      </w:r>
+    </w:p>
+    <w:p>
+      <w:pPr>
+        <w:pStyle w:val="a9"/>
+        <w:numPr>
+          <w:ilvl w:val="0"/>
+          <w:numId w:val="10"/>
+        </w:numPr>
+        <w:bidi/>
+      </w:pPr>
+      <w:r>
+        <w:rPr>
+          <w:rFonts w:hint="cs"/>
+          <w:rtl/>
+        </w:rPr>
+        <w:t xml:space="preserve">עבור </w:t>
+      </w:r>
+      <w:proofErr w:type="spellStart"/>
+      <w:r>
+        <w:rPr>
+          <w:rFonts w:hint="cs"/>
+          <w:rtl/>
+        </w:rPr>
+        <w:t>קוונטיזציה</w:t>
+      </w:r>
+      <w:proofErr w:type="spellEnd"/>
+      <w:r>
+        <w:rPr>
+          <w:rFonts w:hint="cs"/>
+          <w:rtl/>
+        </w:rPr>
+        <w:t xml:space="preserve"> קיבלנו תוצאה טובה יותר מבחינת </w:t>
+      </w:r>
+      <w:r>
+        <w:t>F1</w:t>
+      </w:r>
+      <w:r>
+        <w:rPr>
+          <w:rFonts w:hint="cs"/>
+          <w:rtl/>
+        </w:rPr>
+        <w:t xml:space="preserve"> לעומת </w:t>
+      </w:r>
+      <w:r>
+        <w:t>ELECTRA</w:t>
+      </w:r>
+      <w:r>
+        <w:rPr>
+          <w:rFonts w:hint="cs"/>
+          <w:rtl/>
+        </w:rPr>
+        <w:t xml:space="preserve"> וגודל זיכרון קטן פי 2 ביחס למודל המקור אך זמן ריצה ארוך מאוד בשל  היותו רץ על </w:t>
+      </w:r>
+      <w:r>
+        <w:t>CPU</w:t>
+      </w:r>
+      <w:r>
+        <w:rPr>
+          <w:rFonts w:hint="cs"/>
+          <w:rtl/>
+        </w:rPr>
+        <w:t xml:space="preserve"> בלבד (מגבלה ידועה ב-</w:t>
+      </w:r>
+      <w:proofErr w:type="spellStart"/>
+      <w:r>
+        <w:t>pytorch</w:t>
+      </w:r>
+      <w:proofErr w:type="spellEnd"/>
+      <w:r>
+        <w:rPr>
+          <w:rFonts w:hint="cs"/>
+          <w:rtl/>
+        </w:rPr>
+        <w:t>).</w:t>
+      </w:r>
+    </w:p>
+    <w:p>
+      <w:pPr>
+        <w:pStyle w:val="a9"/>
+        <w:numPr>
+          <w:ilvl w:val="0"/>
+          <w:numId w:val="10"/>
+        </w:numPr>
+        <w:bidi/>
+        <w:rPr>
+          <w:rtl/>
+        </w:rPr>
+      </w:pPr>
+      <w:r>
+        <w:rPr>
+          <w:rFonts w:hint="cs"/>
+          <w:rtl/>
+        </w:rPr>
+        <w:t xml:space="preserve">עבור פעולת הגיזום קיבלנו תוצאה הכי פחות טובה מבחינת </w:t>
+      </w:r>
+      <w:r>
+        <w:t>F1</w:t>
+      </w:r>
+      <w:r>
+        <w:rPr>
+          <w:rFonts w:hint="cs"/>
+          <w:rtl/>
+        </w:rPr>
+        <w:t xml:space="preserve"> לעומת כלל המודלים</w:t>
+      </w:r>
+      <w:r>
+        <w:rPr>
+          <w:rFonts w:hint="cs"/>
+          <w:rtl/>
+        </w:rPr>
+        <w:t xml:space="preserve">, אותו גודל </w:t>
+      </w:r>
+      <w:r>
+        <w:rPr>
+          <w:rFonts w:hint="cs"/>
+          <w:rtl/>
+        </w:rPr>
+        <w:t>זיכרון</w:t>
+      </w:r>
+      <w:r>
+        <w:rPr>
+          <w:rFonts w:hint="cs"/>
+          <w:rtl/>
+        </w:rPr>
+        <w:t xml:space="preserve"> בדיסק</w:t>
+      </w:r>
+      <w:r>
+        <w:rPr>
+          <w:rFonts w:hint="cs"/>
+          <w:rtl/>
+        </w:rPr>
+        <w:t xml:space="preserve"> ביחס למודל המקור</w:t>
+      </w:r>
+      <w:r>
+        <w:rPr>
+          <w:rFonts w:hint="cs"/>
+          <w:rtl/>
+        </w:rPr>
+        <w:t xml:space="preserve"> (גם אפסים נשמרים כ</w:t>
+      </w:r>
+      <w:r>
+        <w:rPr>
+          <w:rFonts w:hint="cs"/>
+          <w:rtl/>
+        </w:rPr>
+        <w:t>-</w:t>
+      </w:r>
+      <w:r>
+        <w:t>(float 32</w:t>
+      </w:r>
+      <w:r>
+        <w:rPr>
+          <w:rFonts w:hint="cs"/>
+          <w:rtl/>
+        </w:rPr>
+        <w:t xml:space="preserve"> בקובץ המשקולות וזמן ריצה ארוך יותר. פעולה זו התבררה כשיטת דחיסה פחות טובה. כנראה שבדחיסה לקובץ </w:t>
+      </w:r>
+      <w:r>
+        <w:t>zip</w:t>
+      </w:r>
+      <w:r>
+        <w:rPr>
+          <w:rFonts w:hint="cs"/>
+          <w:rtl/>
+        </w:rPr>
+        <w:t xml:space="preserve"> של קובץ המשקולות היינו מקבלים חיסכון בזיכרון ובחומרה ייעודית שיודעת להריץ מטריצות דלילות חיסכון בזמן הריצה.</w:t>
+      </w:r>
+    </w:p>
+    <w:p>
+      <w:pPr>
+        <w:bidi/>
+        <w:rPr>
+          <w:rtl/>
+        </w:rPr>
+      </w:pPr>
+    </w:p>
+    <w:p>
+      <w:pPr>
+        <w:bidi/>
+        <w:rPr>
+          <w:rtl/>
+        </w:rPr>
+      </w:pPr>
+    </w:p>
+    <w:p>
+      <w:pPr>
+        <w:bidi/>
+        <w:rPr>
+          <w:rtl/>
+        </w:rPr>
+      </w:pPr>
+    </w:p>
+    <w:p>
+      <w:pPr>
+        <w:bidi/>
+        <w:rPr>
+          <w:rtl/>
+        </w:rPr>
+      </w:pPr>
+    </w:p>
+    <w:p>
+      <w:pPr>
+        <w:bidi/>
+        <w:rPr>
+          <w:rtl/>
+        </w:rPr>
+      </w:pPr>
+    </w:p>
+    <w:p>
+      <w:pPr>
+        <w:bidi/>
+        <w:rPr>
+          <w:rtl/>
+        </w:rPr>
+      </w:pPr>
+    </w:p>
+    <w:p>
+      <w:pPr>
+        <w:bidi/>
+        <w:rPr>
+          <w:rtl/>
+        </w:rPr>
+      </w:pPr>
+    </w:p>
+    <w:p>
+      <w:pPr>
+        <w:bidi/>
+        <w:rPr>
+          <w:rtl/>
+        </w:rPr>
+      </w:pPr>
+    </w:p>
+    <w:p>
+      <w:pPr>
+        <w:bidi/>
+        <w:rPr>
+          <w:rtl/>
+        </w:rPr>
+      </w:pPr>
+    </w:p>
+    <w:p>
+      <w:pPr>
+        <w:bidi/>
+        <w:rPr>
+          <w:rtl/>
+        </w:rPr>
+      </w:pPr>
+    </w:p>
+    <w:p>
+      <w:pPr>
+        <w:bidi/>
+        <w:rPr>
+          <w:rtl/>
+        </w:rPr>
+      </w:pPr>
+    </w:p>
+    <w:p>
+      <w:pPr>
+        <w:bidi/>
+        <w:rPr>
+          <w:rtl/>
+        </w:rPr>
+      </w:pPr>
+    </w:p>
+    <w:p>
+      <w:pPr>
+        <w:bidi/>
+        <w:rPr>
+          <w:rtl/>
+        </w:rPr>
+      </w:pPr>
+    </w:p>
+    <w:p>
+      <w:pPr>
+        <w:bidi/>
+        <w:rPr>
+          <w:rtl/>
+        </w:rPr>
+      </w:pPr>
+    </w:p>
+    <w:p>
+      <w:pPr>
+        <w:bidi/>
+        <w:rPr>
+          <w:rtl/>
+        </w:rPr>
+      </w:pPr>
+    </w:p>
+    <w:p>
+      <w:pPr>
+        <w:bidi/>
+        <w:rPr>
+          <w:rtl/>
+        </w:rPr>
+      </w:pPr>
+    </w:p>
+    <w:p>
+      <w:pPr>
+        <w:bidi/>
+        <w:rPr>
+          <w:rtl/>
+        </w:rPr>
+      </w:pPr>
+    </w:p>
+    <w:p>
+      <w:pPr>
+        <w:pStyle w:val="2"/>
+        <w:bidi/>
+        <w:rPr>
+          <w:rtl/>
+        </w:rPr>
+      </w:pPr>
+      <w:r>
+        <w:rPr>
+          <w:rFonts w:hint="cs"/>
+          <w:rtl/>
+        </w:rPr>
+        <w:lastRenderedPageBreak/>
+        <w:t>נספח</w:t>
+      </w:r>
+    </w:p>
+    <w:p>
+      <w:pPr>
+        <w:pStyle w:val="3"/>
+        <w:bidi/>
+        <w:rPr>
+          <w:u w:val="single"/>
+        </w:rPr>
+      </w:pPr>
+      <w:r>
+        <w:rPr>
+          <w:u w:val="single"/>
+          <w:rtl/>
+        </w:rPr>
+        <w:t>הוראות להרצת הקוד</w:t>
       </w:r>
     </w:p>
     <w:p>
@@ -1213,53 +3788,688 @@
         <w:bidi/>
         <w:spacing w:before="0" w:beforeAutospacing="0"/>
         <w:rPr>
-          <w:rFonts w:ascii="Arial" w:hAnsi="Arial" w:cs="Arial"/>
-        </w:rPr>
-      </w:pPr>
-      <w:r>
-        <w:rPr>
-          <w:rFonts w:ascii="Arial" w:hAnsi="Arial" w:cs="Arial"/>
-          <w:rtl/>
-        </w:rPr>
-        <w:t>עבור המודל הטוב ביותר, בוצע כיווץ בשתי דרכים לפחות. להלן השוואה ודירוג של המודלים המכווצים לעומת המודלים הגדולים</w:t>
-      </w:r>
-      <w:r>
-        <w:rPr>
-          <w:rFonts w:ascii="Arial" w:hAnsi="Arial" w:cs="Arial"/>
-        </w:rPr>
-        <w:t>:</w:t>
-      </w:r>
-    </w:p>
-    <w:p>
-      <w:pPr>
-        <w:pStyle w:val="Heading2"/>
-        <w:bidi/>
-        <w:spacing w:before="0"/>
-        <w:rPr>
-          <w:rFonts w:ascii="Arial" w:hAnsi="Arial" w:cs="Arial"/>
-          <w:color w:val="EE0000"/>
-        </w:rPr>
-      </w:pPr>
-      <w:r>
-        <w:rPr>
-          <w:rFonts w:ascii="Arial" w:hAnsi="Arial" w:cs="Arial" w:hint="cs"/>
-          <w:rtl/>
-        </w:rPr>
-        <w:t>7</w:t>
-      </w:r>
-      <w:r>
-        <w:rPr>
-          <w:rStyle w:val="Heading3Char"/>
-          <w:rFonts w:hint="cs"/>
-          <w:color w:val="EE0000"/>
-          <w:rtl/>
-        </w:rPr>
-        <w:t>. סיכום</w:t>
-      </w:r>
-    </w:p>
-    <w:p>
-      <w:pPr>
-        <w:bidi/>
+          <w:rStyle w:val="citation-472"/>
+          <w:rFonts w:ascii="Arial" w:hAnsi="Arial" w:cs="Arial"/>
+          <w:rtl/>
+        </w:rPr>
+      </w:pPr>
+      <w:r>
+        <w:rPr>
+          <w:rStyle w:val="citation-472"/>
+          <w:rFonts w:ascii="Arial" w:hAnsi="Arial" w:cs="Arial"/>
+          <w:rtl/>
+        </w:rPr>
+        <w:t>על מנת להריץ את הקוד</w:t>
+      </w:r>
+      <w:r>
+        <w:rPr>
+          <w:rStyle w:val="citation-472"/>
+          <w:rFonts w:ascii="Arial" w:hAnsi="Arial" w:cs="Arial"/>
+        </w:rPr>
+        <w:t xml:space="preserve"> project_part_b.py </w:t>
+      </w:r>
+      <w:r>
+        <w:rPr>
+          <w:rStyle w:val="citation-472"/>
+          <w:rFonts w:ascii="Arial" w:hAnsi="Arial" w:cs="Arial"/>
+          <w:rtl/>
+        </w:rPr>
+        <w:t>יש לשים במקביל אליו תיקייה בשם</w:t>
+      </w:r>
+      <w:r>
+        <w:rPr>
+          <w:rStyle w:val="citation-472"/>
+          <w:rFonts w:ascii="Arial" w:hAnsi="Arial" w:cs="Arial"/>
+        </w:rPr>
+        <w:t xml:space="preserve"> "</w:t>
+      </w:r>
+      <w:r>
+        <w:rPr>
+          <w:rStyle w:val="citation-472"/>
+          <w:rFonts w:ascii="Arial" w:hAnsi="Arial" w:cs="Arial"/>
+          <w:b/>
+          <w:bCs/>
+        </w:rPr>
+        <w:t>data</w:t>
+      </w:r>
+      <w:r>
+        <w:rPr>
+          <w:rStyle w:val="citation-472"/>
+          <w:rFonts w:ascii="Arial" w:hAnsi="Arial" w:cs="Arial"/>
+        </w:rPr>
+        <w:t xml:space="preserve">" </w:t>
+      </w:r>
+      <w:r>
+        <w:rPr>
+          <w:rStyle w:val="citation-472"/>
+          <w:rFonts w:ascii="Arial" w:hAnsi="Arial" w:cs="Arial"/>
+          <w:rtl/>
+        </w:rPr>
+        <w:t>עם</w:t>
+      </w:r>
+      <w:r>
+        <w:rPr>
+          <w:rStyle w:val="citation-472"/>
+          <w:rFonts w:ascii="Arial" w:hAnsi="Arial" w:cs="Arial" w:hint="cs"/>
+          <w:rtl/>
+        </w:rPr>
+        <w:t xml:space="preserve"> </w:t>
+      </w:r>
+      <w:r>
+        <w:rPr>
+          <w:rStyle w:val="citation-472"/>
+          <w:rFonts w:ascii="Arial" w:hAnsi="Arial" w:cs="Arial"/>
+          <w:rtl/>
+        </w:rPr>
+        <w:t>קבצי</w:t>
+      </w:r>
+      <w:r>
+        <w:rPr>
+          <w:rStyle w:val="citation-472"/>
+          <w:rFonts w:ascii="Arial" w:hAnsi="Arial" w:cs="Arial"/>
+        </w:rPr>
+        <w:t xml:space="preserve"> .train.csv,</w:t>
+      </w:r>
+      <w:r>
+        <w:rPr>
+          <w:rStyle w:val="citation-472"/>
+          <w:rFonts w:ascii="Arial" w:hAnsi="Arial" w:cs="Arial"/>
+        </w:rPr>
+        <w:t xml:space="preserve"> </w:t>
+      </w:r>
+      <w:r>
+        <w:rPr>
+          <w:rStyle w:val="citation-472"/>
+          <w:rFonts w:ascii="Arial" w:hAnsi="Arial" w:cs="Arial"/>
+        </w:rPr>
+        <w:t xml:space="preserve">validation.csv </w:t>
+      </w:r>
+    </w:p>
+    <w:p>
+      <w:pPr>
+        <w:pStyle w:val="NormalWeb"/>
+        <w:bidi/>
+        <w:spacing w:before="0" w:beforeAutospacing="0"/>
+        <w:rPr>
+          <w:rStyle w:val="citation-472"/>
+          <w:rFonts w:ascii="Arial" w:hAnsi="Arial" w:cs="Arial"/>
+          <w:rtl/>
+        </w:rPr>
+      </w:pPr>
+      <w:r>
+        <w:rPr>
+          <w:rStyle w:val="citation-472"/>
+          <w:rFonts w:ascii="Arial" w:hAnsi="Arial" w:cs="Arial"/>
+          <w:rtl/>
+        </w:rPr>
+        <w:t>ניתן להריץ את הקוד בשני אופנים:</w:t>
+      </w:r>
+    </w:p>
+    <w:p>
+      <w:pPr>
+        <w:pStyle w:val="NormalWeb"/>
+        <w:numPr>
+          <w:ilvl w:val="0"/>
+          <w:numId w:val="9"/>
+        </w:numPr>
+        <w:bidi/>
+        <w:spacing w:before="0" w:beforeAutospacing="0"/>
+        <w:rPr>
+          <w:rStyle w:val="citation-472"/>
+          <w:rFonts w:ascii="Arial" w:hAnsi="Arial" w:cs="Arial"/>
+        </w:rPr>
+      </w:pPr>
+      <w:r>
+        <w:rPr>
+          <w:rStyle w:val="citation-472"/>
+          <w:rFonts w:ascii="Arial" w:hAnsi="Arial" w:cs="Arial"/>
+          <w:rtl/>
+        </w:rPr>
+        <w:t xml:space="preserve">כברירת מחדל, הקוד מריץ חיפוש קומבינציות של היפר פרמטרים לפי המשתנה הגלובלי </w:t>
+      </w:r>
+      <w:r>
+        <w:rPr>
+          <w:rStyle w:val="citation-472"/>
+          <w:rFonts w:ascii="Arial" w:hAnsi="Arial" w:cs="Arial"/>
+        </w:rPr>
+        <w:t>PARAM_GRID</w:t>
+      </w:r>
+      <w:r>
+        <w:rPr>
+          <w:rStyle w:val="citation-472"/>
+          <w:rFonts w:ascii="Arial" w:hAnsi="Arial" w:cs="Arial"/>
+          <w:rtl/>
+        </w:rPr>
+        <w:t xml:space="preserve"> לכל אחד מ-3 המודלים לעיל. לכל קומבינציה, נשמר</w:t>
+      </w:r>
+      <w:r>
+        <w:rPr>
+          <w:rStyle w:val="citation-472"/>
+          <w:rFonts w:ascii="Arial" w:hAnsi="Arial" w:cs="Arial"/>
+          <w:rtl/>
+        </w:rPr>
+        <w:t>ים</w:t>
+      </w:r>
+      <w:r>
+        <w:rPr>
+          <w:rStyle w:val="citation-472"/>
+          <w:rFonts w:ascii="Arial" w:hAnsi="Arial" w:cs="Arial"/>
+          <w:rtl/>
+        </w:rPr>
+        <w:t xml:space="preserve"> </w:t>
+      </w:r>
+      <w:r>
+        <w:rPr>
+          <w:rStyle w:val="citation-472"/>
+          <w:rFonts w:ascii="Arial" w:hAnsi="Arial" w:cs="Arial"/>
+          <w:rtl/>
+        </w:rPr>
+        <w:t>קבצי</w:t>
+      </w:r>
+      <w:r>
+        <w:rPr>
+          <w:rStyle w:val="citation-472"/>
+          <w:rFonts w:ascii="Arial" w:hAnsi="Arial" w:cs="Arial"/>
+          <w:rtl/>
+        </w:rPr>
+        <w:t xml:space="preserve"> תוצאות </w:t>
+      </w:r>
+      <w:r>
+        <w:rPr>
+          <w:rStyle w:val="citation-472"/>
+          <w:rFonts w:ascii="Arial" w:hAnsi="Arial" w:cs="Arial"/>
+          <w:rtl/>
+        </w:rPr>
+        <w:t xml:space="preserve">וגרפים </w:t>
+      </w:r>
+      <w:r>
+        <w:rPr>
+          <w:rStyle w:val="citation-472"/>
+          <w:rFonts w:ascii="Arial" w:hAnsi="Arial" w:cs="Arial"/>
+          <w:rtl/>
+        </w:rPr>
+        <w:t xml:space="preserve"> בתיקיית </w:t>
+      </w:r>
+      <w:r>
+        <w:rPr>
+          <w:rStyle w:val="citation-472"/>
+          <w:rFonts w:ascii="Arial" w:hAnsi="Arial" w:cs="Arial"/>
+          <w:b/>
+          <w:bCs/>
+        </w:rPr>
+        <w:t>"</w:t>
+      </w:r>
+      <w:r>
+        <w:rPr>
+          <w:rStyle w:val="citation-472"/>
+          <w:rFonts w:ascii="Arial" w:hAnsi="Arial" w:cs="Arial"/>
+          <w:b/>
+          <w:bCs/>
+        </w:rPr>
+        <w:t>results</w:t>
+      </w:r>
+      <w:r>
+        <w:rPr>
+          <w:rStyle w:val="citation-472"/>
+          <w:rFonts w:ascii="Arial" w:hAnsi="Arial" w:cs="Arial"/>
+          <w:b/>
+          <w:bCs/>
+        </w:rPr>
+        <w:t>"</w:t>
+      </w:r>
+      <w:r>
+        <w:rPr>
+          <w:rStyle w:val="citation-472"/>
+          <w:rFonts w:ascii="Arial" w:hAnsi="Arial" w:cs="Arial"/>
+          <w:rtl/>
+        </w:rPr>
+        <w:t xml:space="preserve"> וקבצי משקולות בתיקיית </w:t>
+      </w:r>
+      <w:r>
+        <w:rPr>
+          <w:rStyle w:val="citation-472"/>
+          <w:rFonts w:ascii="Arial" w:hAnsi="Arial" w:cs="Arial"/>
+        </w:rPr>
+        <w:t>"</w:t>
+      </w:r>
+      <w:proofErr w:type="spellStart"/>
+      <w:r>
+        <w:rPr>
+          <w:rStyle w:val="citation-472"/>
+          <w:rFonts w:ascii="Arial" w:hAnsi="Arial" w:cs="Arial"/>
+          <w:b/>
+          <w:bCs/>
+        </w:rPr>
+        <w:t>hp_models</w:t>
+      </w:r>
+      <w:proofErr w:type="spellEnd"/>
+      <w:r>
+        <w:rPr>
+          <w:rStyle w:val="citation-472"/>
+          <w:rFonts w:ascii="Arial" w:hAnsi="Arial" w:cs="Arial"/>
+        </w:rPr>
+        <w:t>"</w:t>
+      </w:r>
+      <w:r>
+        <w:rPr>
+          <w:rStyle w:val="citation-472"/>
+          <w:rFonts w:ascii="Arial" w:hAnsi="Arial" w:cs="Arial" w:hint="cs"/>
+          <w:rtl/>
+        </w:rPr>
+        <w:t xml:space="preserve"> בשם של סוג המודל והיפר הפרמטרים בהם הוא השתמש (תיקיות אלו כברירת מחדל נוצרות במקביל לקוד הקיים). בסיום הרצת כלל הקומבינציות נשמרים לתיקיית </w:t>
+      </w:r>
+      <w:r>
+        <w:rPr>
+          <w:rStyle w:val="citation-472"/>
+          <w:rFonts w:ascii="Arial" w:hAnsi="Arial" w:cs="Arial"/>
+          <w:b/>
+          <w:bCs/>
+        </w:rPr>
+        <w:t>"results"</w:t>
+      </w:r>
+      <w:r>
+        <w:rPr>
+          <w:rStyle w:val="citation-472"/>
+          <w:rFonts w:ascii="Arial" w:hAnsi="Arial" w:cs="Arial" w:hint="cs"/>
+          <w:rtl/>
+        </w:rPr>
+        <w:t xml:space="preserve"> דוחות ומטריצת בלבול עבור המודל האופטימלי בגודל 6</w:t>
+      </w:r>
+      <w:r>
+        <w:rPr>
+          <w:rStyle w:val="citation-472"/>
+          <w:rFonts w:ascii="Arial" w:hAnsi="Arial" w:cs="Arial"/>
+        </w:rPr>
+        <w:t>x</w:t>
+      </w:r>
+      <w:r>
+        <w:rPr>
+          <w:rStyle w:val="citation-472"/>
+          <w:rFonts w:ascii="Arial" w:hAnsi="Arial" w:cs="Arial" w:hint="cs"/>
+          <w:rtl/>
+        </w:rPr>
+        <w:t>6 שבשורותיה מופיעים הערכים האמיתיים</w:t>
+      </w:r>
+      <w:r>
+        <w:rPr>
+          <w:rStyle w:val="citation-472"/>
+          <w:rFonts w:ascii="Arial" w:hAnsi="Arial" w:cs="Arial" w:hint="cs"/>
+          <w:rtl/>
+        </w:rPr>
+        <w:t xml:space="preserve"> של כל מחלקה ובעמודותיה הערכים החזויים של כל מחלקה (באידיאל יש לקבל מטריצה אלכסונית). לאחר מכן, נבחר המודל האופטימלי במדד</w:t>
+      </w:r>
+      <w:r>
+        <w:rPr>
+          <w:rStyle w:val="citation-472"/>
+          <w:rFonts w:ascii="Arial" w:hAnsi="Arial" w:cs="Arial"/>
+        </w:rPr>
+        <w:t xml:space="preserve"> F1 </w:t>
+      </w:r>
+      <w:r>
+        <w:rPr>
+          <w:rStyle w:val="citation-472"/>
+          <w:rFonts w:ascii="Arial" w:hAnsi="Arial" w:cs="Arial" w:hint="cs"/>
+          <w:rtl/>
+        </w:rPr>
+        <w:t>בצורה דינאמית ומבוצעות שתי שיטות דחיסה למודל זה יחד עם דוחות ומטריצת בלבול.</w:t>
+      </w:r>
+    </w:p>
+    <w:p>
+      <w:pPr>
+        <w:pStyle w:val="NormalWeb"/>
+        <w:bidi/>
+        <w:spacing w:before="0" w:beforeAutospacing="0"/>
+        <w:ind w:left="720"/>
+        <w:rPr>
+          <w:rStyle w:val="citation-472"/>
+          <w:rFonts w:ascii="Arial" w:hAnsi="Arial" w:cs="Arial"/>
+          <w:rtl/>
+        </w:rPr>
+      </w:pPr>
+      <w:r>
+        <w:rPr>
+          <w:rStyle w:val="citation-472"/>
+          <w:rFonts w:ascii="Arial" w:hAnsi="Arial" w:cs="Arial" w:hint="cs"/>
+          <w:rtl/>
+        </w:rPr>
+        <w:t>לבסוף כלל המודלים מושווים בקובץ ג'ייסון ובטבלת אקסל עבור כלל מדדי הביצוע ופרמטרים נוספים כמו גודל מודל וזמן ריצה.</w:t>
+      </w:r>
+      <w:r>
+        <w:rPr>
+          <w:rStyle w:val="citation-472"/>
+          <w:rFonts w:ascii="Arial" w:hAnsi="Arial" w:cs="Arial" w:hint="cs"/>
+          <w:rtl/>
+        </w:rPr>
+        <w:t xml:space="preserve"> </w:t>
+      </w:r>
+    </w:p>
+    <w:p>
+      <w:pPr>
+        <w:pStyle w:val="NormalWeb"/>
+        <w:numPr>
+          <w:ilvl w:val="0"/>
+          <w:numId w:val="9"/>
+        </w:numPr>
+        <w:bidi/>
+        <w:rPr>
+          <w:rFonts w:ascii="Arial" w:hAnsi="Arial" w:cs="Arial"/>
+        </w:rPr>
+      </w:pPr>
+      <w:r>
+        <w:rPr>
+          <w:rStyle w:val="citation-472"/>
+          <w:rFonts w:ascii="Arial" w:hAnsi="Arial" w:cs="Arial" w:hint="cs"/>
+          <w:rtl/>
+        </w:rPr>
+        <w:t xml:space="preserve">הרצה של </w:t>
+      </w:r>
+      <w:r>
+        <w:rPr>
+          <w:rStyle w:val="citation-472"/>
+          <w:rFonts w:ascii="Arial" w:hAnsi="Arial" w:cs="Arial"/>
+        </w:rPr>
+        <w:t>run inference</w:t>
+      </w:r>
+      <w:r>
+        <w:rPr>
+          <w:rStyle w:val="citation-472"/>
+          <w:rFonts w:ascii="Arial" w:hAnsi="Arial" w:cs="Arial" w:hint="cs"/>
+          <w:rtl/>
+        </w:rPr>
+        <w:t xml:space="preserve"> בלבד ניתנת לביצוע פשוט באמצעות שינוי בקוד של הפרמטר הגלובלי </w:t>
+      </w:r>
+      <w:r>
+        <w:rPr>
+          <w:rFonts w:ascii="Arial" w:hAnsi="Arial" w:cs="Arial"/>
+        </w:rPr>
+        <w:t>RUN_INFERENCE_ONLY</w:t>
+      </w:r>
+      <w:r>
+        <w:rPr>
+          <w:rFonts w:ascii="Arial" w:hAnsi="Arial" w:cs="Arial" w:hint="cs"/>
+          <w:rtl/>
+        </w:rPr>
+        <w:t xml:space="preserve"> ל-</w:t>
+      </w:r>
+      <w:r>
+        <w:rPr>
+          <w:rFonts w:ascii="Arial" w:hAnsi="Arial" w:cs="Arial"/>
+        </w:rPr>
+        <w:t>true</w:t>
+      </w:r>
+      <w:r>
+        <w:rPr>
+          <w:rFonts w:ascii="Arial" w:hAnsi="Arial" w:cs="Arial" w:hint="cs"/>
+          <w:rtl/>
+        </w:rPr>
+        <w:t xml:space="preserve"> ולוודא שקובץ הטסט וקובץ המשקולות מוכנסים כפרמטרים למשתנים הגלובליים: </w:t>
+      </w:r>
+      <w:r>
+        <w:rPr>
+          <w:rFonts w:ascii="Arial" w:hAnsi="Arial" w:cs="Arial"/>
+        </w:rPr>
+        <w:t>BEST_MODEL_WEIGHTS</w:t>
+      </w:r>
+      <w:r>
+        <w:rPr>
+          <w:rFonts w:ascii="Arial" w:hAnsi="Arial" w:cs="Arial" w:hint="cs"/>
+          <w:rtl/>
+        </w:rPr>
+        <w:t xml:space="preserve"> </w:t>
+      </w:r>
+      <w:r>
+        <w:rPr>
+          <w:rFonts w:ascii="Arial" w:hAnsi="Arial" w:cs="Arial" w:hint="cs"/>
+          <w:rtl/>
+        </w:rPr>
+        <w:t>,</w:t>
+      </w:r>
+      <w:r>
+        <w:rPr>
+          <w:rFonts w:ascii="Arial" w:hAnsi="Arial" w:cs="Arial"/>
+        </w:rPr>
+        <w:t xml:space="preserve">TEST_FILE </w:t>
+      </w:r>
+      <w:r>
+        <w:rPr>
+          <w:rFonts w:ascii="Arial" w:hAnsi="Arial" w:cs="Arial" w:hint="cs"/>
+          <w:rtl/>
+        </w:rPr>
+        <w:t xml:space="preserve">. </w:t>
+      </w:r>
+    </w:p>
+    <w:p>
+      <w:pPr>
+        <w:pStyle w:val="NormalWeb"/>
+        <w:bidi/>
+        <w:ind w:left="720"/>
+        <w:rPr>
+          <w:rFonts w:ascii="Arial" w:hAnsi="Arial" w:cs="Arial"/>
+        </w:rPr>
+      </w:pPr>
+      <w:r>
+        <w:rPr>
+          <w:rFonts w:ascii="Arial" w:hAnsi="Arial" w:cs="Arial" w:hint="cs"/>
+          <w:rtl/>
+        </w:rPr>
+        <w:t xml:space="preserve">לאחר מכן, ייוצר קובץ במקביל לקובץ הטסט בשם </w:t>
+      </w:r>
+      <w:r>
+        <w:rPr>
+          <w:rFonts w:ascii="Arial" w:hAnsi="Arial" w:cs="Arial"/>
+        </w:rPr>
+        <w:t>predictions.csv"</w:t>
+      </w:r>
+      <w:r>
+        <w:rPr>
+          <w:rFonts w:ascii="Arial" w:hAnsi="Arial" w:cs="Arial" w:hint="cs"/>
+          <w:rtl/>
+        </w:rPr>
+        <w:t xml:space="preserve">" שיכיל עמודה של </w:t>
+      </w:r>
+      <w:r>
+        <w:rPr>
+          <w:rFonts w:ascii="Arial" w:hAnsi="Arial" w:cs="Arial"/>
+        </w:rPr>
+        <w:t>"</w:t>
+      </w:r>
+      <w:proofErr w:type="spellStart"/>
+      <w:r>
+        <w:rPr>
+          <w:rFonts w:ascii="Arial" w:hAnsi="Arial" w:cs="Arial"/>
+        </w:rPr>
+        <w:t>predicted_labe</w:t>
+      </w:r>
+      <w:r>
+        <w:rPr>
+          <w:rFonts w:ascii="Arial" w:hAnsi="Arial" w:cs="Arial"/>
+        </w:rPr>
+        <w:t>l</w:t>
+      </w:r>
+      <w:proofErr w:type="spellEnd"/>
+      <w:r>
+        <w:rPr>
+          <w:rFonts w:ascii="Arial" w:hAnsi="Arial" w:cs="Arial"/>
+        </w:rPr>
+        <w:t>"</w:t>
+      </w:r>
+      <w:r>
+        <w:rPr>
+          <w:rFonts w:ascii="Arial" w:hAnsi="Arial" w:cs="Arial" w:hint="cs"/>
+          <w:rtl/>
+        </w:rPr>
+        <w:t xml:space="preserve"> עם תחזיות.</w:t>
+      </w:r>
+    </w:p>
+    <w:p>
+      <w:pPr>
+        <w:pStyle w:val="3"/>
+        <w:bidi/>
+        <w:rPr>
+          <w:u w:val="single"/>
+          <w:rtl/>
+        </w:rPr>
+      </w:pPr>
+      <w:r>
+        <w:rPr>
+          <w:rFonts w:hint="cs"/>
+          <w:u w:val="single"/>
+          <w:rtl/>
+        </w:rPr>
+        <w:t>הערות</w:t>
+      </w:r>
+    </w:p>
+    <w:p>
+      <w:pPr>
+        <w:pStyle w:val="NormalWeb"/>
+        <w:numPr>
+          <w:ilvl w:val="0"/>
+          <w:numId w:val="8"/>
+        </w:numPr>
+        <w:bidi/>
+        <w:rPr>
+          <w:rFonts w:ascii="Arial" w:hAnsi="Arial" w:cs="Arial"/>
+        </w:rPr>
+      </w:pPr>
+      <w:r>
+        <w:rPr>
+          <w:rFonts w:ascii="Arial" w:hAnsi="Arial" w:cs="Arial"/>
+          <w:rtl/>
+        </w:rPr>
+        <w:t>במידה וקובץ</w:t>
+      </w:r>
+      <w:r>
+        <w:rPr>
+          <w:rFonts w:ascii="Arial" w:hAnsi="Arial" w:cs="Arial"/>
+        </w:rPr>
+        <w:t xml:space="preserve"> test.csv </w:t>
+      </w:r>
+      <w:r>
+        <w:rPr>
+          <w:rFonts w:ascii="Arial" w:hAnsi="Arial" w:cs="Arial"/>
+          <w:rtl/>
+        </w:rPr>
+        <w:t>מכיל גם עמודת</w:t>
+      </w:r>
+      <w:r>
+        <w:rPr>
+          <w:rFonts w:ascii="Arial" w:hAnsi="Arial" w:cs="Arial"/>
+        </w:rPr>
+        <w:t xml:space="preserve"> </w:t>
+      </w:r>
+      <w:r>
+        <w:rPr>
+          <w:rFonts w:ascii="Arial" w:hAnsi="Arial" w:cs="Arial"/>
+        </w:rPr>
+        <w:t>"</w:t>
+      </w:r>
+      <w:r>
+        <w:rPr>
+          <w:rFonts w:ascii="Arial" w:hAnsi="Arial" w:cs="Arial"/>
+        </w:rPr>
+        <w:t>label</w:t>
+      </w:r>
+      <w:r>
+        <w:rPr>
+          <w:rFonts w:ascii="Arial" w:hAnsi="Arial" w:cs="Arial"/>
+        </w:rPr>
+        <w:t>"</w:t>
+      </w:r>
+      <w:r>
+        <w:rPr>
+          <w:rFonts w:ascii="Arial" w:hAnsi="Arial" w:cs="Arial"/>
+        </w:rPr>
+        <w:t xml:space="preserve"> </w:t>
+      </w:r>
+      <w:r>
+        <w:rPr>
+          <w:rFonts w:ascii="Arial" w:hAnsi="Arial" w:cs="Arial"/>
+          <w:rtl/>
+        </w:rPr>
+        <w:t>עם התוצאה האמיתית הקוד יידע</w:t>
+      </w:r>
+      <w:r>
+        <w:rPr>
+          <w:rFonts w:ascii="Arial" w:hAnsi="Arial" w:cs="Arial" w:hint="cs"/>
+          <w:rtl/>
+        </w:rPr>
+        <w:t xml:space="preserve"> </w:t>
+      </w:r>
+      <w:r>
+        <w:rPr>
+          <w:rFonts w:ascii="Arial" w:hAnsi="Arial" w:cs="Arial"/>
+          <w:rtl/>
+        </w:rPr>
+        <w:t xml:space="preserve">להדפיס על המסך את </w:t>
+      </w:r>
+      <w:r>
+        <w:rPr>
+          <w:rFonts w:ascii="Arial" w:hAnsi="Arial" w:cs="Arial" w:hint="cs"/>
+          <w:rtl/>
+        </w:rPr>
+        <w:t>תוצאות המדדים</w:t>
+      </w:r>
+      <w:r>
+        <w:rPr>
+          <w:rFonts w:ascii="Arial" w:hAnsi="Arial" w:cs="Arial"/>
+          <w:rtl/>
+        </w:rPr>
+        <w:t xml:space="preserve"> שהתקבל</w:t>
+      </w:r>
+      <w:r>
+        <w:rPr>
+          <w:rFonts w:ascii="Arial" w:hAnsi="Arial" w:cs="Arial" w:hint="cs"/>
+          <w:rtl/>
+        </w:rPr>
+        <w:t>ו</w:t>
+      </w:r>
+      <w:r>
+        <w:rPr>
+          <w:rFonts w:ascii="Arial" w:hAnsi="Arial" w:cs="Arial"/>
+          <w:rtl/>
+        </w:rPr>
+        <w:t xml:space="preserve"> על הקובץ.</w:t>
+      </w:r>
+    </w:p>
+    <w:p>
+      <w:pPr>
+        <w:pStyle w:val="NormalWeb"/>
+        <w:numPr>
+          <w:ilvl w:val="0"/>
+          <w:numId w:val="8"/>
+        </w:numPr>
+        <w:bidi/>
+        <w:rPr>
+          <w:rFonts w:ascii="Arial" w:hAnsi="Arial" w:cs="Arial"/>
+        </w:rPr>
+      </w:pPr>
+      <w:r>
+        <w:rPr>
+          <w:rFonts w:ascii="Arial" w:hAnsi="Arial" w:cs="Arial" w:hint="cs"/>
+          <w:rtl/>
+        </w:rPr>
+        <w:t>יש לשים לב לא לשנות את שם קובץ המשקולות שממנו נלקחים ההיפר פרמטרים וסוג המודל.</w:t>
+      </w:r>
+    </w:p>
+    <w:p>
+      <w:pPr>
+        <w:pStyle w:val="NormalWeb"/>
+        <w:bidi/>
+        <w:spacing w:before="0" w:beforeAutospacing="0"/>
+        <w:ind w:left="720"/>
+        <w:rPr>
+          <w:rStyle w:val="citation-472"/>
+          <w:rFonts w:ascii="Arial" w:hAnsi="Arial" w:cs="Arial"/>
+        </w:rPr>
+      </w:pPr>
+    </w:p>
+    <w:p>
+      <w:pPr>
+        <w:pStyle w:val="a9"/>
+        <w:bidi/>
+        <w:rPr>
+          <w:rtl/>
+        </w:rPr>
       </w:pPr>
     </w:p>
     <w:sectPr>
@@ -1662,6 +4872,720 @@
     </w:lvl>
   </w:abstractNum>
   <w:abstractNum w:abstractNumId="3" w15:restartNumberingAfterBreak="0">
+    <w:nsid w:val="19B60A07"/>
+    <w:multiLevelType w:val="hybridMultilevel"/>
+    <w:tmpl w:val="82B4C020"/>
+    <w:lvl w:ilvl="0" w:tplc="0409000F">
+      <w:start w:val="1"/>
+      <w:numFmt w:val="decimal"/>
+      <w:lvlText w:val="%1."/>
+      <w:lvlJc w:val="left"/>
+      <w:pPr>
+        <w:ind w:left="720" w:hanging="360"/>
+      </w:pPr>
+      <w:rPr>
+        <w:rFonts w:hint="default"/>
+      </w:rPr>
+    </w:lvl>
+    <w:lvl w:ilvl="1" w:tplc="04090019" w:tentative="1">
+      <w:start w:val="1"/>
+      <w:numFmt w:val="lowerLetter"/>
+      <w:lvlText w:val="%2."/>
+      <w:lvlJc w:val="left"/>
+      <w:pPr>
+        <w:ind w:left="1440" w:hanging="360"/>
+      </w:pPr>
+    </w:lvl>
+    <w:lvl w:ilvl="2" w:tplc="0409001B" w:tentative="1">
+      <w:start w:val="1"/>
+      <w:numFmt w:val="lowerRoman"/>
+      <w:lvlText w:val="%3."/>
+      <w:lvlJc w:val="right"/>
+      <w:pPr>
+        <w:ind w:left="2160" w:hanging="180"/>
+      </w:pPr>
+    </w:lvl>
+    <w:lvl w:ilvl="3" w:tplc="0409000F" w:tentative="1">
+      <w:start w:val="1"/>
+      <w:numFmt w:val="decimal"/>
+      <w:lvlText w:val="%4."/>
+      <w:lvlJc w:val="left"/>
+      <w:pPr>
+        <w:ind w:left="2880" w:hanging="360"/>
+      </w:pPr>
+    </w:lvl>
+    <w:lvl w:ilvl="4" w:tplc="04090019" w:tentative="1">
+      <w:start w:val="1"/>
+      <w:numFmt w:val="lowerLetter"/>
+      <w:lvlText w:val="%5."/>
+      <w:lvlJc w:val="left"/>
+      <w:pPr>
+        <w:ind w:left="3600" w:hanging="360"/>
+      </w:pPr>
+    </w:lvl>
+    <w:lvl w:ilvl="5" w:tplc="0409001B" w:tentative="1">
+      <w:start w:val="1"/>
+      <w:numFmt w:val="lowerRoman"/>
+      <w:lvlText w:val="%6."/>
+      <w:lvlJc w:val="right"/>
+      <w:pPr>
+        <w:ind w:left="4320" w:hanging="180"/>
+      </w:pPr>
+    </w:lvl>
+    <w:lvl w:ilvl="6" w:tplc="0409000F" w:tentative="1">
+      <w:start w:val="1"/>
+      <w:numFmt w:val="decimal"/>
+      <w:lvlText w:val="%7."/>
+      <w:lvlJc w:val="left"/>
+      <w:pPr>
+        <w:ind w:left="5040" w:hanging="360"/>
+      </w:pPr>
+    </w:lvl>
+    <w:lvl w:ilvl="7" w:tplc="04090019" w:tentative="1">
+      <w:start w:val="1"/>
+      <w:numFmt w:val="lowerLetter"/>
+      <w:lvlText w:val="%8."/>
+      <w:lvlJc w:val="left"/>
+      <w:pPr>
+        <w:ind w:left="5760" w:hanging="360"/>
+      </w:pPr>
+    </w:lvl>
+    <w:lvl w:ilvl="8" w:tplc="0409001B" w:tentative="1">
+      <w:start w:val="1"/>
+      <w:numFmt w:val="lowerRoman"/>
+      <w:lvlText w:val="%9."/>
+      <w:lvlJc w:val="right"/>
+      <w:pPr>
+        <w:ind w:left="6480" w:hanging="180"/>
+      </w:pPr>
+    </w:lvl>
+  </w:abstractNum>
+  <w:abstractNum w:abstractNumId="4" w15:restartNumberingAfterBreak="0">
+    <w:nsid w:val="1F35713F"/>
+    <w:multiLevelType w:val="multilevel"/>
+    <w:tmpl w:val="A1F85114"/>
+    <w:lvl w:ilvl="0">
+      <w:start w:val="1"/>
+      <w:numFmt w:val="bullet"/>
+      <w:lvlText w:val=""/>
+      <w:lvlJc w:val="left"/>
+      <w:pPr>
+        <w:tabs>
+          <w:tab w:val="num" w:pos="720"/>
+        </w:tabs>
+        <w:ind w:left="720" w:hanging="360"/>
+      </w:pPr>
+      <w:rPr>
+        <w:rFonts w:ascii="Symbol" w:hAnsi="Symbol" w:hint="default"/>
+        <w:sz w:val="20"/>
+      </w:rPr>
+    </w:lvl>
+    <w:lvl w:ilvl="1" w:tentative="1">
+      <w:start w:val="1"/>
+      <w:numFmt w:val="bullet"/>
+      <w:lvlText w:val="o"/>
+      <w:lvlJc w:val="left"/>
+      <w:pPr>
+        <w:tabs>
+          <w:tab w:val="num" w:pos="1440"/>
+        </w:tabs>
+        <w:ind w:left="1440" w:hanging="360"/>
+      </w:pPr>
+      <w:rPr>
+        <w:rFonts w:ascii="Courier New" w:hAnsi="Courier New" w:hint="default"/>
+        <w:sz w:val="20"/>
+      </w:rPr>
+    </w:lvl>
+    <w:lvl w:ilvl="2" w:tentative="1">
+      <w:start w:val="1"/>
+      <w:numFmt w:val="bullet"/>
+      <w:lvlText w:val=""/>
+      <w:lvlJc w:val="left"/>
+      <w:pPr>
+        <w:tabs>
+          <w:tab w:val="num" w:pos="2160"/>
+        </w:tabs>
+        <w:ind w:left="2160" w:hanging="360"/>
+      </w:pPr>
+      <w:rPr>
+        <w:rFonts w:ascii="Wingdings" w:hAnsi="Wingdings" w:hint="default"/>
+        <w:sz w:val="20"/>
+      </w:rPr>
+    </w:lvl>
+    <w:lvl w:ilvl="3" w:tentative="1">
+      <w:start w:val="1"/>
+      <w:numFmt w:val="bullet"/>
+      <w:lvlText w:val=""/>
+      <w:lvlJc w:val="left"/>
+      <w:pPr>
+        <w:tabs>
+          <w:tab w:val="num" w:pos="2880"/>
+        </w:tabs>
+        <w:ind w:left="2880" w:hanging="360"/>
+      </w:pPr>
+      <w:rPr>
+        <w:rFonts w:ascii="Wingdings" w:hAnsi="Wingdings" w:hint="default"/>
+        <w:sz w:val="20"/>
+      </w:rPr>
+    </w:lvl>
+    <w:lvl w:ilvl="4" w:tentative="1">
+      <w:start w:val="1"/>
+      <w:numFmt w:val="bullet"/>
+      <w:lvlText w:val=""/>
+      <w:lvlJc w:val="left"/>
+      <w:pPr>
+        <w:tabs>
+          <w:tab w:val="num" w:pos="3600"/>
+        </w:tabs>
+        <w:ind w:left="3600" w:hanging="360"/>
+      </w:pPr>
+      <w:rPr>
+        <w:rFonts w:ascii="Wingdings" w:hAnsi="Wingdings" w:hint="default"/>
+        <w:sz w:val="20"/>
+      </w:rPr>
+    </w:lvl>
+    <w:lvl w:ilvl="5" w:tentative="1">
+      <w:start w:val="1"/>
+      <w:numFmt w:val="bullet"/>
+      <w:lvlText w:val=""/>
+      <w:lvlJc w:val="left"/>
+      <w:pPr>
+        <w:tabs>
+          <w:tab w:val="num" w:pos="4320"/>
+        </w:tabs>
+        <w:ind w:left="4320" w:hanging="360"/>
+      </w:pPr>
+      <w:rPr>
+        <w:rFonts w:ascii="Wingdings" w:hAnsi="Wingdings" w:hint="default"/>
+        <w:sz w:val="20"/>
+      </w:rPr>
+    </w:lvl>
+    <w:lvl w:ilvl="6" w:tentative="1">
+      <w:start w:val="1"/>
+      <w:numFmt w:val="bullet"/>
+      <w:lvlText w:val=""/>
+      <w:lvlJc w:val="left"/>
+      <w:pPr>
+        <w:tabs>
+          <w:tab w:val="num" w:pos="5040"/>
+        </w:tabs>
+        <w:ind w:left="5040" w:hanging="360"/>
+      </w:pPr>
+      <w:rPr>
+        <w:rFonts w:ascii="Wingdings" w:hAnsi="Wingdings" w:hint="default"/>
+        <w:sz w:val="20"/>
+      </w:rPr>
+    </w:lvl>
+    <w:lvl w:ilvl="7" w:tentative="1">
+      <w:start w:val="1"/>
+      <w:numFmt w:val="bullet"/>
+      <w:lvlText w:val=""/>
+      <w:lvlJc w:val="left"/>
+      <w:pPr>
+        <w:tabs>
+          <w:tab w:val="num" w:pos="5760"/>
+        </w:tabs>
+        <w:ind w:left="5760" w:hanging="360"/>
+      </w:pPr>
+      <w:rPr>
+        <w:rFonts w:ascii="Wingdings" w:hAnsi="Wingdings" w:hint="default"/>
+        <w:sz w:val="20"/>
+      </w:rPr>
+    </w:lvl>
+    <w:lvl w:ilvl="8" w:tentative="1">
+      <w:start w:val="1"/>
+      <w:numFmt w:val="bullet"/>
+      <w:lvlText w:val=""/>
+      <w:lvlJc w:val="left"/>
+      <w:pPr>
+        <w:tabs>
+          <w:tab w:val="num" w:pos="6480"/>
+        </w:tabs>
+        <w:ind w:left="6480" w:hanging="360"/>
+      </w:pPr>
+      <w:rPr>
+        <w:rFonts w:ascii="Wingdings" w:hAnsi="Wingdings" w:hint="default"/>
+        <w:sz w:val="20"/>
+      </w:rPr>
+    </w:lvl>
+  </w:abstractNum>
+  <w:abstractNum w:abstractNumId="5" w15:restartNumberingAfterBreak="0">
+    <w:nsid w:val="37C11C30"/>
+    <w:multiLevelType w:val="hybridMultilevel"/>
+    <w:tmpl w:val="645A540A"/>
+    <w:lvl w:ilvl="0" w:tplc="0409000F">
+      <w:start w:val="1"/>
+      <w:numFmt w:val="decimal"/>
+      <w:lvlText w:val="%1."/>
+      <w:lvlJc w:val="left"/>
+      <w:pPr>
+        <w:ind w:left="720" w:hanging="360"/>
+      </w:pPr>
+      <w:rPr>
+        <w:rFonts w:hint="default"/>
+      </w:rPr>
+    </w:lvl>
+    <w:lvl w:ilvl="1" w:tplc="04090019" w:tentative="1">
+      <w:start w:val="1"/>
+      <w:numFmt w:val="lowerLetter"/>
+      <w:lvlText w:val="%2."/>
+      <w:lvlJc w:val="left"/>
+      <w:pPr>
+        <w:ind w:left="1440" w:hanging="360"/>
+      </w:pPr>
+    </w:lvl>
+    <w:lvl w:ilvl="2" w:tplc="0409001B" w:tentative="1">
+      <w:start w:val="1"/>
+      <w:numFmt w:val="lowerRoman"/>
+      <w:lvlText w:val="%3."/>
+      <w:lvlJc w:val="right"/>
+      <w:pPr>
+        <w:ind w:left="2160" w:hanging="180"/>
+      </w:pPr>
+    </w:lvl>
+    <w:lvl w:ilvl="3" w:tplc="0409000F" w:tentative="1">
+      <w:start w:val="1"/>
+      <w:numFmt w:val="decimal"/>
+      <w:lvlText w:val="%4."/>
+      <w:lvlJc w:val="left"/>
+      <w:pPr>
+        <w:ind w:left="2880" w:hanging="360"/>
+      </w:pPr>
+    </w:lvl>
+    <w:lvl w:ilvl="4" w:tplc="04090019" w:tentative="1">
+      <w:start w:val="1"/>
+      <w:numFmt w:val="lowerLetter"/>
+      <w:lvlText w:val="%5."/>
+      <w:lvlJc w:val="left"/>
+      <w:pPr>
+        <w:ind w:left="3600" w:hanging="360"/>
+      </w:pPr>
+    </w:lvl>
+    <w:lvl w:ilvl="5" w:tplc="0409001B" w:tentative="1">
+      <w:start w:val="1"/>
+      <w:numFmt w:val="lowerRoman"/>
+      <w:lvlText w:val="%6."/>
+      <w:lvlJc w:val="right"/>
+      <w:pPr>
+        <w:ind w:left="4320" w:hanging="180"/>
+      </w:pPr>
+    </w:lvl>
+    <w:lvl w:ilvl="6" w:tplc="0409000F" w:tentative="1">
+      <w:start w:val="1"/>
+      <w:numFmt w:val="decimal"/>
+      <w:lvlText w:val="%7."/>
+      <w:lvlJc w:val="left"/>
+      <w:pPr>
+        <w:ind w:left="5040" w:hanging="360"/>
+      </w:pPr>
+    </w:lvl>
+    <w:lvl w:ilvl="7" w:tplc="04090019" w:tentative="1">
+      <w:start w:val="1"/>
+      <w:numFmt w:val="lowerLetter"/>
+      <w:lvlText w:val="%8."/>
+      <w:lvlJc w:val="left"/>
+      <w:pPr>
+        <w:ind w:left="5760" w:hanging="360"/>
+      </w:pPr>
+    </w:lvl>
+    <w:lvl w:ilvl="8" w:tplc="0409001B" w:tentative="1">
+      <w:start w:val="1"/>
+      <w:numFmt w:val="lowerRoman"/>
+      <w:lvlText w:val="%9."/>
+      <w:lvlJc w:val="right"/>
+      <w:pPr>
+        <w:ind w:left="6480" w:hanging="180"/>
+      </w:pPr>
+    </w:lvl>
+  </w:abstractNum>
+  <w:abstractNum w:abstractNumId="6" w15:restartNumberingAfterBreak="0">
+    <w:nsid w:val="4122039E"/>
+    <w:multiLevelType w:val="multilevel"/>
+    <w:tmpl w:val="A1F85114"/>
+    <w:lvl w:ilvl="0">
+      <w:start w:val="1"/>
+      <w:numFmt w:val="bullet"/>
+      <w:lvlText w:val=""/>
+      <w:lvlJc w:val="left"/>
+      <w:pPr>
+        <w:tabs>
+          <w:tab w:val="num" w:pos="720"/>
+        </w:tabs>
+        <w:ind w:left="720" w:hanging="360"/>
+      </w:pPr>
+      <w:rPr>
+        <w:rFonts w:ascii="Symbol" w:hAnsi="Symbol" w:hint="default"/>
+        <w:sz w:val="20"/>
+      </w:rPr>
+    </w:lvl>
+    <w:lvl w:ilvl="1" w:tentative="1">
+      <w:start w:val="1"/>
+      <w:numFmt w:val="bullet"/>
+      <w:lvlText w:val="o"/>
+      <w:lvlJc w:val="left"/>
+      <w:pPr>
+        <w:tabs>
+          <w:tab w:val="num" w:pos="1440"/>
+        </w:tabs>
+        <w:ind w:left="1440" w:hanging="360"/>
+      </w:pPr>
+      <w:rPr>
+        <w:rFonts w:ascii="Courier New" w:hAnsi="Courier New" w:hint="default"/>
+        <w:sz w:val="20"/>
+      </w:rPr>
+    </w:lvl>
+    <w:lvl w:ilvl="2" w:tentative="1">
+      <w:start w:val="1"/>
+      <w:numFmt w:val="bullet"/>
+      <w:lvlText w:val=""/>
+      <w:lvlJc w:val="left"/>
+      <w:pPr>
+        <w:tabs>
+          <w:tab w:val="num" w:pos="2160"/>
+        </w:tabs>
+        <w:ind w:left="2160" w:hanging="360"/>
+      </w:pPr>
+      <w:rPr>
+        <w:rFonts w:ascii="Wingdings" w:hAnsi="Wingdings" w:hint="default"/>
+        <w:sz w:val="20"/>
+      </w:rPr>
+    </w:lvl>
+    <w:lvl w:ilvl="3" w:tentative="1">
+      <w:start w:val="1"/>
+      <w:numFmt w:val="bullet"/>
+      <w:lvlText w:val=""/>
+      <w:lvlJc w:val="left"/>
+      <w:pPr>
+        <w:tabs>
+          <w:tab w:val="num" w:pos="2880"/>
+        </w:tabs>
+        <w:ind w:left="2880" w:hanging="360"/>
+      </w:pPr>
+      <w:rPr>
+        <w:rFonts w:ascii="Wingdings" w:hAnsi="Wingdings" w:hint="default"/>
+        <w:sz w:val="20"/>
+      </w:rPr>
+    </w:lvl>
+    <w:lvl w:ilvl="4" w:tentative="1">
+      <w:start w:val="1"/>
+      <w:numFmt w:val="bullet"/>
+      <w:lvlText w:val=""/>
+      <w:lvlJc w:val="left"/>
+      <w:pPr>
+        <w:tabs>
+          <w:tab w:val="num" w:pos="3600"/>
+        </w:tabs>
+        <w:ind w:left="3600" w:hanging="360"/>
+      </w:pPr>
+      <w:rPr>
+        <w:rFonts w:ascii="Wingdings" w:hAnsi="Wingdings" w:hint="default"/>
+        <w:sz w:val="20"/>
+      </w:rPr>
+    </w:lvl>
+    <w:lvl w:ilvl="5" w:tentative="1">
+      <w:start w:val="1"/>
+      <w:numFmt w:val="bullet"/>
+      <w:lvlText w:val=""/>
+      <w:lvlJc w:val="left"/>
+      <w:pPr>
+        <w:tabs>
+          <w:tab w:val="num" w:pos="4320"/>
+        </w:tabs>
+        <w:ind w:left="4320" w:hanging="360"/>
+      </w:pPr>
+      <w:rPr>
+        <w:rFonts w:ascii="Wingdings" w:hAnsi="Wingdings" w:hint="default"/>
+        <w:sz w:val="20"/>
+      </w:rPr>
+    </w:lvl>
+    <w:lvl w:ilvl="6" w:tentative="1">
+      <w:start w:val="1"/>
+      <w:numFmt w:val="bullet"/>
+      <w:lvlText w:val=""/>
+      <w:lvlJc w:val="left"/>
+      <w:pPr>
+        <w:tabs>
+          <w:tab w:val="num" w:pos="5040"/>
+        </w:tabs>
+        <w:ind w:left="5040" w:hanging="360"/>
+      </w:pPr>
+      <w:rPr>
+        <w:rFonts w:ascii="Wingdings" w:hAnsi="Wingdings" w:hint="default"/>
+        <w:sz w:val="20"/>
+      </w:rPr>
+    </w:lvl>
+    <w:lvl w:ilvl="7" w:tentative="1">
+      <w:start w:val="1"/>
+      <w:numFmt w:val="bullet"/>
+      <w:lvlText w:val=""/>
+      <w:lvlJc w:val="left"/>
+      <w:pPr>
+        <w:tabs>
+          <w:tab w:val="num" w:pos="5760"/>
+        </w:tabs>
+        <w:ind w:left="5760" w:hanging="360"/>
+      </w:pPr>
+      <w:rPr>
+        <w:rFonts w:ascii="Wingdings" w:hAnsi="Wingdings" w:hint="default"/>
+        <w:sz w:val="20"/>
+      </w:rPr>
+    </w:lvl>
+    <w:lvl w:ilvl="8" w:tentative="1">
+      <w:start w:val="1"/>
+      <w:numFmt w:val="bullet"/>
+      <w:lvlText w:val=""/>
+      <w:lvlJc w:val="left"/>
+      <w:pPr>
+        <w:tabs>
+          <w:tab w:val="num" w:pos="6480"/>
+        </w:tabs>
+        <w:ind w:left="6480" w:hanging="360"/>
+      </w:pPr>
+      <w:rPr>
+        <w:rFonts w:ascii="Wingdings" w:hAnsi="Wingdings" w:hint="default"/>
+        <w:sz w:val="20"/>
+      </w:rPr>
+    </w:lvl>
+  </w:abstractNum>
+  <w:abstractNum w:abstractNumId="7" w15:restartNumberingAfterBreak="0">
+    <w:nsid w:val="5D526799"/>
+    <w:multiLevelType w:val="multilevel"/>
+    <w:tmpl w:val="A1F85114"/>
+    <w:lvl w:ilvl="0">
+      <w:start w:val="1"/>
+      <w:numFmt w:val="bullet"/>
+      <w:lvlText w:val=""/>
+      <w:lvlJc w:val="left"/>
+      <w:pPr>
+        <w:tabs>
+          <w:tab w:val="num" w:pos="720"/>
+        </w:tabs>
+        <w:ind w:left="720" w:hanging="360"/>
+      </w:pPr>
+      <w:rPr>
+        <w:rFonts w:ascii="Symbol" w:hAnsi="Symbol" w:hint="default"/>
+        <w:sz w:val="20"/>
+      </w:rPr>
+    </w:lvl>
+    <w:lvl w:ilvl="1" w:tentative="1">
+      <w:start w:val="1"/>
+      <w:numFmt w:val="bullet"/>
+      <w:lvlText w:val="o"/>
+      <w:lvlJc w:val="left"/>
+      <w:pPr>
+        <w:tabs>
+          <w:tab w:val="num" w:pos="1440"/>
+        </w:tabs>
+        <w:ind w:left="1440" w:hanging="360"/>
+      </w:pPr>
+      <w:rPr>
+        <w:rFonts w:ascii="Courier New" w:hAnsi="Courier New" w:hint="default"/>
+        <w:sz w:val="20"/>
+      </w:rPr>
+    </w:lvl>
+    <w:lvl w:ilvl="2" w:tentative="1">
+      <w:start w:val="1"/>
+      <w:numFmt w:val="bullet"/>
+      <w:lvlText w:val=""/>
+      <w:lvlJc w:val="left"/>
+      <w:pPr>
+        <w:tabs>
+          <w:tab w:val="num" w:pos="2160"/>
+        </w:tabs>
+        <w:ind w:left="2160" w:hanging="360"/>
+      </w:pPr>
+      <w:rPr>
+        <w:rFonts w:ascii="Wingdings" w:hAnsi="Wingdings" w:hint="default"/>
+        <w:sz w:val="20"/>
+      </w:rPr>
+    </w:lvl>
+    <w:lvl w:ilvl="3" w:tentative="1">
+      <w:start w:val="1"/>
+      <w:numFmt w:val="bullet"/>
+      <w:lvlText w:val=""/>
+      <w:lvlJc w:val="left"/>
+      <w:pPr>
+        <w:tabs>
+          <w:tab w:val="num" w:pos="2880"/>
+        </w:tabs>
+        <w:ind w:left="2880" w:hanging="360"/>
+      </w:pPr>
+      <w:rPr>
+        <w:rFonts w:ascii="Wingdings" w:hAnsi="Wingdings" w:hint="default"/>
+        <w:sz w:val="20"/>
+      </w:rPr>
+    </w:lvl>
+    <w:lvl w:ilvl="4" w:tentative="1">
+      <w:start w:val="1"/>
+      <w:numFmt w:val="bullet"/>
+      <w:lvlText w:val=""/>
+      <w:lvlJc w:val="left"/>
+      <w:pPr>
+        <w:tabs>
+          <w:tab w:val="num" w:pos="3600"/>
+        </w:tabs>
+        <w:ind w:left="3600" w:hanging="360"/>
+      </w:pPr>
+      <w:rPr>
+        <w:rFonts w:ascii="Wingdings" w:hAnsi="Wingdings" w:hint="default"/>
+        <w:sz w:val="20"/>
+      </w:rPr>
+    </w:lvl>
+    <w:lvl w:ilvl="5" w:tentative="1">
+      <w:start w:val="1"/>
+      <w:numFmt w:val="bullet"/>
+      <w:lvlText w:val=""/>
+      <w:lvlJc w:val="left"/>
+      <w:pPr>
+        <w:tabs>
+          <w:tab w:val="num" w:pos="4320"/>
+        </w:tabs>
+        <w:ind w:left="4320" w:hanging="360"/>
+      </w:pPr>
+      <w:rPr>
+        <w:rFonts w:ascii="Wingdings" w:hAnsi="Wingdings" w:hint="default"/>
+        <w:sz w:val="20"/>
+      </w:rPr>
+    </w:lvl>
+    <w:lvl w:ilvl="6" w:tentative="1">
+      <w:start w:val="1"/>
+      <w:numFmt w:val="bullet"/>
+      <w:lvlText w:val=""/>
+      <w:lvlJc w:val="left"/>
+      <w:pPr>
+        <w:tabs>
+          <w:tab w:val="num" w:pos="5040"/>
+        </w:tabs>
+        <w:ind w:left="5040" w:hanging="360"/>
+      </w:pPr>
+      <w:rPr>
+        <w:rFonts w:ascii="Wingdings" w:hAnsi="Wingdings" w:hint="default"/>
+        <w:sz w:val="20"/>
+      </w:rPr>
+    </w:lvl>
+    <w:lvl w:ilvl="7" w:tentative="1">
+      <w:start w:val="1"/>
+      <w:numFmt w:val="bullet"/>
+      <w:lvlText w:val=""/>
+      <w:lvlJc w:val="left"/>
+      <w:pPr>
+        <w:tabs>
+          <w:tab w:val="num" w:pos="5760"/>
+        </w:tabs>
+        <w:ind w:left="5760" w:hanging="360"/>
+      </w:pPr>
+      <w:rPr>
+        <w:rFonts w:ascii="Wingdings" w:hAnsi="Wingdings" w:hint="default"/>
+        <w:sz w:val="20"/>
+      </w:rPr>
+    </w:lvl>
+    <w:lvl w:ilvl="8" w:tentative="1">
+      <w:start w:val="1"/>
+      <w:numFmt w:val="bullet"/>
+      <w:lvlText w:val=""/>
+      <w:lvlJc w:val="left"/>
+      <w:pPr>
+        <w:tabs>
+          <w:tab w:val="num" w:pos="6480"/>
+        </w:tabs>
+        <w:ind w:left="6480" w:hanging="360"/>
+      </w:pPr>
+      <w:rPr>
+        <w:rFonts w:ascii="Wingdings" w:hAnsi="Wingdings" w:hint="default"/>
+        <w:sz w:val="20"/>
+      </w:rPr>
+    </w:lvl>
+  </w:abstractNum>
+  <w:abstractNum w:abstractNumId="8" w15:restartNumberingAfterBreak="0">
+    <w:nsid w:val="744F5A3B"/>
+    <w:multiLevelType w:val="hybridMultilevel"/>
+    <w:tmpl w:val="3948EF40"/>
+    <w:lvl w:ilvl="0" w:tplc="0409000F">
+      <w:start w:val="1"/>
+      <w:numFmt w:val="decimal"/>
+      <w:lvlText w:val="%1."/>
+      <w:lvlJc w:val="left"/>
+      <w:pPr>
+        <w:ind w:left="720" w:hanging="360"/>
+      </w:pPr>
+      <w:rPr>
+        <w:rFonts w:hint="default"/>
+      </w:rPr>
+    </w:lvl>
+    <w:lvl w:ilvl="1" w:tplc="04090019" w:tentative="1">
+      <w:start w:val="1"/>
+      <w:numFmt w:val="lowerLetter"/>
+      <w:lvlText w:val="%2."/>
+      <w:lvlJc w:val="left"/>
+      <w:pPr>
+        <w:ind w:left="1440" w:hanging="360"/>
+      </w:pPr>
+    </w:lvl>
+    <w:lvl w:ilvl="2" w:tplc="0409001B" w:tentative="1">
+      <w:start w:val="1"/>
+      <w:numFmt w:val="lowerRoman"/>
+      <w:lvlText w:val="%3."/>
+      <w:lvlJc w:val="right"/>
+      <w:pPr>
+        <w:ind w:left="2160" w:hanging="180"/>
+      </w:pPr>
+    </w:lvl>
+    <w:lvl w:ilvl="3" w:tplc="0409000F" w:tentative="1">
+      <w:start w:val="1"/>
+      <w:numFmt w:val="decimal"/>
+      <w:lvlText w:val="%4."/>
+      <w:lvlJc w:val="left"/>
+      <w:pPr>
+        <w:ind w:left="2880" w:hanging="360"/>
+      </w:pPr>
+    </w:lvl>
+    <w:lvl w:ilvl="4" w:tplc="04090019" w:tentative="1">
+      <w:start w:val="1"/>
+      <w:numFmt w:val="lowerLetter"/>
+      <w:lvlText w:val="%5."/>
+      <w:lvlJc w:val="left"/>
+      <w:pPr>
+        <w:ind w:left="3600" w:hanging="360"/>
+      </w:pPr>
+    </w:lvl>
+    <w:lvl w:ilvl="5" w:tplc="0409001B" w:tentative="1">
+      <w:start w:val="1"/>
+      <w:numFmt w:val="lowerRoman"/>
+      <w:lvlText w:val="%6."/>
+      <w:lvlJc w:val="right"/>
+      <w:pPr>
+        <w:ind w:left="4320" w:hanging="180"/>
+      </w:pPr>
+    </w:lvl>
+    <w:lvl w:ilvl="6" w:tplc="0409000F" w:tentative="1">
+      <w:start w:val="1"/>
+      <w:numFmt w:val="decimal"/>
+      <w:lvlText w:val="%7."/>
+      <w:lvlJc w:val="left"/>
+      <w:pPr>
+        <w:ind w:left="5040" w:hanging="360"/>
+      </w:pPr>
+    </w:lvl>
+    <w:lvl w:ilvl="7" w:tplc="04090019" w:tentative="1">
+      <w:start w:val="1"/>
+      <w:numFmt w:val="lowerLetter"/>
+      <w:lvlText w:val="%8."/>
+      <w:lvlJc w:val="left"/>
+      <w:pPr>
+        <w:ind w:left="5760" w:hanging="360"/>
+      </w:pPr>
+    </w:lvl>
+    <w:lvl w:ilvl="8" w:tplc="0409001B" w:tentative="1">
+      <w:start w:val="1"/>
+      <w:numFmt w:val="lowerRoman"/>
+      <w:lvlText w:val="%9."/>
+      <w:lvlJc w:val="right"/>
+      <w:pPr>
+        <w:ind w:left="6480" w:hanging="180"/>
+      </w:pPr>
+    </w:lvl>
+  </w:abstractNum>
+  <w:abstractNum w:abstractNumId="9" w15:restartNumberingAfterBreak="0">
     <w:nsid w:val="7E100C17"/>
     <w:multiLevelType w:val="multilevel"/>
     <w:tmpl w:val="26ACDEB6"/>
@@ -1817,10 +5741,28 @@
     <w:abstractNumId w:val="0"/>
   </w:num>
   <w:num w:numId="3" w16cid:durableId="979727567">
-    <w:abstractNumId w:val="3"/>
+    <w:abstractNumId w:val="9"/>
   </w:num>
   <w:num w:numId="4" w16cid:durableId="478696009">
     <w:abstractNumId w:val="1"/>
+  </w:num>
+  <w:num w:numId="5" w16cid:durableId="666402485">
+    <w:abstractNumId w:val="5"/>
+  </w:num>
+  <w:num w:numId="6" w16cid:durableId="1190027435">
+    <w:abstractNumId w:val="7"/>
+  </w:num>
+  <w:num w:numId="7" w16cid:durableId="367490423">
+    <w:abstractNumId w:val="8"/>
+  </w:num>
+  <w:num w:numId="8" w16cid:durableId="548031757">
+    <w:abstractNumId w:val="6"/>
+  </w:num>
+  <w:num w:numId="9" w16cid:durableId="1654915650">
+    <w:abstractNumId w:val="3"/>
+  </w:num>
+  <w:num w:numId="10" w16cid:durableId="13382916">
+    <w:abstractNumId w:val="4"/>
   </w:num>
 </w:numbering>
 </file>
@@ -1834,7 +5776,7 @@
         <w:kern w:val="2"/>
         <w:sz w:val="24"/>
         <w:szCs w:val="24"/>
-        <w:lang w:val="en-IL" w:eastAsia="en-US" w:bidi="he-IL"/>
+        <w:lang w:val="en-US" w:eastAsia="en-US" w:bidi="he-IL"/>
         <w14:ligatures w14:val="standardContextual"/>
       </w:rPr>
     </w:rPrDefault>
@@ -2222,15 +6164,15 @@
     <w:lsdException w:name="Unresolved Mention" w:semiHidden="1" w:unhideWhenUsed="1"/>
     <w:lsdException w:name="Smart Link" w:semiHidden="1" w:unhideWhenUsed="1"/>
   </w:latentStyles>
-  <w:style w:type="paragraph" w:default="1" w:styleId="Normal">
+  <w:style w:type="paragraph" w:default="1" w:styleId="a">
     <w:name w:val="Normal"/>
     <w:qFormat/>
   </w:style>
-  <w:style w:type="paragraph" w:styleId="Heading1">
+  <w:style w:type="paragraph" w:styleId="1">
     <w:name w:val="heading 1"/>
-    <w:basedOn w:val="Normal"/>
-    <w:next w:val="Normal"/>
-    <w:link w:val="Heading1Char"/>
+    <w:basedOn w:val="a"/>
+    <w:next w:val="a"/>
+    <w:link w:val="10"/>
     <w:uiPriority w:val="9"/>
     <w:qFormat/>
     <w:rsid w:val="00EB6DF6"/>
@@ -2247,11 +6189,11 @@
       <w:szCs w:val="40"/>
     </w:rPr>
   </w:style>
-  <w:style w:type="paragraph" w:styleId="Heading2">
+  <w:style w:type="paragraph" w:styleId="2">
     <w:name w:val="heading 2"/>
-    <w:basedOn w:val="Normal"/>
-    <w:next w:val="Normal"/>
-    <w:link w:val="Heading2Char"/>
+    <w:basedOn w:val="a"/>
+    <w:next w:val="a"/>
+    <w:link w:val="20"/>
     <w:uiPriority w:val="9"/>
     <w:unhideWhenUsed/>
     <w:qFormat/>
@@ -2269,11 +6211,11 @@
       <w:szCs w:val="32"/>
     </w:rPr>
   </w:style>
-  <w:style w:type="paragraph" w:styleId="Heading3">
+  <w:style w:type="paragraph" w:styleId="3">
     <w:name w:val="heading 3"/>
-    <w:basedOn w:val="Normal"/>
-    <w:next w:val="Normal"/>
-    <w:link w:val="Heading3Char"/>
+    <w:basedOn w:val="a"/>
+    <w:next w:val="a"/>
+    <w:link w:val="30"/>
     <w:uiPriority w:val="9"/>
     <w:unhideWhenUsed/>
     <w:qFormat/>
@@ -2291,11 +6233,11 @@
       <w:szCs w:val="28"/>
     </w:rPr>
   </w:style>
-  <w:style w:type="paragraph" w:styleId="Heading4">
+  <w:style w:type="paragraph" w:styleId="4">
     <w:name w:val="heading 4"/>
-    <w:basedOn w:val="Normal"/>
-    <w:next w:val="Normal"/>
-    <w:link w:val="Heading4Char"/>
+    <w:basedOn w:val="a"/>
+    <w:next w:val="a"/>
+    <w:link w:val="40"/>
     <w:uiPriority w:val="9"/>
     <w:unhideWhenUsed/>
     <w:qFormat/>
@@ -2313,11 +6255,11 @@
       <w:color w:val="0F4761" w:themeColor="accent1" w:themeShade="BF"/>
     </w:rPr>
   </w:style>
-  <w:style w:type="paragraph" w:styleId="Heading5">
+  <w:style w:type="paragraph" w:styleId="5">
     <w:name w:val="heading 5"/>
-    <w:basedOn w:val="Normal"/>
-    <w:next w:val="Normal"/>
-    <w:link w:val="Heading5Char"/>
+    <w:basedOn w:val="a"/>
+    <w:next w:val="a"/>
+    <w:link w:val="50"/>
     <w:uiPriority w:val="9"/>
     <w:semiHidden/>
     <w:unhideWhenUsed/>
@@ -2334,11 +6276,11 @@
       <w:color w:val="0F4761" w:themeColor="accent1" w:themeShade="BF"/>
     </w:rPr>
   </w:style>
-  <w:style w:type="paragraph" w:styleId="Heading6">
+  <w:style w:type="paragraph" w:styleId="6">
     <w:name w:val="heading 6"/>
-    <w:basedOn w:val="Normal"/>
-    <w:next w:val="Normal"/>
-    <w:link w:val="Heading6Char"/>
+    <w:basedOn w:val="a"/>
+    <w:next w:val="a"/>
+    <w:link w:val="60"/>
     <w:uiPriority w:val="9"/>
     <w:semiHidden/>
     <w:unhideWhenUsed/>
@@ -2357,11 +6299,11 @@
       <w:color w:val="595959" w:themeColor="text1" w:themeTint="A6"/>
     </w:rPr>
   </w:style>
-  <w:style w:type="paragraph" w:styleId="Heading7">
+  <w:style w:type="paragraph" w:styleId="7">
     <w:name w:val="heading 7"/>
-    <w:basedOn w:val="Normal"/>
-    <w:next w:val="Normal"/>
-    <w:link w:val="Heading7Char"/>
+    <w:basedOn w:val="a"/>
+    <w:next w:val="a"/>
+    <w:link w:val="70"/>
     <w:uiPriority w:val="9"/>
     <w:semiHidden/>
     <w:unhideWhenUsed/>
@@ -2378,11 +6320,11 @@
       <w:color w:val="595959" w:themeColor="text1" w:themeTint="A6"/>
     </w:rPr>
   </w:style>
-  <w:style w:type="paragraph" w:styleId="Heading8">
+  <w:style w:type="paragraph" w:styleId="8">
     <w:name w:val="heading 8"/>
-    <w:basedOn w:val="Normal"/>
-    <w:next w:val="Normal"/>
-    <w:link w:val="Heading8Char"/>
+    <w:basedOn w:val="a"/>
+    <w:next w:val="a"/>
+    <w:link w:val="80"/>
     <w:uiPriority w:val="9"/>
     <w:semiHidden/>
     <w:unhideWhenUsed/>
@@ -2401,11 +6343,11 @@
       <w:color w:val="272727" w:themeColor="text1" w:themeTint="D8"/>
     </w:rPr>
   </w:style>
-  <w:style w:type="paragraph" w:styleId="Heading9">
+  <w:style w:type="paragraph" w:styleId="9">
     <w:name w:val="heading 9"/>
-    <w:basedOn w:val="Normal"/>
-    <w:next w:val="Normal"/>
-    <w:link w:val="Heading9Char"/>
+    <w:basedOn w:val="a"/>
+    <w:next w:val="a"/>
+    <w:link w:val="90"/>
     <w:uiPriority w:val="9"/>
     <w:semiHidden/>
     <w:unhideWhenUsed/>
@@ -2422,13 +6364,13 @@
       <w:color w:val="272727" w:themeColor="text1" w:themeTint="D8"/>
     </w:rPr>
   </w:style>
-  <w:style w:type="character" w:default="1" w:styleId="DefaultParagraphFont">
+  <w:style w:type="character" w:default="1" w:styleId="a0">
     <w:name w:val="Default Paragraph Font"/>
     <w:uiPriority w:val="1"/>
     <w:semiHidden/>
     <w:unhideWhenUsed/>
   </w:style>
-  <w:style w:type="table" w:default="1" w:styleId="TableNormal">
+  <w:style w:type="table" w:default="1" w:styleId="a1">
     <w:name w:val="Normal Table"/>
     <w:uiPriority w:val="99"/>
     <w:semiHidden/>
@@ -2443,16 +6385,16 @@
       </w:tblCellMar>
     </w:tblPr>
   </w:style>
-  <w:style w:type="numbering" w:default="1" w:styleId="NoList">
+  <w:style w:type="numbering" w:default="1" w:styleId="a2">
     <w:name w:val="No List"/>
     <w:uiPriority w:val="99"/>
     <w:semiHidden/>
     <w:unhideWhenUsed/>
   </w:style>
-  <w:style w:type="character" w:customStyle="1" w:styleId="Heading1Char">
-    <w:name w:val="Heading 1 Char"/>
-    <w:basedOn w:val="DefaultParagraphFont"/>
-    <w:link w:val="Heading1"/>
+  <w:style w:type="character" w:customStyle="1" w:styleId="10">
+    <w:name w:val="כותרת 1 תו"/>
+    <w:basedOn w:val="a0"/>
+    <w:link w:val="1"/>
     <w:uiPriority w:val="9"/>
     <w:rsid w:val="00EB6DF6"/>
     <w:rPr>
@@ -2462,10 +6404,10 @@
       <w:szCs w:val="40"/>
     </w:rPr>
   </w:style>
-  <w:style w:type="character" w:customStyle="1" w:styleId="Heading2Char">
-    <w:name w:val="Heading 2 Char"/>
-    <w:basedOn w:val="DefaultParagraphFont"/>
-    <w:link w:val="Heading2"/>
+  <w:style w:type="character" w:customStyle="1" w:styleId="20">
+    <w:name w:val="כותרת 2 תו"/>
+    <w:basedOn w:val="a0"/>
+    <w:link w:val="2"/>
     <w:uiPriority w:val="9"/>
     <w:rsid w:val="00EB6DF6"/>
     <w:rPr>
@@ -2475,10 +6417,10 @@
       <w:szCs w:val="32"/>
     </w:rPr>
   </w:style>
-  <w:style w:type="character" w:customStyle="1" w:styleId="Heading3Char">
-    <w:name w:val="Heading 3 Char"/>
-    <w:basedOn w:val="DefaultParagraphFont"/>
-    <w:link w:val="Heading3"/>
+  <w:style w:type="character" w:customStyle="1" w:styleId="30">
+    <w:name w:val="כותרת 3 תו"/>
+    <w:basedOn w:val="a0"/>
+    <w:link w:val="3"/>
     <w:uiPriority w:val="9"/>
     <w:rsid w:val="00EB6DF6"/>
     <w:rPr>
@@ -2488,10 +6430,10 @@
       <w:szCs w:val="28"/>
     </w:rPr>
   </w:style>
-  <w:style w:type="character" w:customStyle="1" w:styleId="Heading4Char">
-    <w:name w:val="Heading 4 Char"/>
-    <w:basedOn w:val="DefaultParagraphFont"/>
-    <w:link w:val="Heading4"/>
+  <w:style w:type="character" w:customStyle="1" w:styleId="40">
+    <w:name w:val="כותרת 4 תו"/>
+    <w:basedOn w:val="a0"/>
+    <w:link w:val="4"/>
     <w:uiPriority w:val="9"/>
     <w:rsid w:val="00EB6DF6"/>
     <w:rPr>
@@ -2501,10 +6443,10 @@
       <w:color w:val="0F4761" w:themeColor="accent1" w:themeShade="BF"/>
     </w:rPr>
   </w:style>
-  <w:style w:type="character" w:customStyle="1" w:styleId="Heading5Char">
-    <w:name w:val="Heading 5 Char"/>
-    <w:basedOn w:val="DefaultParagraphFont"/>
-    <w:link w:val="Heading5"/>
+  <w:style w:type="character" w:customStyle="1" w:styleId="50">
+    <w:name w:val="כותרת 5 תו"/>
+    <w:basedOn w:val="a0"/>
+    <w:link w:val="5"/>
     <w:uiPriority w:val="9"/>
     <w:semiHidden/>
     <w:rsid w:val="00EB6DF6"/>
@@ -2513,10 +6455,10 @@
       <w:color w:val="0F4761" w:themeColor="accent1" w:themeShade="BF"/>
     </w:rPr>
   </w:style>
-  <w:style w:type="character" w:customStyle="1" w:styleId="Heading6Char">
-    <w:name w:val="Heading 6 Char"/>
-    <w:basedOn w:val="DefaultParagraphFont"/>
-    <w:link w:val="Heading6"/>
+  <w:style w:type="character" w:customStyle="1" w:styleId="60">
+    <w:name w:val="כותרת 6 תו"/>
+    <w:basedOn w:val="a0"/>
+    <w:link w:val="6"/>
     <w:uiPriority w:val="9"/>
     <w:semiHidden/>
     <w:rsid w:val="00EB6DF6"/>
@@ -2527,10 +6469,10 @@
       <w:color w:val="595959" w:themeColor="text1" w:themeTint="A6"/>
     </w:rPr>
   </w:style>
-  <w:style w:type="character" w:customStyle="1" w:styleId="Heading7Char">
-    <w:name w:val="Heading 7 Char"/>
-    <w:basedOn w:val="DefaultParagraphFont"/>
-    <w:link w:val="Heading7"/>
+  <w:style w:type="character" w:customStyle="1" w:styleId="70">
+    <w:name w:val="כותרת 7 תו"/>
+    <w:basedOn w:val="a0"/>
+    <w:link w:val="7"/>
     <w:uiPriority w:val="9"/>
     <w:semiHidden/>
     <w:rsid w:val="00EB6DF6"/>
@@ -2539,10 +6481,10 @@
       <w:color w:val="595959" w:themeColor="text1" w:themeTint="A6"/>
     </w:rPr>
   </w:style>
-  <w:style w:type="character" w:customStyle="1" w:styleId="Heading8Char">
-    <w:name w:val="Heading 8 Char"/>
-    <w:basedOn w:val="DefaultParagraphFont"/>
-    <w:link w:val="Heading8"/>
+  <w:style w:type="character" w:customStyle="1" w:styleId="80">
+    <w:name w:val="כותרת 8 תו"/>
+    <w:basedOn w:val="a0"/>
+    <w:link w:val="8"/>
     <w:uiPriority w:val="9"/>
     <w:semiHidden/>
     <w:rsid w:val="00EB6DF6"/>
@@ -2553,10 +6495,10 @@
       <w:color w:val="272727" w:themeColor="text1" w:themeTint="D8"/>
     </w:rPr>
   </w:style>
-  <w:style w:type="character" w:customStyle="1" w:styleId="Heading9Char">
-    <w:name w:val="Heading 9 Char"/>
-    <w:basedOn w:val="DefaultParagraphFont"/>
-    <w:link w:val="Heading9"/>
+  <w:style w:type="character" w:customStyle="1" w:styleId="90">
+    <w:name w:val="כותרת 9 תו"/>
+    <w:basedOn w:val="a0"/>
+    <w:link w:val="9"/>
     <w:uiPriority w:val="9"/>
     <w:semiHidden/>
     <w:rsid w:val="00EB6DF6"/>
@@ -2565,11 +6507,11 @@
       <w:color w:val="272727" w:themeColor="text1" w:themeTint="D8"/>
     </w:rPr>
   </w:style>
-  <w:style w:type="paragraph" w:styleId="Title">
+  <w:style w:type="paragraph" w:styleId="a3">
     <w:name w:val="Title"/>
-    <w:basedOn w:val="Normal"/>
-    <w:next w:val="Normal"/>
-    <w:link w:val="TitleChar"/>
+    <w:basedOn w:val="a"/>
+    <w:next w:val="a"/>
+    <w:link w:val="a4"/>
     <w:uiPriority w:val="10"/>
     <w:qFormat/>
     <w:rsid w:val="00EB6DF6"/>
@@ -2585,10 +6527,10 @@
       <w:szCs w:val="56"/>
     </w:rPr>
   </w:style>
-  <w:style w:type="character" w:customStyle="1" w:styleId="TitleChar">
-    <w:name w:val="Title Char"/>
-    <w:basedOn w:val="DefaultParagraphFont"/>
-    <w:link w:val="Title"/>
+  <w:style w:type="character" w:customStyle="1" w:styleId="a4">
+    <w:name w:val="כותרת טקסט תו"/>
+    <w:basedOn w:val="a0"/>
+    <w:link w:val="a3"/>
     <w:uiPriority w:val="10"/>
     <w:rsid w:val="00EB6DF6"/>
     <w:rPr>
@@ -2599,11 +6541,11 @@
       <w:szCs w:val="56"/>
     </w:rPr>
   </w:style>
-  <w:style w:type="paragraph" w:styleId="Subtitle">
+  <w:style w:type="paragraph" w:styleId="a5">
     <w:name w:val="Subtitle"/>
-    <w:basedOn w:val="Normal"/>
-    <w:next w:val="Normal"/>
-    <w:link w:val="SubtitleChar"/>
+    <w:basedOn w:val="a"/>
+    <w:next w:val="a"/>
+    <w:link w:val="a6"/>
     <w:uiPriority w:val="11"/>
     <w:qFormat/>
     <w:rsid w:val="00EB6DF6"/>
@@ -2620,10 +6562,10 @@
       <w:szCs w:val="28"/>
     </w:rPr>
   </w:style>
-  <w:style w:type="character" w:customStyle="1" w:styleId="SubtitleChar">
-    <w:name w:val="Subtitle Char"/>
-    <w:basedOn w:val="DefaultParagraphFont"/>
-    <w:link w:val="Subtitle"/>
+  <w:style w:type="character" w:customStyle="1" w:styleId="a6">
+    <w:name w:val="כותרת משנה תו"/>
+    <w:basedOn w:val="a0"/>
+    <w:link w:val="a5"/>
     <w:uiPriority w:val="11"/>
     <w:rsid w:val="00EB6DF6"/>
     <w:rPr>
@@ -2634,11 +6576,11 @@
       <w:szCs w:val="28"/>
     </w:rPr>
   </w:style>
-  <w:style w:type="paragraph" w:styleId="Quote">
+  <w:style w:type="paragraph" w:styleId="a7">
     <w:name w:val="Quote"/>
-    <w:basedOn w:val="Normal"/>
-    <w:next w:val="Normal"/>
-    <w:link w:val="QuoteChar"/>
+    <w:basedOn w:val="a"/>
+    <w:next w:val="a"/>
+    <w:link w:val="a8"/>
     <w:uiPriority w:val="29"/>
     <w:qFormat/>
     <w:rsid w:val="00EB6DF6"/>
@@ -2652,10 +6594,10 @@
       <w:color w:val="404040" w:themeColor="text1" w:themeTint="BF"/>
     </w:rPr>
   </w:style>
-  <w:style w:type="character" w:customStyle="1" w:styleId="QuoteChar">
-    <w:name w:val="Quote Char"/>
-    <w:basedOn w:val="DefaultParagraphFont"/>
-    <w:link w:val="Quote"/>
+  <w:style w:type="character" w:customStyle="1" w:styleId="a8">
+    <w:name w:val="ציטוט תו"/>
+    <w:basedOn w:val="a0"/>
+    <w:link w:val="a7"/>
     <w:uiPriority w:val="29"/>
     <w:rsid w:val="00EB6DF6"/>
     <w:rPr>
@@ -2664,9 +6606,9 @@
       <w:color w:val="404040" w:themeColor="text1" w:themeTint="BF"/>
     </w:rPr>
   </w:style>
-  <w:style w:type="paragraph" w:styleId="ListParagraph">
+  <w:style w:type="paragraph" w:styleId="a9">
     <w:name w:val="List Paragraph"/>
-    <w:basedOn w:val="Normal"/>
+    <w:basedOn w:val="a"/>
     <w:uiPriority w:val="34"/>
     <w:qFormat/>
     <w:rsid w:val="00EB6DF6"/>
@@ -2675,9 +6617,9 @@
       <w:contextualSpacing/>
     </w:pPr>
   </w:style>
-  <w:style w:type="character" w:styleId="IntenseEmphasis">
+  <w:style w:type="character" w:styleId="aa">
     <w:name w:val="Intense Emphasis"/>
-    <w:basedOn w:val="DefaultParagraphFont"/>
+    <w:basedOn w:val="a0"/>
     <w:uiPriority w:val="21"/>
     <w:qFormat/>
     <w:rsid w:val="00EB6DF6"/>
@@ -2687,11 +6629,11 @@
       <w:color w:val="0F4761" w:themeColor="accent1" w:themeShade="BF"/>
     </w:rPr>
   </w:style>
-  <w:style w:type="paragraph" w:styleId="IntenseQuote">
+  <w:style w:type="paragraph" w:styleId="ab">
     <w:name w:val="Intense Quote"/>
-    <w:basedOn w:val="Normal"/>
-    <w:next w:val="Normal"/>
-    <w:link w:val="IntenseQuoteChar"/>
+    <w:basedOn w:val="a"/>
+    <w:next w:val="a"/>
+    <w:link w:val="ac"/>
     <w:uiPriority w:val="30"/>
     <w:qFormat/>
     <w:rsid w:val="00EB6DF6"/>
@@ -2710,10 +6652,10 @@
       <w:color w:val="0F4761" w:themeColor="accent1" w:themeShade="BF"/>
     </w:rPr>
   </w:style>
-  <w:style w:type="character" w:customStyle="1" w:styleId="IntenseQuoteChar">
-    <w:name w:val="Intense Quote Char"/>
-    <w:basedOn w:val="DefaultParagraphFont"/>
-    <w:link w:val="IntenseQuote"/>
+  <w:style w:type="character" w:customStyle="1" w:styleId="ac">
+    <w:name w:val="ציטוט חזק תו"/>
+    <w:basedOn w:val="a0"/>
+    <w:link w:val="ab"/>
     <w:uiPriority w:val="30"/>
     <w:rsid w:val="00EB6DF6"/>
     <w:rPr>
@@ -2722,9 +6664,9 @@
       <w:color w:val="0F4761" w:themeColor="accent1" w:themeShade="BF"/>
     </w:rPr>
   </w:style>
-  <w:style w:type="character" w:styleId="IntenseReference">
+  <w:style w:type="character" w:styleId="ad">
     <w:name w:val="Intense Reference"/>
-    <w:basedOn w:val="DefaultParagraphFont"/>
+    <w:basedOn w:val="a0"/>
     <w:uiPriority w:val="32"/>
     <w:qFormat/>
     <w:rsid w:val="00EB6DF6"/>
@@ -2738,7 +6680,7 @@
   </w:style>
   <w:style w:type="paragraph" w:styleId="NormalWeb">
     <w:name w:val="Normal (Web)"/>
-    <w:basedOn w:val="Normal"/>
+    <w:basedOn w:val="a"/>
     <w:uiPriority w:val="99"/>
     <w:unhideWhenUsed/>
     <w:rsid w:val="00EB6DF6"/>
@@ -2753,42 +6695,42 @@
   </w:style>
   <w:style w:type="character" w:customStyle="1" w:styleId="citation-476">
     <w:name w:val="citation-476"/>
-    <w:basedOn w:val="DefaultParagraphFont"/>
+    <w:basedOn w:val="a0"/>
     <w:rsid w:val="00EB6DF6"/>
   </w:style>
   <w:style w:type="character" w:customStyle="1" w:styleId="citation-475">
     <w:name w:val="citation-475"/>
-    <w:basedOn w:val="DefaultParagraphFont"/>
+    <w:basedOn w:val="a0"/>
     <w:rsid w:val="00EB6DF6"/>
   </w:style>
   <w:style w:type="character" w:customStyle="1" w:styleId="citation-474">
     <w:name w:val="citation-474"/>
-    <w:basedOn w:val="DefaultParagraphFont"/>
+    <w:basedOn w:val="a0"/>
     <w:rsid w:val="00EB6DF6"/>
   </w:style>
   <w:style w:type="character" w:customStyle="1" w:styleId="citation-473">
     <w:name w:val="citation-473"/>
-    <w:basedOn w:val="DefaultParagraphFont"/>
+    <w:basedOn w:val="a0"/>
     <w:rsid w:val="00EB6DF6"/>
   </w:style>
   <w:style w:type="character" w:customStyle="1" w:styleId="citation-472">
     <w:name w:val="citation-472"/>
-    <w:basedOn w:val="DefaultParagraphFont"/>
+    <w:basedOn w:val="a0"/>
     <w:rsid w:val="00EB6DF6"/>
   </w:style>
   <w:style w:type="character" w:customStyle="1" w:styleId="citation-471">
     <w:name w:val="citation-471"/>
-    <w:basedOn w:val="DefaultParagraphFont"/>
+    <w:basedOn w:val="a0"/>
     <w:rsid w:val="00EB6DF6"/>
   </w:style>
   <w:style w:type="character" w:customStyle="1" w:styleId="citation-470">
     <w:name w:val="citation-470"/>
-    <w:basedOn w:val="DefaultParagraphFont"/>
+    <w:basedOn w:val="a0"/>
     <w:rsid w:val="00EB6DF6"/>
   </w:style>
-  <w:style w:type="character" w:styleId="Strong">
+  <w:style w:type="character" w:styleId="ae">
     <w:name w:val="Strong"/>
-    <w:basedOn w:val="DefaultParagraphFont"/>
+    <w:basedOn w:val="a0"/>
     <w:uiPriority w:val="22"/>
     <w:qFormat/>
     <w:rsid w:val="00EB6DF6"/>
@@ -2799,28 +6741,58 @@
   </w:style>
   <w:style w:type="character" w:customStyle="1" w:styleId="citation-469">
     <w:name w:val="citation-469"/>
-    <w:basedOn w:val="DefaultParagraphFont"/>
+    <w:basedOn w:val="a0"/>
     <w:rsid w:val="00EB6DF6"/>
   </w:style>
   <w:style w:type="character" w:customStyle="1" w:styleId="citation-468">
     <w:name w:val="citation-468"/>
-    <w:basedOn w:val="DefaultParagraphFont"/>
+    <w:basedOn w:val="a0"/>
     <w:rsid w:val="00EB6DF6"/>
   </w:style>
   <w:style w:type="character" w:customStyle="1" w:styleId="citation-467">
     <w:name w:val="citation-467"/>
-    <w:basedOn w:val="DefaultParagraphFont"/>
+    <w:basedOn w:val="a0"/>
     <w:rsid w:val="00EB6DF6"/>
   </w:style>
   <w:style w:type="character" w:customStyle="1" w:styleId="citation-466">
     <w:name w:val="citation-466"/>
-    <w:basedOn w:val="DefaultParagraphFont"/>
+    <w:basedOn w:val="a0"/>
     <w:rsid w:val="00EB6DF6"/>
   </w:style>
   <w:style w:type="character" w:customStyle="1" w:styleId="citation-465">
     <w:name w:val="citation-465"/>
-    <w:basedOn w:val="DefaultParagraphFont"/>
+    <w:basedOn w:val="a0"/>
     <w:rsid w:val="00EB6DF6"/>
+  </w:style>
+  <w:style w:type="paragraph" w:styleId="HTML">
+    <w:name w:val="HTML Preformatted"/>
+    <w:basedOn w:val="a"/>
+    <w:link w:val="HTML0"/>
+    <w:uiPriority w:val="99"/>
+    <w:semiHidden/>
+    <w:unhideWhenUsed/>
+    <w:rsid w:val="00E25B30"/>
+    <w:pPr>
+      <w:spacing w:after="0" w:line="240" w:lineRule="auto"/>
+    </w:pPr>
+    <w:rPr>
+      <w:rFonts w:ascii="Consolas" w:hAnsi="Consolas"/>
+      <w:sz w:val="20"/>
+      <w:szCs w:val="20"/>
+    </w:rPr>
+  </w:style>
+  <w:style w:type="character" w:customStyle="1" w:styleId="HTML0">
+    <w:name w:val="HTML מעוצב מראש תו"/>
+    <w:basedOn w:val="a0"/>
+    <w:link w:val="HTML"/>
+    <w:uiPriority w:val="99"/>
+    <w:semiHidden/>
+    <w:rsid w:val="00E25B30"/>
+    <w:rPr>
+      <w:rFonts w:ascii="Consolas" w:hAnsi="Consolas"/>
+      <w:sz w:val="20"/>
+      <w:szCs w:val="20"/>
+    </w:rPr>
   </w:style>
 </w:styles>
 </file>
